--- a/courts/first-circuit/maine/federal/bankruptcy-district/adversary-complaint/usage/OUTPUT-adversary-complaint.docx
+++ b/courts/first-circuit/maine/federal/bankruptcy-district/adversary-complaint/usage/OUTPUT-adversary-complaint.docx
@@ -4,17 +4,33 @@
   <w:body>
     <w:p>
       <w:pPr>
-        <w:pStyle w:val="PleadingCourt"/>
+        <w:keepNext/>
+        <w:keepLines/>
+        <w:spacing w:before="0" w:after="0" w:line="276" w:lineRule="exact"/>
+        <w:ind w:left="0" w:firstLine="0"/>
+        <w:jc w:val="center"/>
       </w:pPr>
       <w:r>
+        <w:rPr>
+          <w:b/>
+          <w:bCs/>
+        </w:rPr>
         <w:t xml:space="preserve">UNITED STATES BANKRUPTCY COURT</w:t>
       </w:r>
     </w:p>
     <w:p>
       <w:pPr>
-        <w:pStyle w:val="PleadingCourt"/>
+        <w:keepNext/>
+        <w:keepLines/>
+        <w:spacing w:before="0" w:after="480" w:line="276" w:lineRule="exact"/>
+        <w:ind w:left="0" w:firstLine="0"/>
+        <w:jc w:val="center"/>
       </w:pPr>
       <w:r>
+        <w:rPr>
+          <w:b/>
+          <w:bCs/>
+        </w:rPr>
         <w:t xml:space="preserve">DISTRICT OF MAINE</w:t>
       </w:r>
     </w:p>
@@ -31,9 +47,12 @@
         </w:tblBorders>
         <w:tblLayout w:type="fixed"/>
         <w:tblCellMar>
+          <w:top w:w="0" w:type="dxa"/>
           <w:left w:w="0" w:type="dxa"/>
+          <w:bottom w:w="0" w:type="dxa"/>
           <w:right w:w="0" w:type="dxa"/>
         </w:tblCellMar>
+        <w:tblLook w:val="0000" w:firstRow="0" w:lastRow="0" w:firstColumn="0" w:lastColumn="0" w:noHBand="0" w:noVBand="0"/>
       </w:tblPr>
       <w:tblGrid>
         <w:gridCol w:w="4896"/>
@@ -52,13 +71,16 @@
             </w:tcBorders>
             <w:tcMar>
               <w:top w:w="120" w:type="dxa"/>
+              <w:left w:w="0" w:type="dxa"/>
               <w:bottom w:w="200" w:type="dxa"/>
               <w:right w:w="200" w:type="dxa"/>
             </w:tcMar>
           </w:tcPr>
           <w:p>
             <w:pPr>
-              <w:pStyle w:val="PleadingSingle"/>
+              <w:spacing w:before="0" w:after="0" w:line="276" w:lineRule="exact"/>
+              <w:ind w:left="0" w:firstLine="0"/>
+              <w:jc w:val="left"/>
             </w:pPr>
             <w:r>
               <w:t xml:space="preserve">In re:</w:t>
@@ -66,15 +88,31 @@
           </w:p>
           <w:p>
             <w:pPr>
-              <w:pStyle w:val="PleadingSingle"/>
+              <w:spacing w:before="0" w:after="0" w:line="276" w:lineRule="exact"/>
+              <w:ind w:left="0" w:firstLine="0"/>
+              <w:jc w:val="left"/>
             </w:pPr>
             <w:r>
-              <w:t xml:space="preserve">ROLAND TY PEASE,</w:t>
+              <w:t xml:space="preserve">ROLAND</w:t>
+            </w:r>
+            <w:r>
+              <w:t xml:space="preserve"> </w:t>
+            </w:r>
+            <w:r>
+              <w:t xml:space="preserve">TY</w:t>
+            </w:r>
+            <w:r>
+              <w:t xml:space="preserve"> </w:t>
+            </w:r>
+            <w:r>
+              <w:t xml:space="preserve">PEASE,</w:t>
             </w:r>
           </w:p>
           <w:p>
             <w:pPr>
-              <w:pStyle w:val="PleadingSingle"/>
+              <w:spacing w:before="0" w:after="0" w:line="276" w:lineRule="exact"/>
+              <w:ind w:left="0" w:firstLine="0"/>
+              <w:jc w:val="left"/>
             </w:pPr>
             <w:r>
               <w:t xml:space="preserve">Debtor.</w:t>
@@ -91,22 +129,41 @@
               <w:top w:w="120" w:type="dxa"/>
               <w:left w:w="288" w:type="dxa"/>
               <w:bottom w:w="200" w:type="dxa"/>
+              <w:right w:w="0" w:type="dxa"/>
             </w:tcMar>
           </w:tcPr>
           <w:p>
             <w:pPr>
-              <w:pStyle w:val="PleadingSingle"/>
+              <w:spacing w:before="0" w:after="0" w:line="276" w:lineRule="exact"/>
+              <w:ind w:left="0" w:firstLine="0"/>
+              <w:jc w:val="left"/>
             </w:pPr>
             <w:r>
-              <w:t xml:space="preserve">Chapter 7</w:t>
+              <w:t xml:space="preserve">Chapter </w:t>
+            </w:r>
+            <w:r>
+              <w:t xml:space="preserve">7</w:t>
             </w:r>
           </w:p>
           <w:p>
             <w:pPr>
-              <w:pStyle w:val="PleadingSingle"/>
+              <w:spacing w:before="0" w:after="0" w:line="276" w:lineRule="exact"/>
+              <w:ind w:left="0" w:firstLine="0"/>
+              <w:jc w:val="left"/>
             </w:pPr>
             <w:r>
-              <w:t xml:space="preserve">Case No. 25-10255 MAF</w:t>
+              <w:t xml:space="preserve">Case No. </w:t>
+            </w:r>
+            <w:r>
+              <w:t xml:space="preserve">25</w:t>
+              <w:noBreakHyphen/>
+              <w:t xml:space="preserve">10255</w:t>
+            </w:r>
+            <w:r>
+              <w:t xml:space="preserve"> </w:t>
+            </w:r>
+            <w:r>
+              <w:t xml:space="preserve">MAF</w:t>
             </w:r>
           </w:p>
         </w:tc>
@@ -124,21 +181,56 @@
             </w:tcBorders>
             <w:tcMar>
               <w:top w:w="120" w:type="dxa"/>
+              <w:left w:w="0" w:type="dxa"/>
               <w:bottom w:w="200" w:type="dxa"/>
               <w:right w:w="200" w:type="dxa"/>
             </w:tcMar>
           </w:tcPr>
           <w:p>
             <w:pPr>
-              <w:pStyle w:val="PleadingSingle"/>
+              <w:spacing w:before="0" w:after="0" w:line="276" w:lineRule="exact"/>
+              <w:ind w:left="0" w:firstLine="0"/>
+              <w:jc w:val="left"/>
             </w:pPr>
             <w:r>
-              <w:t xml:space="preserve">ANTHONY J. MANHART, Chapter 7 Trustee,</w:t>
+              <w:t xml:space="preserve">ANTHONY</w:t>
+            </w:r>
+            <w:r>
+              <w:t xml:space="preserve"> </w:t>
+            </w:r>
+            <w:r>
+              <w:t xml:space="preserve">J.</w:t>
+            </w:r>
+            <w:r>
+              <w:t xml:space="preserve"> </w:t>
+            </w:r>
+            <w:r>
+              <w:t xml:space="preserve">MANHART,</w:t>
+            </w:r>
+            <w:r>
+              <w:t xml:space="preserve"> </w:t>
+            </w:r>
+            <w:r>
+              <w:t xml:space="preserve">Chapter</w:t>
+            </w:r>
+            <w:r>
+              <w:t xml:space="preserve"> </w:t>
+            </w:r>
+            <w:r>
+              <w:t xml:space="preserve">7</w:t>
+            </w:r>
+            <w:r>
+              <w:t xml:space="preserve"> </w:t>
+            </w:r>
+            <w:r>
+              <w:t xml:space="preserve">Trustee,</w:t>
             </w:r>
           </w:p>
           <w:p>
             <w:pPr>
-              <w:pStyle w:val="PleadingSingle"/>
+              <w:spacing w:before="0" w:after="0" w:line="276" w:lineRule="exact"/>
+              <w:ind w:left="0" w:firstLine="0"/>
+              <w:jc w:val="left"/>
             </w:pPr>
             <w:r>
               <w:t xml:space="preserve">Plaintiff,</w:t>
@@ -146,7 +238,9 @@
           </w:p>
           <w:p>
             <w:pPr>
-              <w:pStyle w:val="PleadingSingle"/>
+              <w:spacing w:before="0" w:after="0" w:line="276" w:lineRule="exact"/>
+              <w:ind w:left="0" w:firstLine="0"/>
+              <w:jc w:val="left"/>
             </w:pPr>
             <w:r>
               <w:t xml:space="preserve">v.</w:t>
@@ -154,15 +248,43 @@
           </w:p>
           <w:p>
             <w:pPr>
-              <w:pStyle w:val="PleadingSingle"/>
+              <w:spacing w:before="0" w:after="0" w:line="276" w:lineRule="exact"/>
+              <w:ind w:left="0" w:firstLine="0"/>
+              <w:jc w:val="left"/>
             </w:pPr>
             <w:r>
-              <w:t xml:space="preserve">CARRIE JOHNSON, f/k/a CARRIE BLACKWELL.</w:t>
+              <w:t xml:space="preserve">CARRIE</w:t>
+            </w:r>
+            <w:r>
+              <w:t xml:space="preserve"> </w:t>
+            </w:r>
+            <w:r>
+              <w:t xml:space="preserve">JOHNSON,</w:t>
+            </w:r>
+            <w:r>
+              <w:t xml:space="preserve"> </w:t>
+            </w:r>
+            <w:r>
+              <w:t xml:space="preserve">f/k/a</w:t>
+            </w:r>
+            <w:r>
+              <w:t xml:space="preserve"> </w:t>
+            </w:r>
+            <w:r>
+              <w:t xml:space="preserve">CARRIE</w:t>
+            </w:r>
+            <w:r>
+              <w:t xml:space="preserve"> </w:t>
+            </w:r>
+            <w:r>
+              <w:t xml:space="preserve">BLACKWELL.</w:t>
             </w:r>
           </w:p>
           <w:p>
             <w:pPr>
-              <w:pStyle w:val="PleadingSingle"/>
+              <w:spacing w:before="0" w:after="0" w:line="276" w:lineRule="exact"/>
+              <w:ind w:left="0" w:firstLine="0"/>
+              <w:jc w:val="left"/>
             </w:pPr>
             <w:r>
               <w:t xml:space="preserve">Defendant.</w:t>
@@ -179,14 +301,20 @@
               <w:top w:w="120" w:type="dxa"/>
               <w:left w:w="288" w:type="dxa"/>
               <w:bottom w:w="200" w:type="dxa"/>
+              <w:right w:w="0" w:type="dxa"/>
             </w:tcMar>
           </w:tcPr>
           <w:p>
             <w:pPr>
-              <w:pStyle w:val="PleadingSingle"/>
+              <w:spacing w:before="0" w:after="0" w:line="276" w:lineRule="exact"/>
+              <w:ind w:left="0" w:firstLine="0"/>
+              <w:jc w:val="left"/>
             </w:pPr>
             <w:r>
-              <w:t xml:space="preserve">Adv. Proc. No. 26-</w:t>
+              <w:t xml:space="preserve">Adv. Proc. No. </w:t>
+            </w:r>
+            <w:r>
+              <w:t xml:space="preserve">26-</w:t>
             </w:r>
           </w:p>
         </w:tc>
@@ -194,32 +322,347 @@
     </w:tbl>
     <w:p>
       <w:pPr>
-        <w:pStyle w:val="PleadingTitle"/>
+        <w:keepNext/>
+        <w:keepLines/>
+        <w:spacing w:before="480" w:after="240" w:line="276" w:lineRule="exact"/>
+        <w:ind w:left="0" w:firstLine="0"/>
+        <w:jc w:val="center"/>
       </w:pPr>
       <w:r>
+        <w:rPr>
+          <w:b/>
+          <w:bCs/>
+        </w:rPr>
         <w:t xml:space="preserve">COMPLAINT</w:t>
       </w:r>
     </w:p>
     <w:p>
       <w:pPr>
-        <w:pStyle w:val="PleadingBody"/>
+        <w:spacing w:before="0" w:after="0" w:line="480" w:lineRule="exact"/>
+        <w:ind w:left="0" w:firstLine="720"/>
+        <w:jc w:val="left"/>
       </w:pPr>
       <w:r>
-        <w:t xml:space="preserve">NOW COMES Plaintiff, Anthony J. Manhart, in his capacity as Chapter 7 Trustee (the “Trustee” or the “Plaintiff”) in the above-captioned chapter 7 case, by and through counsel, Perkins Thompson, P.A., and hereby complains against Carrie Johnson, f/k/a Carrie Blackwell (“Ms. Johnson” or the “Defendant”).</w:t>
+        <w:t xml:space="preserve">NOW</w:t>
+      </w:r>
+      <w:r>
+        <w:t xml:space="preserve"> </w:t>
+      </w:r>
+      <w:r>
+        <w:t xml:space="preserve">COMES</w:t>
+      </w:r>
+      <w:r>
+        <w:t xml:space="preserve"> </w:t>
+      </w:r>
+      <w:r>
+        <w:t xml:space="preserve">Plaintiff,</w:t>
+      </w:r>
+      <w:r>
+        <w:t xml:space="preserve"> </w:t>
+      </w:r>
+      <w:r>
+        <w:t xml:space="preserve">Anthony</w:t>
+      </w:r>
+      <w:r>
+        <w:t xml:space="preserve"> </w:t>
+      </w:r>
+      <w:r>
+        <w:t xml:space="preserve">J.</w:t>
+      </w:r>
+      <w:r>
+        <w:t xml:space="preserve"> </w:t>
+      </w:r>
+      <w:r>
+        <w:t xml:space="preserve">Manhart,</w:t>
+      </w:r>
+      <w:r>
+        <w:t xml:space="preserve"> </w:t>
+      </w:r>
+      <w:r>
+        <w:t xml:space="preserve">in</w:t>
+      </w:r>
+      <w:r>
+        <w:t xml:space="preserve"> </w:t>
+      </w:r>
+      <w:r>
+        <w:t xml:space="preserve">his</w:t>
+      </w:r>
+      <w:r>
+        <w:t xml:space="preserve"> </w:t>
+      </w:r>
+      <w:r>
+        <w:t xml:space="preserve">capacity</w:t>
+      </w:r>
+      <w:r>
+        <w:t xml:space="preserve"> </w:t>
+      </w:r>
+      <w:r>
+        <w:t xml:space="preserve">as</w:t>
+      </w:r>
+      <w:r>
+        <w:t xml:space="preserve"> </w:t>
+      </w:r>
+      <w:r>
+        <w:t xml:space="preserve">Chapter</w:t>
+      </w:r>
+      <w:r>
+        <w:t xml:space="preserve"> </w:t>
+      </w:r>
+      <w:r>
+        <w:t xml:space="preserve">7</w:t>
+      </w:r>
+      <w:r>
+        <w:t xml:space="preserve"> </w:t>
+      </w:r>
+      <w:r>
+        <w:t xml:space="preserve">Trustee</w:t>
+      </w:r>
+      <w:r>
+        <w:t xml:space="preserve"> </w:t>
+      </w:r>
+      <w:r>
+        <w:t xml:space="preserve">(the</w:t>
+      </w:r>
+      <w:r>
+        <w:t xml:space="preserve"> </w:t>
+      </w:r>
+      <w:r>
+        <w:t xml:space="preserve">“Trustee”</w:t>
+      </w:r>
+      <w:r>
+        <w:t xml:space="preserve"> </w:t>
+      </w:r>
+      <w:r>
+        <w:t xml:space="preserve">or</w:t>
+      </w:r>
+      <w:r>
+        <w:t xml:space="preserve"> </w:t>
+      </w:r>
+      <w:r>
+        <w:t xml:space="preserve">the</w:t>
+      </w:r>
+      <w:r>
+        <w:t xml:space="preserve"> </w:t>
+      </w:r>
+      <w:r>
+        <w:t xml:space="preserve">“Plaintiff”)</w:t>
+      </w:r>
+      <w:r>
+        <w:t xml:space="preserve"> </w:t>
+      </w:r>
+      <w:r>
+        <w:t xml:space="preserve">in</w:t>
+      </w:r>
+      <w:r>
+        <w:t xml:space="preserve"> </w:t>
+      </w:r>
+      <w:r>
+        <w:t xml:space="preserve">the</w:t>
+      </w:r>
+      <w:r>
+        <w:t xml:space="preserve"> </w:t>
+      </w:r>
+      <w:r>
+        <w:t xml:space="preserve">above-captioned</w:t>
+      </w:r>
+      <w:r>
+        <w:t xml:space="preserve"> </w:t>
+      </w:r>
+      <w:r>
+        <w:t xml:space="preserve">chapter</w:t>
+      </w:r>
+      <w:r>
+        <w:t xml:space="preserve"> </w:t>
+      </w:r>
+      <w:r>
+        <w:t xml:space="preserve">7</w:t>
+      </w:r>
+      <w:r>
+        <w:t xml:space="preserve"> </w:t>
+      </w:r>
+      <w:r>
+        <w:t xml:space="preserve">case,</w:t>
+      </w:r>
+      <w:r>
+        <w:t xml:space="preserve"> </w:t>
+      </w:r>
+      <w:r>
+        <w:t xml:space="preserve">by</w:t>
+      </w:r>
+      <w:r>
+        <w:t xml:space="preserve"> </w:t>
+      </w:r>
+      <w:r>
+        <w:t xml:space="preserve">and</w:t>
+      </w:r>
+      <w:r>
+        <w:t xml:space="preserve"> </w:t>
+      </w:r>
+      <w:r>
+        <w:t xml:space="preserve">through</w:t>
+      </w:r>
+      <w:r>
+        <w:t xml:space="preserve"> </w:t>
+      </w:r>
+      <w:r>
+        <w:t xml:space="preserve">counsel,</w:t>
+      </w:r>
+      <w:r>
+        <w:t xml:space="preserve"> </w:t>
+      </w:r>
+      <w:r>
+        <w:t xml:space="preserve">Perkins</w:t>
+      </w:r>
+      <w:r>
+        <w:t xml:space="preserve"> </w:t>
+      </w:r>
+      <w:r>
+        <w:t xml:space="preserve">Thompson,</w:t>
+      </w:r>
+      <w:r>
+        <w:t xml:space="preserve"> </w:t>
+      </w:r>
+      <w:r>
+        <w:t xml:space="preserve">P.A.,</w:t>
+      </w:r>
+      <w:r>
+        <w:t xml:space="preserve"> </w:t>
+      </w:r>
+      <w:r>
+        <w:t xml:space="preserve">and</w:t>
+      </w:r>
+      <w:r>
+        <w:t xml:space="preserve"> </w:t>
+      </w:r>
+      <w:r>
+        <w:t xml:space="preserve">hereby</w:t>
+      </w:r>
+      <w:r>
+        <w:t xml:space="preserve"> </w:t>
+      </w:r>
+      <w:r>
+        <w:t xml:space="preserve">complains</w:t>
+      </w:r>
+      <w:r>
+        <w:t xml:space="preserve"> </w:t>
+      </w:r>
+      <w:r>
+        <w:t xml:space="preserve">against</w:t>
+      </w:r>
+      <w:r>
+        <w:t xml:space="preserve"> </w:t>
+      </w:r>
+      <w:r>
+        <w:t xml:space="preserve">Carrie</w:t>
+      </w:r>
+      <w:r>
+        <w:t xml:space="preserve"> </w:t>
+      </w:r>
+      <w:r>
+        <w:t xml:space="preserve">Johnson,</w:t>
+      </w:r>
+      <w:r>
+        <w:t xml:space="preserve"> </w:t>
+      </w:r>
+      <w:r>
+        <w:t xml:space="preserve">f/k/a</w:t>
+      </w:r>
+      <w:r>
+        <w:t xml:space="preserve"> </w:t>
+      </w:r>
+      <w:r>
+        <w:t xml:space="preserve">Carrie</w:t>
+      </w:r>
+      <w:r>
+        <w:t xml:space="preserve"> </w:t>
+      </w:r>
+      <w:r>
+        <w:t xml:space="preserve">Blackwell</w:t>
+      </w:r>
+      <w:r>
+        <w:t xml:space="preserve"> </w:t>
+      </w:r>
+      <w:r>
+        <w:t xml:space="preserve">(“Ms.</w:t>
+      </w:r>
+      <w:r>
+        <w:t xml:space="preserve"> </w:t>
+      </w:r>
+      <w:r>
+        <w:t xml:space="preserve">Johnson”</w:t>
+      </w:r>
+      <w:r>
+        <w:t xml:space="preserve"> </w:t>
+      </w:r>
+      <w:r>
+        <w:t xml:space="preserve">or</w:t>
+      </w:r>
+      <w:r>
+        <w:t xml:space="preserve"> </w:t>
+      </w:r>
+      <w:r>
+        <w:t xml:space="preserve">the</w:t>
+      </w:r>
+      <w:r>
+        <w:t xml:space="preserve"> </w:t>
+      </w:r>
+      <w:r>
+        <w:t xml:space="preserve">“Defendant”).</w:t>
       </w:r>
     </w:p>
-    <w:bookmarkStart w:id="20" w:name="jurisdiction-and-venue"/>
     <w:p>
       <w:pPr>
         <w:pStyle w:val="Heading1"/>
+        <w:keepNext/>
+        <w:keepLines/>
+        <w:spacing w:before="240" w:after="240" w:line="480" w:lineRule="exact"/>
+        <w:ind w:left="0" w:firstLine="0"/>
+        <w:jc w:val="center"/>
       </w:pPr>
       <w:r>
-        <w:t xml:space="preserve">JURISDICTION AND VENUE</w:t>
+        <w:rPr>
+          <w:b/>
+          <w:bCs/>
+        </w:rPr>
+        <w:t xml:space="preserve">JURISDICTION</w:t>
+      </w:r>
+      <w:r>
+        <w:rPr>
+          <w:b/>
+          <w:bCs/>
+        </w:rPr>
+        <w:t xml:space="preserve"> </w:t>
+      </w:r>
+      <w:r>
+        <w:rPr>
+          <w:b/>
+          <w:bCs/>
+        </w:rPr>
+        <w:t xml:space="preserve">AND</w:t>
+      </w:r>
+      <w:r>
+        <w:rPr>
+          <w:b/>
+          <w:bCs/>
+        </w:rPr>
+        <w:t xml:space="preserve"> </w:t>
+      </w:r>
+      <w:r>
+        <w:rPr>
+          <w:b/>
+          <w:bCs/>
+        </w:rPr>
+        <w:t xml:space="preserve">VENUE</w:t>
       </w:r>
     </w:p>
     <w:p>
       <w:pPr>
-        <w:pStyle w:val="PleadingNumbered"/>
+        <w:tabs>
+          <w:tab w:val="left" w:pos="1440"/>
+        </w:tabs>
+        <w:spacing w:before="0" w:after="0" w:line="480" w:lineRule="exact"/>
+        <w:ind w:left="0" w:firstLine="720"/>
+        <w:jc w:val="left"/>
       </w:pPr>
       <w:r>
         <w:t xml:space="preserve">1.</w:t>
@@ -228,12 +671,347 @@
         <w:tab/>
       </w:r>
       <w:r>
-        <w:t xml:space="preserve">This Court has jurisdiction over this proceeding pursuant to 28 U.S.C. §§ 157(a) and 1334(b) and District of Maine Local Rule of Civil Procedure 16.8, whereby all civil proceedings arising under the Bankruptcy Code, or arising in or related to cases under the United States Bankruptcy Code (the “Bankruptcy Code”), are automatically referred to this Court.</w:t>
+        <w:t xml:space="preserve">This</w:t>
+      </w:r>
+      <w:r>
+        <w:t xml:space="preserve"> </w:t>
+      </w:r>
+      <w:r>
+        <w:t xml:space="preserve">Court</w:t>
+      </w:r>
+      <w:r>
+        <w:t xml:space="preserve"> </w:t>
+      </w:r>
+      <w:r>
+        <w:t xml:space="preserve">has</w:t>
+      </w:r>
+      <w:r>
+        <w:t xml:space="preserve"> </w:t>
+      </w:r>
+      <w:r>
+        <w:t xml:space="preserve">jurisdiction</w:t>
+      </w:r>
+      <w:r>
+        <w:t xml:space="preserve"> </w:t>
+      </w:r>
+      <w:r>
+        <w:t xml:space="preserve">over</w:t>
+      </w:r>
+      <w:r>
+        <w:t xml:space="preserve"> </w:t>
+      </w:r>
+      <w:r>
+        <w:t xml:space="preserve">this</w:t>
+      </w:r>
+      <w:r>
+        <w:t xml:space="preserve"> </w:t>
+      </w:r>
+      <w:r>
+        <w:t xml:space="preserve">proceeding</w:t>
+      </w:r>
+      <w:r>
+        <w:t xml:space="preserve"> </w:t>
+      </w:r>
+      <w:r>
+        <w:t xml:space="preserve">pursuant</w:t>
+      </w:r>
+      <w:r>
+        <w:t xml:space="preserve"> </w:t>
+      </w:r>
+      <w:r>
+        <w:t xml:space="preserve">to</w:t>
+      </w:r>
+      <w:r>
+        <w:t xml:space="preserve"> </w:t>
+      </w:r>
+      <w:r>
+        <w:t xml:space="preserve">28</w:t>
+      </w:r>
+      <w:r>
+        <w:t xml:space="preserve"> </w:t>
+      </w:r>
+      <w:r>
+        <w:t xml:space="preserve">U.S.C.</w:t>
+      </w:r>
+      <w:r>
+        <w:t xml:space="preserve"> </w:t>
+      </w:r>
+      <w:r>
+        <w:t xml:space="preserve">§§</w:t>
+      </w:r>
+      <w:r>
+        <w:t xml:space="preserve"> </w:t>
+      </w:r>
+      <w:r>
+        <w:t xml:space="preserve">157(a)</w:t>
+      </w:r>
+      <w:r>
+        <w:t xml:space="preserve"> </w:t>
+      </w:r>
+      <w:r>
+        <w:t xml:space="preserve">and</w:t>
+      </w:r>
+      <w:r>
+        <w:t xml:space="preserve"> </w:t>
+      </w:r>
+      <w:r>
+        <w:t xml:space="preserve">1334(b)</w:t>
+      </w:r>
+      <w:r>
+        <w:t xml:space="preserve"> </w:t>
+      </w:r>
+      <w:r>
+        <w:t xml:space="preserve">and</w:t>
+      </w:r>
+      <w:r>
+        <w:t xml:space="preserve"> </w:t>
+      </w:r>
+      <w:r>
+        <w:t xml:space="preserve">District</w:t>
+      </w:r>
+      <w:r>
+        <w:t xml:space="preserve"> </w:t>
+      </w:r>
+      <w:r>
+        <w:t xml:space="preserve">of</w:t>
+      </w:r>
+      <w:r>
+        <w:t xml:space="preserve"> </w:t>
+      </w:r>
+      <w:r>
+        <w:t xml:space="preserve">Maine</w:t>
+      </w:r>
+      <w:r>
+        <w:t xml:space="preserve"> </w:t>
+      </w:r>
+      <w:r>
+        <w:t xml:space="preserve">Local</w:t>
+      </w:r>
+      <w:r>
+        <w:t xml:space="preserve"> </w:t>
+      </w:r>
+      <w:r>
+        <w:t xml:space="preserve">Rule</w:t>
+      </w:r>
+      <w:r>
+        <w:t xml:space="preserve"> </w:t>
+      </w:r>
+      <w:r>
+        <w:t xml:space="preserve">of</w:t>
+      </w:r>
+      <w:r>
+        <w:t xml:space="preserve"> </w:t>
+      </w:r>
+      <w:r>
+        <w:t xml:space="preserve">Civil</w:t>
+      </w:r>
+      <w:r>
+        <w:t xml:space="preserve"> </w:t>
+      </w:r>
+      <w:r>
+        <w:t xml:space="preserve">Procedure</w:t>
+      </w:r>
+      <w:r>
+        <w:t xml:space="preserve"> </w:t>
+      </w:r>
+      <w:r>
+        <w:t xml:space="preserve">16.8,</w:t>
+      </w:r>
+      <w:r>
+        <w:t xml:space="preserve"> </w:t>
+      </w:r>
+      <w:r>
+        <w:t xml:space="preserve">whereby</w:t>
+      </w:r>
+      <w:r>
+        <w:t xml:space="preserve"> </w:t>
+      </w:r>
+      <w:r>
+        <w:t xml:space="preserve">all</w:t>
+      </w:r>
+      <w:r>
+        <w:t xml:space="preserve"> </w:t>
+      </w:r>
+      <w:r>
+        <w:t xml:space="preserve">civil</w:t>
+      </w:r>
+      <w:r>
+        <w:t xml:space="preserve"> </w:t>
+      </w:r>
+      <w:r>
+        <w:t xml:space="preserve">proceedings</w:t>
+      </w:r>
+      <w:r>
+        <w:t xml:space="preserve"> </w:t>
+      </w:r>
+      <w:r>
+        <w:t xml:space="preserve">arising</w:t>
+      </w:r>
+      <w:r>
+        <w:t xml:space="preserve"> </w:t>
+      </w:r>
+      <w:r>
+        <w:t xml:space="preserve">under</w:t>
+      </w:r>
+      <w:r>
+        <w:t xml:space="preserve"> </w:t>
+      </w:r>
+      <w:r>
+        <w:t xml:space="preserve">the</w:t>
+      </w:r>
+      <w:r>
+        <w:t xml:space="preserve"> </w:t>
+      </w:r>
+      <w:r>
+        <w:t xml:space="preserve">Bankruptcy</w:t>
+      </w:r>
+      <w:r>
+        <w:t xml:space="preserve"> </w:t>
+      </w:r>
+      <w:r>
+        <w:t xml:space="preserve">Code,</w:t>
+      </w:r>
+      <w:r>
+        <w:t xml:space="preserve"> </w:t>
+      </w:r>
+      <w:r>
+        <w:t xml:space="preserve">or</w:t>
+      </w:r>
+      <w:r>
+        <w:t xml:space="preserve"> </w:t>
+      </w:r>
+      <w:r>
+        <w:t xml:space="preserve">arising</w:t>
+      </w:r>
+      <w:r>
+        <w:t xml:space="preserve"> </w:t>
+      </w:r>
+      <w:r>
+        <w:t xml:space="preserve">in</w:t>
+      </w:r>
+      <w:r>
+        <w:t xml:space="preserve"> </w:t>
+      </w:r>
+      <w:r>
+        <w:t xml:space="preserve">or</w:t>
+      </w:r>
+      <w:r>
+        <w:t xml:space="preserve"> </w:t>
+      </w:r>
+      <w:r>
+        <w:t xml:space="preserve">related</w:t>
+      </w:r>
+      <w:r>
+        <w:t xml:space="preserve"> </w:t>
+      </w:r>
+      <w:r>
+        <w:t xml:space="preserve">to</w:t>
+      </w:r>
+      <w:r>
+        <w:t xml:space="preserve"> </w:t>
+      </w:r>
+      <w:r>
+        <w:t xml:space="preserve">cases</w:t>
+      </w:r>
+      <w:r>
+        <w:t xml:space="preserve"> </w:t>
+      </w:r>
+      <w:r>
+        <w:t xml:space="preserve">under</w:t>
+      </w:r>
+      <w:r>
+        <w:t xml:space="preserve"> </w:t>
+      </w:r>
+      <w:r>
+        <w:t xml:space="preserve">the</w:t>
+      </w:r>
+      <w:r>
+        <w:t xml:space="preserve"> </w:t>
+      </w:r>
+      <w:r>
+        <w:t xml:space="preserve">United</w:t>
+      </w:r>
+      <w:r>
+        <w:t xml:space="preserve"> </w:t>
+      </w:r>
+      <w:r>
+        <w:t xml:space="preserve">States</w:t>
+      </w:r>
+      <w:r>
+        <w:t xml:space="preserve"> </w:t>
+      </w:r>
+      <w:r>
+        <w:t xml:space="preserve">Bankruptcy</w:t>
+      </w:r>
+      <w:r>
+        <w:t xml:space="preserve"> </w:t>
+      </w:r>
+      <w:r>
+        <w:t xml:space="preserve">Code</w:t>
+      </w:r>
+      <w:r>
+        <w:t xml:space="preserve"> </w:t>
+      </w:r>
+      <w:r>
+        <w:t xml:space="preserve">(the</w:t>
+      </w:r>
+      <w:r>
+        <w:t xml:space="preserve"> </w:t>
+      </w:r>
+      <w:r>
+        <w:t xml:space="preserve">“Bankruptcy</w:t>
+      </w:r>
+      <w:r>
+        <w:t xml:space="preserve"> </w:t>
+      </w:r>
+      <w:r>
+        <w:t xml:space="preserve">Code”),</w:t>
+      </w:r>
+      <w:r>
+        <w:t xml:space="preserve"> </w:t>
+      </w:r>
+      <w:r>
+        <w:t xml:space="preserve">are</w:t>
+      </w:r>
+      <w:r>
+        <w:t xml:space="preserve"> </w:t>
+      </w:r>
+      <w:r>
+        <w:t xml:space="preserve">automatically</w:t>
+      </w:r>
+      <w:r>
+        <w:t xml:space="preserve"> </w:t>
+      </w:r>
+      <w:r>
+        <w:t xml:space="preserve">referred</w:t>
+      </w:r>
+      <w:r>
+        <w:t xml:space="preserve"> </w:t>
+      </w:r>
+      <w:r>
+        <w:t xml:space="preserve">to</w:t>
+      </w:r>
+      <w:r>
+        <w:t xml:space="preserve"> </w:t>
+      </w:r>
+      <w:r>
+        <w:t xml:space="preserve">this</w:t>
+      </w:r>
+      <w:r>
+        <w:t xml:space="preserve"> </w:t>
+      </w:r>
+      <w:r>
+        <w:t xml:space="preserve">Court.</w:t>
       </w:r>
     </w:p>
     <w:p>
       <w:pPr>
-        <w:pStyle w:val="PleadingNumbered"/>
+        <w:tabs>
+          <w:tab w:val="left" w:pos="1440"/>
+        </w:tabs>
+        <w:spacing w:before="0" w:after="0" w:line="480" w:lineRule="exact"/>
+        <w:ind w:left="0" w:firstLine="720"/>
+        <w:jc w:val="left"/>
       </w:pPr>
       <w:r>
         <w:t xml:space="preserve">2.</w:t>
@@ -242,12 +1020,113 @@
         <w:tab/>
       </w:r>
       <w:r>
-        <w:t xml:space="preserve">Venue of this proceeding is proper in this District pursuant to 28 U.S.C. §§ 1408 and 1409.</w:t>
+        <w:t xml:space="preserve">Venue</w:t>
+      </w:r>
+      <w:r>
+        <w:t xml:space="preserve"> </w:t>
+      </w:r>
+      <w:r>
+        <w:t xml:space="preserve">of</w:t>
+      </w:r>
+      <w:r>
+        <w:t xml:space="preserve"> </w:t>
+      </w:r>
+      <w:r>
+        <w:t xml:space="preserve">this</w:t>
+      </w:r>
+      <w:r>
+        <w:t xml:space="preserve"> </w:t>
+      </w:r>
+      <w:r>
+        <w:t xml:space="preserve">proceeding</w:t>
+      </w:r>
+      <w:r>
+        <w:t xml:space="preserve"> </w:t>
+      </w:r>
+      <w:r>
+        <w:t xml:space="preserve">is</w:t>
+      </w:r>
+      <w:r>
+        <w:t xml:space="preserve"> </w:t>
+      </w:r>
+      <w:r>
+        <w:t xml:space="preserve">proper</w:t>
+      </w:r>
+      <w:r>
+        <w:t xml:space="preserve"> </w:t>
+      </w:r>
+      <w:r>
+        <w:t xml:space="preserve">in</w:t>
+      </w:r>
+      <w:r>
+        <w:t xml:space="preserve"> </w:t>
+      </w:r>
+      <w:r>
+        <w:t xml:space="preserve">this</w:t>
+      </w:r>
+      <w:r>
+        <w:t xml:space="preserve"> </w:t>
+      </w:r>
+      <w:r>
+        <w:t xml:space="preserve">District</w:t>
+      </w:r>
+      <w:r>
+        <w:t xml:space="preserve"> </w:t>
+      </w:r>
+      <w:r>
+        <w:t xml:space="preserve">pursuant</w:t>
+      </w:r>
+      <w:r>
+        <w:t xml:space="preserve"> </w:t>
+      </w:r>
+      <w:r>
+        <w:t xml:space="preserve">to</w:t>
+      </w:r>
+      <w:r>
+        <w:t xml:space="preserve"> </w:t>
+      </w:r>
+      <w:r>
+        <w:t xml:space="preserve">28</w:t>
+      </w:r>
+      <w:r>
+        <w:t xml:space="preserve"> </w:t>
+      </w:r>
+      <w:r>
+        <w:t xml:space="preserve">U.S.C.</w:t>
+      </w:r>
+      <w:r>
+        <w:t xml:space="preserve"> </w:t>
+      </w:r>
+      <w:r>
+        <w:t xml:space="preserve">§§</w:t>
+      </w:r>
+      <w:r>
+        <w:t xml:space="preserve"> </w:t>
+      </w:r>
+      <w:r>
+        <w:t xml:space="preserve">1408</w:t>
+      </w:r>
+      <w:r>
+        <w:t xml:space="preserve"> </w:t>
+      </w:r>
+      <w:r>
+        <w:t xml:space="preserve">and</w:t>
+      </w:r>
+      <w:r>
+        <w:t xml:space="preserve"> </w:t>
+      </w:r>
+      <w:r>
+        <w:t xml:space="preserve">1409.</w:t>
       </w:r>
     </w:p>
     <w:p>
       <w:pPr>
-        <w:pStyle w:val="PleadingNumbered"/>
+        <w:tabs>
+          <w:tab w:val="left" w:pos="1440"/>
+        </w:tabs>
+        <w:spacing w:before="0" w:after="0" w:line="480" w:lineRule="exact"/>
+        <w:ind w:left="0" w:firstLine="720"/>
+        <w:jc w:val="left"/>
       </w:pPr>
       <w:r>
         <w:t xml:space="preserve">3.</w:t>
@@ -256,12 +1135,139 @@
         <w:tab/>
       </w:r>
       <w:r>
-        <w:t xml:space="preserve">This Adversary Proceeding is brought pursuant to the Federal Rules of Bankruptcy Procedure 7001 and 7008 and D. Me. LBR 7003-1.</w:t>
+        <w:t xml:space="preserve">This</w:t>
+      </w:r>
+      <w:r>
+        <w:t xml:space="preserve"> </w:t>
+      </w:r>
+      <w:r>
+        <w:t xml:space="preserve">Adversary</w:t>
+      </w:r>
+      <w:r>
+        <w:t xml:space="preserve"> </w:t>
+      </w:r>
+      <w:r>
+        <w:t xml:space="preserve">Proceeding</w:t>
+      </w:r>
+      <w:r>
+        <w:t xml:space="preserve"> </w:t>
+      </w:r>
+      <w:r>
+        <w:t xml:space="preserve">is</w:t>
+      </w:r>
+      <w:r>
+        <w:t xml:space="preserve"> </w:t>
+      </w:r>
+      <w:r>
+        <w:t xml:space="preserve">brought</w:t>
+      </w:r>
+      <w:r>
+        <w:t xml:space="preserve"> </w:t>
+      </w:r>
+      <w:r>
+        <w:t xml:space="preserve">pursuant</w:t>
+      </w:r>
+      <w:r>
+        <w:t xml:space="preserve"> </w:t>
+      </w:r>
+      <w:r>
+        <w:t xml:space="preserve">to</w:t>
+      </w:r>
+      <w:r>
+        <w:t xml:space="preserve"> </w:t>
+      </w:r>
+      <w:r>
+        <w:t xml:space="preserve">the</w:t>
+      </w:r>
+      <w:r>
+        <w:t xml:space="preserve"> </w:t>
+      </w:r>
+      <w:r>
+        <w:t xml:space="preserve">Federal</w:t>
+      </w:r>
+      <w:r>
+        <w:t xml:space="preserve"> </w:t>
+      </w:r>
+      <w:r>
+        <w:t xml:space="preserve">Rules</w:t>
+      </w:r>
+      <w:r>
+        <w:t xml:space="preserve"> </w:t>
+      </w:r>
+      <w:r>
+        <w:t xml:space="preserve">of</w:t>
+      </w:r>
+      <w:r>
+        <w:t xml:space="preserve"> </w:t>
+      </w:r>
+      <w:r>
+        <w:t xml:space="preserve">Bankruptcy</w:t>
+      </w:r>
+      <w:r>
+        <w:t xml:space="preserve"> </w:t>
+      </w:r>
+      <w:r>
+        <w:t xml:space="preserve">Procedure</w:t>
+      </w:r>
+      <w:r>
+        <w:t xml:space="preserve"> </w:t>
+      </w:r>
+      <w:r>
+        <w:t xml:space="preserve">7001</w:t>
+      </w:r>
+      <w:r>
+        <w:t xml:space="preserve"> </w:t>
+      </w:r>
+      <w:r>
+        <w:t xml:space="preserve">and</w:t>
+      </w:r>
+      <w:r>
+        <w:t xml:space="preserve"> </w:t>
+      </w:r>
+      <w:r>
+        <w:t xml:space="preserve">7008</w:t>
+      </w:r>
+      <w:r>
+        <w:t xml:space="preserve"> </w:t>
+      </w:r>
+      <w:r>
+        <w:t xml:space="preserve">and</w:t>
+      </w:r>
+      <w:r>
+        <w:t xml:space="preserve"> </w:t>
+      </w:r>
+      <w:r>
+        <w:t xml:space="preserve">D.</w:t>
+      </w:r>
+      <w:r>
+        <w:t xml:space="preserve"> </w:t>
+      </w:r>
+      <w:r>
+        <w:t xml:space="preserve">Me.</w:t>
+      </w:r>
+      <w:r>
+        <w:t xml:space="preserve"> </w:t>
+      </w:r>
+      <w:r>
+        <w:t xml:space="preserve">LBR</w:t>
+      </w:r>
+      <w:r>
+        <w:t xml:space="preserve"> </w:t>
+      </w:r>
+      <w:r>
+        <w:t xml:space="preserve">7003</w:t>
+        <w:noBreakHyphen/>
+        <w:t xml:space="preserve">1.</w:t>
       </w:r>
     </w:p>
     <w:p>
       <w:pPr>
-        <w:pStyle w:val="PleadingNumbered"/>
+        <w:tabs>
+          <w:tab w:val="left" w:pos="1440"/>
+        </w:tabs>
+        <w:spacing w:before="0" w:after="0" w:line="480" w:lineRule="exact"/>
+        <w:ind w:left="0" w:firstLine="720"/>
+        <w:jc w:val="left"/>
       </w:pPr>
       <w:r>
         <w:t xml:space="preserve">4.</w:t>
@@ -270,12 +1276,167 @@
         <w:tab/>
       </w:r>
       <w:r>
-        <w:t xml:space="preserve">This matter is a core proceeding pursuant to 28 U.S.C. § 157(b)(2)(A) and (F), and this Court has authority to enter final orders and judgment herein.</w:t>
+        <w:t xml:space="preserve">This</w:t>
+      </w:r>
+      <w:r>
+        <w:t xml:space="preserve"> </w:t>
+      </w:r>
+      <w:r>
+        <w:t xml:space="preserve">matter</w:t>
+      </w:r>
+      <w:r>
+        <w:t xml:space="preserve"> </w:t>
+      </w:r>
+      <w:r>
+        <w:t xml:space="preserve">is</w:t>
+      </w:r>
+      <w:r>
+        <w:t xml:space="preserve"> </w:t>
+      </w:r>
+      <w:r>
+        <w:t xml:space="preserve">a</w:t>
+      </w:r>
+      <w:r>
+        <w:t xml:space="preserve"> </w:t>
+      </w:r>
+      <w:r>
+        <w:t xml:space="preserve">core</w:t>
+      </w:r>
+      <w:r>
+        <w:t xml:space="preserve"> </w:t>
+      </w:r>
+      <w:r>
+        <w:t xml:space="preserve">proceeding</w:t>
+      </w:r>
+      <w:r>
+        <w:t xml:space="preserve"> </w:t>
+      </w:r>
+      <w:r>
+        <w:t xml:space="preserve">pursuant</w:t>
+      </w:r>
+      <w:r>
+        <w:t xml:space="preserve"> </w:t>
+      </w:r>
+      <w:r>
+        <w:t xml:space="preserve">to</w:t>
+      </w:r>
+      <w:r>
+        <w:t xml:space="preserve"> </w:t>
+      </w:r>
+      <w:r>
+        <w:t xml:space="preserve">28</w:t>
+      </w:r>
+      <w:r>
+        <w:t xml:space="preserve"> </w:t>
+      </w:r>
+      <w:r>
+        <w:t xml:space="preserve">U.S.C.</w:t>
+      </w:r>
+      <w:r>
+        <w:t xml:space="preserve"> </w:t>
+      </w:r>
+      <w:r>
+        <w:t xml:space="preserve">§</w:t>
+      </w:r>
+      <w:r>
+        <w:t xml:space="preserve"> </w:t>
+      </w:r>
+      <w:r>
+        <w:t xml:space="preserve">157(b)(2)(A)</w:t>
+      </w:r>
+      <w:r>
+        <w:t xml:space="preserve"> </w:t>
+      </w:r>
+      <w:r>
+        <w:t xml:space="preserve">and</w:t>
+      </w:r>
+      <w:r>
+        <w:t xml:space="preserve"> </w:t>
+      </w:r>
+      <w:r>
+        <w:t xml:space="preserve">(F),</w:t>
+      </w:r>
+      <w:r>
+        <w:t xml:space="preserve"> </w:t>
+      </w:r>
+      <w:r>
+        <w:t xml:space="preserve">and</w:t>
+      </w:r>
+      <w:r>
+        <w:t xml:space="preserve"> </w:t>
+      </w:r>
+      <w:r>
+        <w:t xml:space="preserve">this</w:t>
+      </w:r>
+      <w:r>
+        <w:t xml:space="preserve"> </w:t>
+      </w:r>
+      <w:r>
+        <w:t xml:space="preserve">Court</w:t>
+      </w:r>
+      <w:r>
+        <w:t xml:space="preserve"> </w:t>
+      </w:r>
+      <w:r>
+        <w:t xml:space="preserve">has</w:t>
+      </w:r>
+      <w:r>
+        <w:t xml:space="preserve"> </w:t>
+      </w:r>
+      <w:r>
+        <w:t xml:space="preserve">authority</w:t>
+      </w:r>
+      <w:r>
+        <w:t xml:space="preserve"> </w:t>
+      </w:r>
+      <w:r>
+        <w:t xml:space="preserve">to</w:t>
+      </w:r>
+      <w:r>
+        <w:t xml:space="preserve"> </w:t>
+      </w:r>
+      <w:r>
+        <w:t xml:space="preserve">enter</w:t>
+      </w:r>
+      <w:r>
+        <w:t xml:space="preserve"> </w:t>
+      </w:r>
+      <w:r>
+        <w:t xml:space="preserve">final</w:t>
+      </w:r>
+      <w:r>
+        <w:t xml:space="preserve"> </w:t>
+      </w:r>
+      <w:r>
+        <w:t xml:space="preserve">orders</w:t>
+      </w:r>
+      <w:r>
+        <w:t xml:space="preserve"> </w:t>
+      </w:r>
+      <w:r>
+        <w:t xml:space="preserve">and</w:t>
+      </w:r>
+      <w:r>
+        <w:t xml:space="preserve"> </w:t>
+      </w:r>
+      <w:r>
+        <w:t xml:space="preserve">judgment</w:t>
+      </w:r>
+      <w:r>
+        <w:t xml:space="preserve"> </w:t>
+      </w:r>
+      <w:r>
+        <w:t xml:space="preserve">herein.</w:t>
       </w:r>
     </w:p>
     <w:p>
       <w:pPr>
-        <w:pStyle w:val="PleadingNumbered"/>
+        <w:tabs>
+          <w:tab w:val="left" w:pos="1440"/>
+        </w:tabs>
+        <w:spacing w:before="0" w:after="0" w:line="480" w:lineRule="exact"/>
+        <w:ind w:left="0" w:firstLine="720"/>
+        <w:jc w:val="left"/>
       </w:pPr>
       <w:r>
         <w:t xml:space="preserve">5.</w:t>
@@ -284,12 +1445,113 @@
         <w:tab/>
       </w:r>
       <w:r>
-        <w:t xml:space="preserve">The Trustee consents to the entry of final orders by the Bankruptcy Court in this adversary proceeding.</w:t>
+        <w:t xml:space="preserve">The</w:t>
+      </w:r>
+      <w:r>
+        <w:t xml:space="preserve"> </w:t>
+      </w:r>
+      <w:r>
+        <w:t xml:space="preserve">Trustee</w:t>
+      </w:r>
+      <w:r>
+        <w:t xml:space="preserve"> </w:t>
+      </w:r>
+      <w:r>
+        <w:t xml:space="preserve">consents</w:t>
+      </w:r>
+      <w:r>
+        <w:t xml:space="preserve"> </w:t>
+      </w:r>
+      <w:r>
+        <w:t xml:space="preserve">to</w:t>
+      </w:r>
+      <w:r>
+        <w:t xml:space="preserve"> </w:t>
+      </w:r>
+      <w:r>
+        <w:t xml:space="preserve">the</w:t>
+      </w:r>
+      <w:r>
+        <w:t xml:space="preserve"> </w:t>
+      </w:r>
+      <w:r>
+        <w:t xml:space="preserve">entry</w:t>
+      </w:r>
+      <w:r>
+        <w:t xml:space="preserve"> </w:t>
+      </w:r>
+      <w:r>
+        <w:t xml:space="preserve">of</w:t>
+      </w:r>
+      <w:r>
+        <w:t xml:space="preserve"> </w:t>
+      </w:r>
+      <w:r>
+        <w:t xml:space="preserve">final</w:t>
+      </w:r>
+      <w:r>
+        <w:t xml:space="preserve"> </w:t>
+      </w:r>
+      <w:r>
+        <w:t xml:space="preserve">orders</w:t>
+      </w:r>
+      <w:r>
+        <w:t xml:space="preserve"> </w:t>
+      </w:r>
+      <w:r>
+        <w:t xml:space="preserve">by</w:t>
+      </w:r>
+      <w:r>
+        <w:t xml:space="preserve"> </w:t>
+      </w:r>
+      <w:r>
+        <w:t xml:space="preserve">the</w:t>
+      </w:r>
+      <w:r>
+        <w:t xml:space="preserve"> </w:t>
+      </w:r>
+      <w:r>
+        <w:t xml:space="preserve">Bankruptcy</w:t>
+      </w:r>
+      <w:r>
+        <w:t xml:space="preserve"> </w:t>
+      </w:r>
+      <w:r>
+        <w:t xml:space="preserve">Court</w:t>
+      </w:r>
+      <w:r>
+        <w:t xml:space="preserve"> </w:t>
+      </w:r>
+      <w:r>
+        <w:t xml:space="preserve">in</w:t>
+      </w:r>
+      <w:r>
+        <w:t xml:space="preserve"> </w:t>
+      </w:r>
+      <w:r>
+        <w:t xml:space="preserve">this</w:t>
+      </w:r>
+      <w:r>
+        <w:t xml:space="preserve"> </w:t>
+      </w:r>
+      <w:r>
+        <w:t xml:space="preserve">adversary</w:t>
+      </w:r>
+      <w:r>
+        <w:t xml:space="preserve"> </w:t>
+      </w:r>
+      <w:r>
+        <w:t xml:space="preserve">proceeding.</w:t>
       </w:r>
     </w:p>
     <w:p>
       <w:pPr>
-        <w:pStyle w:val="PleadingNumbered"/>
+        <w:tabs>
+          <w:tab w:val="left" w:pos="1440"/>
+        </w:tabs>
+        <w:spacing w:before="0" w:after="0" w:line="480" w:lineRule="exact"/>
+        <w:ind w:left="0" w:firstLine="720"/>
+        <w:jc w:val="left"/>
       </w:pPr>
       <w:r>
         <w:t xml:space="preserve">6.</w:t>
@@ -298,22 +1560,154 @@
         <w:tab/>
       </w:r>
       <w:r>
-        <w:t xml:space="preserve">The Trustee has standing to bring the causes of action herein pursuant to §§ 547(b) and 550(a) of the Bankruptcy Code.</w:t>
+        <w:t xml:space="preserve">The</w:t>
+      </w:r>
+      <w:r>
+        <w:t xml:space="preserve"> </w:t>
+      </w:r>
+      <w:r>
+        <w:t xml:space="preserve">Trustee</w:t>
+      </w:r>
+      <w:r>
+        <w:t xml:space="preserve"> </w:t>
+      </w:r>
+      <w:r>
+        <w:t xml:space="preserve">has</w:t>
+      </w:r>
+      <w:r>
+        <w:t xml:space="preserve"> </w:t>
+      </w:r>
+      <w:r>
+        <w:t xml:space="preserve">standing</w:t>
+      </w:r>
+      <w:r>
+        <w:t xml:space="preserve"> </w:t>
+      </w:r>
+      <w:r>
+        <w:t xml:space="preserve">to</w:t>
+      </w:r>
+      <w:r>
+        <w:t xml:space="preserve"> </w:t>
+      </w:r>
+      <w:r>
+        <w:t xml:space="preserve">bring</w:t>
+      </w:r>
+      <w:r>
+        <w:t xml:space="preserve"> </w:t>
+      </w:r>
+      <w:r>
+        <w:t xml:space="preserve">the</w:t>
+      </w:r>
+      <w:r>
+        <w:t xml:space="preserve"> </w:t>
+      </w:r>
+      <w:r>
+        <w:t xml:space="preserve">causes</w:t>
+      </w:r>
+      <w:r>
+        <w:t xml:space="preserve"> </w:t>
+      </w:r>
+      <w:r>
+        <w:t xml:space="preserve">of</w:t>
+      </w:r>
+      <w:r>
+        <w:t xml:space="preserve"> </w:t>
+      </w:r>
+      <w:r>
+        <w:t xml:space="preserve">action</w:t>
+      </w:r>
+      <w:r>
+        <w:t xml:space="preserve"> </w:t>
+      </w:r>
+      <w:r>
+        <w:t xml:space="preserve">herein</w:t>
+      </w:r>
+      <w:r>
+        <w:t xml:space="preserve"> </w:t>
+      </w:r>
+      <w:r>
+        <w:t xml:space="preserve">pursuant</w:t>
+      </w:r>
+      <w:r>
+        <w:t xml:space="preserve"> </w:t>
+      </w:r>
+      <w:r>
+        <w:t xml:space="preserve">to</w:t>
+      </w:r>
+      <w:r>
+        <w:t xml:space="preserve"> </w:t>
+      </w:r>
+      <w:r>
+        <w:t xml:space="preserve">§§</w:t>
+      </w:r>
+      <w:r>
+        <w:t xml:space="preserve"> </w:t>
+      </w:r>
+      <w:r>
+        <w:t xml:space="preserve">547(b)</w:t>
+      </w:r>
+      <w:r>
+        <w:t xml:space="preserve"> </w:t>
+      </w:r>
+      <w:r>
+        <w:t xml:space="preserve">and</w:t>
+      </w:r>
+      <w:r>
+        <w:t xml:space="preserve"> </w:t>
+      </w:r>
+      <w:r>
+        <w:t xml:space="preserve">550(a)</w:t>
+      </w:r>
+      <w:r>
+        <w:t xml:space="preserve"> </w:t>
+      </w:r>
+      <w:r>
+        <w:t xml:space="preserve">of</w:t>
+      </w:r>
+      <w:r>
+        <w:t xml:space="preserve"> </w:t>
+      </w:r>
+      <w:r>
+        <w:t xml:space="preserve">the</w:t>
+      </w:r>
+      <w:r>
+        <w:t xml:space="preserve"> </w:t>
+      </w:r>
+      <w:r>
+        <w:t xml:space="preserve">Bankruptcy</w:t>
+      </w:r>
+      <w:r>
+        <w:t xml:space="preserve"> </w:t>
+      </w:r>
+      <w:r>
+        <w:t xml:space="preserve">Code.</w:t>
       </w:r>
     </w:p>
-    <w:bookmarkEnd w:id="20"/>
-    <w:bookmarkStart w:id="21" w:name="parties"/>
     <w:p>
       <w:pPr>
         <w:pStyle w:val="Heading1"/>
+        <w:keepNext/>
+        <w:keepLines/>
+        <w:spacing w:before="240" w:after="240" w:line="480" w:lineRule="exact"/>
+        <w:ind w:left="0" w:firstLine="0"/>
+        <w:jc w:val="center"/>
       </w:pPr>
       <w:r>
+        <w:rPr>
+          <w:b/>
+          <w:bCs/>
+        </w:rPr>
         <w:t xml:space="preserve">PARTIES</w:t>
       </w:r>
     </w:p>
     <w:p>
       <w:pPr>
-        <w:pStyle w:val="PleadingNumbered"/>
+        <w:tabs>
+          <w:tab w:val="left" w:pos="1440"/>
+        </w:tabs>
+        <w:spacing w:before="0" w:after="0" w:line="480" w:lineRule="exact"/>
+        <w:ind w:left="0" w:firstLine="720"/>
+        <w:jc w:val="left"/>
       </w:pPr>
       <w:r>
         <w:t xml:space="preserve">7.</w:t>
@@ -322,12 +1716,197 @@
         <w:tab/>
       </w:r>
       <w:r>
-        <w:t xml:space="preserve">The Trustee is the duly appointed, qualified, and acting chapter 7 trustee in the above referenced case, with a business address in City of Portland, County of Cumberland, State of Maine.</w:t>
+        <w:t xml:space="preserve">The</w:t>
+      </w:r>
+      <w:r>
+        <w:t xml:space="preserve"> </w:t>
+      </w:r>
+      <w:r>
+        <w:t xml:space="preserve">Trustee</w:t>
+      </w:r>
+      <w:r>
+        <w:t xml:space="preserve"> </w:t>
+      </w:r>
+      <w:r>
+        <w:t xml:space="preserve">is</w:t>
+      </w:r>
+      <w:r>
+        <w:t xml:space="preserve"> </w:t>
+      </w:r>
+      <w:r>
+        <w:t xml:space="preserve">the</w:t>
+      </w:r>
+      <w:r>
+        <w:t xml:space="preserve"> </w:t>
+      </w:r>
+      <w:r>
+        <w:t xml:space="preserve">duly</w:t>
+      </w:r>
+      <w:r>
+        <w:t xml:space="preserve"> </w:t>
+      </w:r>
+      <w:r>
+        <w:t xml:space="preserve">appointed,</w:t>
+      </w:r>
+      <w:r>
+        <w:t xml:space="preserve"> </w:t>
+      </w:r>
+      <w:r>
+        <w:t xml:space="preserve">qualified,</w:t>
+      </w:r>
+      <w:r>
+        <w:t xml:space="preserve"> </w:t>
+      </w:r>
+      <w:r>
+        <w:t xml:space="preserve">and</w:t>
+      </w:r>
+      <w:r>
+        <w:t xml:space="preserve"> </w:t>
+      </w:r>
+      <w:r>
+        <w:t xml:space="preserve">acting</w:t>
+      </w:r>
+      <w:r>
+        <w:t xml:space="preserve"> </w:t>
+      </w:r>
+      <w:r>
+        <w:t xml:space="preserve">chapter</w:t>
+      </w:r>
+      <w:r>
+        <w:t xml:space="preserve"> </w:t>
+      </w:r>
+      <w:r>
+        <w:t xml:space="preserve">7</w:t>
+      </w:r>
+      <w:r>
+        <w:t xml:space="preserve"> </w:t>
+      </w:r>
+      <w:r>
+        <w:t xml:space="preserve">trustee</w:t>
+      </w:r>
+      <w:r>
+        <w:t xml:space="preserve"> </w:t>
+      </w:r>
+      <w:r>
+        <w:t xml:space="preserve">in</w:t>
+      </w:r>
+      <w:r>
+        <w:t xml:space="preserve"> </w:t>
+      </w:r>
+      <w:r>
+        <w:t xml:space="preserve">the</w:t>
+      </w:r>
+      <w:r>
+        <w:t xml:space="preserve"> </w:t>
+      </w:r>
+      <w:r>
+        <w:t xml:space="preserve">above</w:t>
+      </w:r>
+      <w:r>
+        <w:t xml:space="preserve"> </w:t>
+      </w:r>
+      <w:r>
+        <w:t xml:space="preserve">referenced</w:t>
+      </w:r>
+      <w:r>
+        <w:t xml:space="preserve"> </w:t>
+      </w:r>
+      <w:r>
+        <w:t xml:space="preserve">case,</w:t>
+      </w:r>
+      <w:r>
+        <w:t xml:space="preserve"> </w:t>
+      </w:r>
+      <w:r>
+        <w:t xml:space="preserve">with</w:t>
+      </w:r>
+      <w:r>
+        <w:t xml:space="preserve"> </w:t>
+      </w:r>
+      <w:r>
+        <w:t xml:space="preserve">a</w:t>
+      </w:r>
+      <w:r>
+        <w:t xml:space="preserve"> </w:t>
+      </w:r>
+      <w:r>
+        <w:t xml:space="preserve">business</w:t>
+      </w:r>
+      <w:r>
+        <w:t xml:space="preserve"> </w:t>
+      </w:r>
+      <w:r>
+        <w:t xml:space="preserve">address</w:t>
+      </w:r>
+      <w:r>
+        <w:t xml:space="preserve"> </w:t>
+      </w:r>
+      <w:r>
+        <w:t xml:space="preserve">in</w:t>
+      </w:r>
+      <w:r>
+        <w:t xml:space="preserve"> </w:t>
+      </w:r>
+      <w:r>
+        <w:t xml:space="preserve">City</w:t>
+      </w:r>
+      <w:r>
+        <w:t xml:space="preserve"> </w:t>
+      </w:r>
+      <w:r>
+        <w:t xml:space="preserve">of</w:t>
+      </w:r>
+      <w:r>
+        <w:t xml:space="preserve"> </w:t>
+      </w:r>
+      <w:r>
+        <w:t xml:space="preserve">Portland,</w:t>
+      </w:r>
+      <w:r>
+        <w:t xml:space="preserve"> </w:t>
+      </w:r>
+      <w:r>
+        <w:t xml:space="preserve">County</w:t>
+      </w:r>
+      <w:r>
+        <w:t xml:space="preserve"> </w:t>
+      </w:r>
+      <w:r>
+        <w:t xml:space="preserve">of</w:t>
+      </w:r>
+      <w:r>
+        <w:t xml:space="preserve"> </w:t>
+      </w:r>
+      <w:r>
+        <w:t xml:space="preserve">Cumberland,</w:t>
+      </w:r>
+      <w:r>
+        <w:t xml:space="preserve"> </w:t>
+      </w:r>
+      <w:r>
+        <w:t xml:space="preserve">State</w:t>
+      </w:r>
+      <w:r>
+        <w:t xml:space="preserve"> </w:t>
+      </w:r>
+      <w:r>
+        <w:t xml:space="preserve">of</w:t>
+      </w:r>
+      <w:r>
+        <w:t xml:space="preserve"> </w:t>
+      </w:r>
+      <w:r>
+        <w:t xml:space="preserve">Maine.</w:t>
       </w:r>
     </w:p>
     <w:p>
       <w:pPr>
-        <w:pStyle w:val="PleadingNumbered"/>
+        <w:tabs>
+          <w:tab w:val="left" w:pos="1440"/>
+        </w:tabs>
+        <w:spacing w:before="0" w:after="0" w:line="480" w:lineRule="exact"/>
+        <w:ind w:left="0" w:firstLine="720"/>
+        <w:jc w:val="left"/>
       </w:pPr>
       <w:r>
         <w:t xml:space="preserve">8.</w:t>
@@ -336,12 +1915,131 @@
         <w:tab/>
       </w:r>
       <w:r>
-        <w:t xml:space="preserve">Debtor Roland Ty Pease (“Debtor”) is an individual residing in the Town of Union, County of Knox, State of Maine.</w:t>
+        <w:t xml:space="preserve">Debtor</w:t>
+      </w:r>
+      <w:r>
+        <w:t xml:space="preserve"> </w:t>
+      </w:r>
+      <w:r>
+        <w:t xml:space="preserve">Roland</w:t>
+      </w:r>
+      <w:r>
+        <w:t xml:space="preserve"> </w:t>
+      </w:r>
+      <w:r>
+        <w:t xml:space="preserve">Ty</w:t>
+      </w:r>
+      <w:r>
+        <w:t xml:space="preserve"> </w:t>
+      </w:r>
+      <w:r>
+        <w:t xml:space="preserve">Pease</w:t>
+      </w:r>
+      <w:r>
+        <w:t xml:space="preserve"> </w:t>
+      </w:r>
+      <w:r>
+        <w:t xml:space="preserve">(“Debtor”)</w:t>
+      </w:r>
+      <w:r>
+        <w:t xml:space="preserve"> </w:t>
+      </w:r>
+      <w:r>
+        <w:t xml:space="preserve">is</w:t>
+      </w:r>
+      <w:r>
+        <w:t xml:space="preserve"> </w:t>
+      </w:r>
+      <w:r>
+        <w:t xml:space="preserve">an</w:t>
+      </w:r>
+      <w:r>
+        <w:t xml:space="preserve"> </w:t>
+      </w:r>
+      <w:r>
+        <w:t xml:space="preserve">individual</w:t>
+      </w:r>
+      <w:r>
+        <w:t xml:space="preserve"> </w:t>
+      </w:r>
+      <w:r>
+        <w:t xml:space="preserve">residing</w:t>
+      </w:r>
+      <w:r>
+        <w:t xml:space="preserve"> </w:t>
+      </w:r>
+      <w:r>
+        <w:t xml:space="preserve">in</w:t>
+      </w:r>
+      <w:r>
+        <w:t xml:space="preserve"> </w:t>
+      </w:r>
+      <w:r>
+        <w:t xml:space="preserve">the</w:t>
+      </w:r>
+      <w:r>
+        <w:t xml:space="preserve"> </w:t>
+      </w:r>
+      <w:r>
+        <w:t xml:space="preserve">Town</w:t>
+      </w:r>
+      <w:r>
+        <w:t xml:space="preserve"> </w:t>
+      </w:r>
+      <w:r>
+        <w:t xml:space="preserve">of</w:t>
+      </w:r>
+      <w:r>
+        <w:t xml:space="preserve"> </w:t>
+      </w:r>
+      <w:r>
+        <w:t xml:space="preserve">Union,</w:t>
+      </w:r>
+      <w:r>
+        <w:t xml:space="preserve"> </w:t>
+      </w:r>
+      <w:r>
+        <w:t xml:space="preserve">County</w:t>
+      </w:r>
+      <w:r>
+        <w:t xml:space="preserve"> </w:t>
+      </w:r>
+      <w:r>
+        <w:t xml:space="preserve">of</w:t>
+      </w:r>
+      <w:r>
+        <w:t xml:space="preserve"> </w:t>
+      </w:r>
+      <w:r>
+        <w:t xml:space="preserve">Knox,</w:t>
+      </w:r>
+      <w:r>
+        <w:t xml:space="preserve"> </w:t>
+      </w:r>
+      <w:r>
+        <w:t xml:space="preserve">State</w:t>
+      </w:r>
+      <w:r>
+        <w:t xml:space="preserve"> </w:t>
+      </w:r>
+      <w:r>
+        <w:t xml:space="preserve">of</w:t>
+      </w:r>
+      <w:r>
+        <w:t xml:space="preserve"> </w:t>
+      </w:r>
+      <w:r>
+        <w:t xml:space="preserve">Maine.</w:t>
       </w:r>
     </w:p>
     <w:p>
       <w:pPr>
-        <w:pStyle w:val="PleadingNumbered"/>
+        <w:tabs>
+          <w:tab w:val="left" w:pos="1440"/>
+        </w:tabs>
+        <w:spacing w:before="0" w:after="0" w:line="480" w:lineRule="exact"/>
+        <w:ind w:left="0" w:firstLine="720"/>
+        <w:jc w:val="left"/>
       </w:pPr>
       <w:r>
         <w:t xml:space="preserve">9.</w:t>
@@ -350,22 +2048,196 @@
         <w:tab/>
       </w:r>
       <w:r>
-        <w:t xml:space="preserve">Upon information and belief, the Defendant is an individual residing in the Town of Warren, County of Knox, State of Maine.</w:t>
+        <w:t xml:space="preserve">Upon</w:t>
+      </w:r>
+      <w:r>
+        <w:t xml:space="preserve"> </w:t>
+      </w:r>
+      <w:r>
+        <w:t xml:space="preserve">information</w:t>
+      </w:r>
+      <w:r>
+        <w:t xml:space="preserve"> </w:t>
+      </w:r>
+      <w:r>
+        <w:t xml:space="preserve">and</w:t>
+      </w:r>
+      <w:r>
+        <w:t xml:space="preserve"> </w:t>
+      </w:r>
+      <w:r>
+        <w:t xml:space="preserve">belief,</w:t>
+      </w:r>
+      <w:r>
+        <w:t xml:space="preserve"> </w:t>
+      </w:r>
+      <w:r>
+        <w:t xml:space="preserve">the</w:t>
+      </w:r>
+      <w:r>
+        <w:t xml:space="preserve"> </w:t>
+      </w:r>
+      <w:r>
+        <w:t xml:space="preserve">Defendant</w:t>
+      </w:r>
+      <w:r>
+        <w:t xml:space="preserve"> </w:t>
+      </w:r>
+      <w:r>
+        <w:t xml:space="preserve">is</w:t>
+      </w:r>
+      <w:r>
+        <w:t xml:space="preserve"> </w:t>
+      </w:r>
+      <w:r>
+        <w:t xml:space="preserve">an</w:t>
+      </w:r>
+      <w:r>
+        <w:t xml:space="preserve"> </w:t>
+      </w:r>
+      <w:r>
+        <w:t xml:space="preserve">individual</w:t>
+      </w:r>
+      <w:r>
+        <w:t xml:space="preserve"> </w:t>
+      </w:r>
+      <w:r>
+        <w:t xml:space="preserve">residing</w:t>
+      </w:r>
+      <w:r>
+        <w:t xml:space="preserve"> </w:t>
+      </w:r>
+      <w:r>
+        <w:t xml:space="preserve">in</w:t>
+      </w:r>
+      <w:r>
+        <w:t xml:space="preserve"> </w:t>
+      </w:r>
+      <w:r>
+        <w:t xml:space="preserve">the</w:t>
+      </w:r>
+      <w:r>
+        <w:t xml:space="preserve"> </w:t>
+      </w:r>
+      <w:r>
+        <w:t xml:space="preserve">Town</w:t>
+      </w:r>
+      <w:r>
+        <w:t xml:space="preserve"> </w:t>
+      </w:r>
+      <w:r>
+        <w:t xml:space="preserve">of</w:t>
+      </w:r>
+      <w:r>
+        <w:t xml:space="preserve"> </w:t>
+      </w:r>
+      <w:r>
+        <w:t xml:space="preserve">Warren,</w:t>
+      </w:r>
+      <w:r>
+        <w:t xml:space="preserve"> </w:t>
+      </w:r>
+      <w:r>
+        <w:t xml:space="preserve">County</w:t>
+      </w:r>
+      <w:r>
+        <w:t xml:space="preserve"> </w:t>
+      </w:r>
+      <w:r>
+        <w:t xml:space="preserve">of</w:t>
+      </w:r>
+      <w:r>
+        <w:t xml:space="preserve"> </w:t>
+      </w:r>
+      <w:r>
+        <w:t xml:space="preserve">Knox,</w:t>
+      </w:r>
+      <w:r>
+        <w:t xml:space="preserve"> </w:t>
+      </w:r>
+      <w:r>
+        <w:t xml:space="preserve">State</w:t>
+      </w:r>
+      <w:r>
+        <w:t xml:space="preserve"> </w:t>
+      </w:r>
+      <w:r>
+        <w:t xml:space="preserve">of</w:t>
+      </w:r>
+      <w:r>
+        <w:t xml:space="preserve"> </w:t>
+      </w:r>
+      <w:r>
+        <w:t xml:space="preserve">Maine.</w:t>
       </w:r>
     </w:p>
-    <w:bookmarkEnd w:id="21"/>
-    <w:bookmarkStart w:id="22" w:name="statement-of-material-facts"/>
     <w:p>
       <w:pPr>
         <w:pStyle w:val="Heading1"/>
+        <w:keepNext/>
+        <w:keepLines/>
+        <w:spacing w:before="240" w:after="240" w:line="480" w:lineRule="exact"/>
+        <w:ind w:left="0" w:firstLine="0"/>
+        <w:jc w:val="center"/>
       </w:pPr>
       <w:r>
-        <w:t xml:space="preserve">STATEMENT OF MATERIAL FACTS</w:t>
+        <w:rPr>
+          <w:b/>
+          <w:bCs/>
+        </w:rPr>
+        <w:t xml:space="preserve">STATEMENT</w:t>
+      </w:r>
+      <w:r>
+        <w:rPr>
+          <w:b/>
+          <w:bCs/>
+        </w:rPr>
+        <w:t xml:space="preserve"> </w:t>
+      </w:r>
+      <w:r>
+        <w:rPr>
+          <w:b/>
+          <w:bCs/>
+        </w:rPr>
+        <w:t xml:space="preserve">OF</w:t>
+      </w:r>
+      <w:r>
+        <w:rPr>
+          <w:b/>
+          <w:bCs/>
+        </w:rPr>
+        <w:t xml:space="preserve"> </w:t>
+      </w:r>
+      <w:r>
+        <w:rPr>
+          <w:b/>
+          <w:bCs/>
+        </w:rPr>
+        <w:t xml:space="preserve">MATERIAL</w:t>
+      </w:r>
+      <w:r>
+        <w:rPr>
+          <w:b/>
+          <w:bCs/>
+        </w:rPr>
+        <w:t xml:space="preserve"> </w:t>
+      </w:r>
+      <w:r>
+        <w:rPr>
+          <w:b/>
+          <w:bCs/>
+        </w:rPr>
+        <w:t xml:space="preserve">FACTS</w:t>
       </w:r>
     </w:p>
     <w:p>
       <w:pPr>
-        <w:pStyle w:val="PleadingNumbered"/>
+        <w:tabs>
+          <w:tab w:val="left" w:pos="1440"/>
+        </w:tabs>
+        <w:spacing w:before="0" w:after="0" w:line="480" w:lineRule="exact"/>
+        <w:ind w:left="0" w:firstLine="720"/>
+        <w:jc w:val="left"/>
       </w:pPr>
       <w:r>
         <w:t xml:space="preserve">10.</w:t>
@@ -374,12 +2246,193 @@
         <w:tab/>
       </w:r>
       <w:r>
-        <w:t xml:space="preserve">On December 17, 2025, Debtor filed a voluntary petition for relief under Chapter 7 of Title 11 of the Bankruptcy Code in this Court, Case No. 25-10255 (the “Bankruptcy Case”).</w:t>
+        <w:t xml:space="preserve">On</w:t>
+      </w:r>
+      <w:r>
+        <w:t xml:space="preserve"> </w:t>
+      </w:r>
+      <w:r>
+        <w:t xml:space="preserve">December</w:t>
+      </w:r>
+      <w:r>
+        <w:t xml:space="preserve"> </w:t>
+      </w:r>
+      <w:r>
+        <w:t xml:space="preserve">17,</w:t>
+      </w:r>
+      <w:r>
+        <w:t xml:space="preserve"> </w:t>
+      </w:r>
+      <w:r>
+        <w:t xml:space="preserve">2025,</w:t>
+      </w:r>
+      <w:r>
+        <w:t xml:space="preserve"> </w:t>
+      </w:r>
+      <w:r>
+        <w:t xml:space="preserve">Debtor</w:t>
+      </w:r>
+      <w:r>
+        <w:t xml:space="preserve"> </w:t>
+      </w:r>
+      <w:r>
+        <w:t xml:space="preserve">filed</w:t>
+      </w:r>
+      <w:r>
+        <w:t xml:space="preserve"> </w:t>
+      </w:r>
+      <w:r>
+        <w:t xml:space="preserve">a</w:t>
+      </w:r>
+      <w:r>
+        <w:t xml:space="preserve"> </w:t>
+      </w:r>
+      <w:r>
+        <w:t xml:space="preserve">voluntary</w:t>
+      </w:r>
+      <w:r>
+        <w:t xml:space="preserve"> </w:t>
+      </w:r>
+      <w:r>
+        <w:t xml:space="preserve">petition</w:t>
+      </w:r>
+      <w:r>
+        <w:t xml:space="preserve"> </w:t>
+      </w:r>
+      <w:r>
+        <w:t xml:space="preserve">for</w:t>
+      </w:r>
+      <w:r>
+        <w:t xml:space="preserve"> </w:t>
+      </w:r>
+      <w:r>
+        <w:t xml:space="preserve">relief</w:t>
+      </w:r>
+      <w:r>
+        <w:t xml:space="preserve"> </w:t>
+      </w:r>
+      <w:r>
+        <w:t xml:space="preserve">under</w:t>
+      </w:r>
+      <w:r>
+        <w:t xml:space="preserve"> </w:t>
+      </w:r>
+      <w:r>
+        <w:t xml:space="preserve">Chapter</w:t>
+      </w:r>
+      <w:r>
+        <w:t xml:space="preserve"> </w:t>
+      </w:r>
+      <w:r>
+        <w:t xml:space="preserve">7</w:t>
+      </w:r>
+      <w:r>
+        <w:t xml:space="preserve"> </w:t>
+      </w:r>
+      <w:r>
+        <w:t xml:space="preserve">of</w:t>
+      </w:r>
+      <w:r>
+        <w:t xml:space="preserve"> </w:t>
+      </w:r>
+      <w:r>
+        <w:t xml:space="preserve">Title</w:t>
+      </w:r>
+      <w:r>
+        <w:t xml:space="preserve"> </w:t>
+      </w:r>
+      <w:r>
+        <w:t xml:space="preserve">11</w:t>
+      </w:r>
+      <w:r>
+        <w:t xml:space="preserve"> </w:t>
+      </w:r>
+      <w:r>
+        <w:t xml:space="preserve">of</w:t>
+      </w:r>
+      <w:r>
+        <w:t xml:space="preserve"> </w:t>
+      </w:r>
+      <w:r>
+        <w:t xml:space="preserve">the</w:t>
+      </w:r>
+      <w:r>
+        <w:t xml:space="preserve"> </w:t>
+      </w:r>
+      <w:r>
+        <w:t xml:space="preserve">Bankruptcy</w:t>
+      </w:r>
+      <w:r>
+        <w:t xml:space="preserve"> </w:t>
+      </w:r>
+      <w:r>
+        <w:t xml:space="preserve">Code</w:t>
+      </w:r>
+      <w:r>
+        <w:t xml:space="preserve"> </w:t>
+      </w:r>
+      <w:r>
+        <w:t xml:space="preserve">in</w:t>
+      </w:r>
+      <w:r>
+        <w:t xml:space="preserve"> </w:t>
+      </w:r>
+      <w:r>
+        <w:t xml:space="preserve">this</w:t>
+      </w:r>
+      <w:r>
+        <w:t xml:space="preserve"> </w:t>
+      </w:r>
+      <w:r>
+        <w:t xml:space="preserve">Court,</w:t>
+      </w:r>
+      <w:r>
+        <w:t xml:space="preserve"> </w:t>
+      </w:r>
+      <w:r>
+        <w:t xml:space="preserve">Case</w:t>
+      </w:r>
+      <w:r>
+        <w:t xml:space="preserve"> </w:t>
+      </w:r>
+      <w:r>
+        <w:t xml:space="preserve">No.</w:t>
+      </w:r>
+      <w:r>
+        <w:t xml:space="preserve"> </w:t>
+      </w:r>
+      <w:r>
+        <w:t xml:space="preserve">25</w:t>
+        <w:noBreakHyphen/>
+        <w:t xml:space="preserve">10255</w:t>
+      </w:r>
+      <w:r>
+        <w:t xml:space="preserve"> </w:t>
+      </w:r>
+      <w:r>
+        <w:t xml:space="preserve">(the</w:t>
+      </w:r>
+      <w:r>
+        <w:t xml:space="preserve"> </w:t>
+      </w:r>
+      <w:r>
+        <w:t xml:space="preserve">“Bankruptcy</w:t>
+      </w:r>
+      <w:r>
+        <w:t xml:space="preserve"> </w:t>
+      </w:r>
+      <w:r>
+        <w:t xml:space="preserve">Case”).</w:t>
       </w:r>
     </w:p>
     <w:p>
       <w:pPr>
-        <w:pStyle w:val="PleadingNumbered"/>
+        <w:tabs>
+          <w:tab w:val="left" w:pos="1440"/>
+        </w:tabs>
+        <w:spacing w:before="0" w:after="0" w:line="480" w:lineRule="exact"/>
+        <w:ind w:left="0" w:firstLine="720"/>
+        <w:jc w:val="left"/>
       </w:pPr>
       <w:r>
         <w:t xml:space="preserve">11.</w:t>
@@ -388,12 +2441,161 @@
         <w:tab/>
       </w:r>
       <w:r>
-        <w:t xml:space="preserve">On December 18, 2025, and pursuant to § 701 of the Bankruptcy Code, the Trustee was appointed as chapter 7 trustee in the Bankruptcy Case.</w:t>
+        <w:t xml:space="preserve">On</w:t>
+      </w:r>
+      <w:r>
+        <w:t xml:space="preserve"> </w:t>
+      </w:r>
+      <w:r>
+        <w:t xml:space="preserve">December</w:t>
+      </w:r>
+      <w:r>
+        <w:t xml:space="preserve"> </w:t>
+      </w:r>
+      <w:r>
+        <w:t xml:space="preserve">18,</w:t>
+      </w:r>
+      <w:r>
+        <w:t xml:space="preserve"> </w:t>
+      </w:r>
+      <w:r>
+        <w:t xml:space="preserve">2025,</w:t>
+      </w:r>
+      <w:r>
+        <w:t xml:space="preserve"> </w:t>
+      </w:r>
+      <w:r>
+        <w:t xml:space="preserve">and</w:t>
+      </w:r>
+      <w:r>
+        <w:t xml:space="preserve"> </w:t>
+      </w:r>
+      <w:r>
+        <w:t xml:space="preserve">pursuant</w:t>
+      </w:r>
+      <w:r>
+        <w:t xml:space="preserve"> </w:t>
+      </w:r>
+      <w:r>
+        <w:t xml:space="preserve">to</w:t>
+      </w:r>
+      <w:r>
+        <w:t xml:space="preserve"> </w:t>
+      </w:r>
+      <w:r>
+        <w:t xml:space="preserve">§</w:t>
+      </w:r>
+      <w:r>
+        <w:t xml:space="preserve"> </w:t>
+      </w:r>
+      <w:r>
+        <w:t xml:space="preserve">701</w:t>
+      </w:r>
+      <w:r>
+        <w:t xml:space="preserve"> </w:t>
+      </w:r>
+      <w:r>
+        <w:t xml:space="preserve">of</w:t>
+      </w:r>
+      <w:r>
+        <w:t xml:space="preserve"> </w:t>
+      </w:r>
+      <w:r>
+        <w:t xml:space="preserve">the</w:t>
+      </w:r>
+      <w:r>
+        <w:t xml:space="preserve"> </w:t>
+      </w:r>
+      <w:r>
+        <w:t xml:space="preserve">Bankruptcy</w:t>
+      </w:r>
+      <w:r>
+        <w:t xml:space="preserve"> </w:t>
+      </w:r>
+      <w:r>
+        <w:t xml:space="preserve">Code,</w:t>
+      </w:r>
+      <w:r>
+        <w:t xml:space="preserve"> </w:t>
+      </w:r>
+      <w:r>
+        <w:t xml:space="preserve">the</w:t>
+      </w:r>
+      <w:r>
+        <w:t xml:space="preserve"> </w:t>
+      </w:r>
+      <w:r>
+        <w:t xml:space="preserve">Trustee</w:t>
+      </w:r>
+      <w:r>
+        <w:t xml:space="preserve"> </w:t>
+      </w:r>
+      <w:r>
+        <w:t xml:space="preserve">was</w:t>
+      </w:r>
+      <w:r>
+        <w:t xml:space="preserve"> </w:t>
+      </w:r>
+      <w:r>
+        <w:t xml:space="preserve">appointed</w:t>
+      </w:r>
+      <w:r>
+        <w:t xml:space="preserve"> </w:t>
+      </w:r>
+      <w:r>
+        <w:t xml:space="preserve">as</w:t>
+      </w:r>
+      <w:r>
+        <w:t xml:space="preserve"> </w:t>
+      </w:r>
+      <w:r>
+        <w:t xml:space="preserve">chapter</w:t>
+      </w:r>
+      <w:r>
+        <w:t xml:space="preserve"> </w:t>
+      </w:r>
+      <w:r>
+        <w:t xml:space="preserve">7</w:t>
+      </w:r>
+      <w:r>
+        <w:t xml:space="preserve"> </w:t>
+      </w:r>
+      <w:r>
+        <w:t xml:space="preserve">trustee</w:t>
+      </w:r>
+      <w:r>
+        <w:t xml:space="preserve"> </w:t>
+      </w:r>
+      <w:r>
+        <w:t xml:space="preserve">in</w:t>
+      </w:r>
+      <w:r>
+        <w:t xml:space="preserve"> </w:t>
+      </w:r>
+      <w:r>
+        <w:t xml:space="preserve">the</w:t>
+      </w:r>
+      <w:r>
+        <w:t xml:space="preserve"> </w:t>
+      </w:r>
+      <w:r>
+        <w:t xml:space="preserve">Bankruptcy</w:t>
+      </w:r>
+      <w:r>
+        <w:t xml:space="preserve"> </w:t>
+      </w:r>
+      <w:r>
+        <w:t xml:space="preserve">Case.</w:t>
       </w:r>
     </w:p>
     <w:p>
       <w:pPr>
-        <w:pStyle w:val="PleadingNumbered"/>
+        <w:tabs>
+          <w:tab w:val="left" w:pos="1440"/>
+        </w:tabs>
+        <w:spacing w:before="0" w:after="0" w:line="480" w:lineRule="exact"/>
+        <w:ind w:left="0" w:firstLine="720"/>
+        <w:jc w:val="left"/>
       </w:pPr>
       <w:r>
         <w:t xml:space="preserve">12.</w:t>
@@ -402,12 +2604,143 @@
         <w:tab/>
       </w:r>
       <w:r>
-        <w:t xml:space="preserve">Prior to the Petition Date, Debtor owned a 2006 Harley Davidson Softtail Deluxe Motorcycle (the “Motorcycle”). See Amended Schedule A/B [Doc. 7].</w:t>
+        <w:t xml:space="preserve">Prior</w:t>
+      </w:r>
+      <w:r>
+        <w:t xml:space="preserve"> </w:t>
+      </w:r>
+      <w:r>
+        <w:t xml:space="preserve">to</w:t>
+      </w:r>
+      <w:r>
+        <w:t xml:space="preserve"> </w:t>
+      </w:r>
+      <w:r>
+        <w:t xml:space="preserve">the</w:t>
+      </w:r>
+      <w:r>
+        <w:t xml:space="preserve"> </w:t>
+      </w:r>
+      <w:r>
+        <w:t xml:space="preserve">Petition</w:t>
+      </w:r>
+      <w:r>
+        <w:t xml:space="preserve"> </w:t>
+      </w:r>
+      <w:r>
+        <w:t xml:space="preserve">Date,</w:t>
+      </w:r>
+      <w:r>
+        <w:t xml:space="preserve"> </w:t>
+      </w:r>
+      <w:r>
+        <w:t xml:space="preserve">Debtor</w:t>
+      </w:r>
+      <w:r>
+        <w:t xml:space="preserve"> </w:t>
+      </w:r>
+      <w:r>
+        <w:t xml:space="preserve">owned</w:t>
+      </w:r>
+      <w:r>
+        <w:t xml:space="preserve"> </w:t>
+      </w:r>
+      <w:r>
+        <w:t xml:space="preserve">a</w:t>
+      </w:r>
+      <w:r>
+        <w:t xml:space="preserve"> </w:t>
+      </w:r>
+      <w:r>
+        <w:t xml:space="preserve">2006</w:t>
+      </w:r>
+      <w:r>
+        <w:t xml:space="preserve"> </w:t>
+      </w:r>
+      <w:r>
+        <w:t xml:space="preserve">Harley</w:t>
+      </w:r>
+      <w:r>
+        <w:t xml:space="preserve"> </w:t>
+      </w:r>
+      <w:r>
+        <w:t xml:space="preserve">Davidson</w:t>
+      </w:r>
+      <w:r>
+        <w:t xml:space="preserve"> </w:t>
+      </w:r>
+      <w:r>
+        <w:t xml:space="preserve">Softtail</w:t>
+      </w:r>
+      <w:r>
+        <w:t xml:space="preserve"> </w:t>
+      </w:r>
+      <w:r>
+        <w:t xml:space="preserve">Deluxe</w:t>
+      </w:r>
+      <w:r>
+        <w:t xml:space="preserve"> </w:t>
+      </w:r>
+      <w:r>
+        <w:t xml:space="preserve">Motorcycle</w:t>
+      </w:r>
+      <w:r>
+        <w:t xml:space="preserve"> </w:t>
+      </w:r>
+      <w:r>
+        <w:t xml:space="preserve">(the</w:t>
+      </w:r>
+      <w:r>
+        <w:t xml:space="preserve"> </w:t>
+      </w:r>
+      <w:r>
+        <w:t xml:space="preserve">“Motorcycle”).</w:t>
+      </w:r>
+      <w:r>
+        <w:t xml:space="preserve"> </w:t>
+      </w:r>
+      <w:r>
+        <w:t xml:space="preserve">See</w:t>
+      </w:r>
+      <w:r>
+        <w:t xml:space="preserve"> </w:t>
+      </w:r>
+      <w:r>
+        <w:t xml:space="preserve">Amended</w:t>
+      </w:r>
+      <w:r>
+        <w:t xml:space="preserve"> </w:t>
+      </w:r>
+      <w:r>
+        <w:t xml:space="preserve">Schedule</w:t>
+      </w:r>
+      <w:r>
+        <w:t xml:space="preserve"> </w:t>
+      </w:r>
+      <w:r>
+        <w:t xml:space="preserve">A/B</w:t>
+      </w:r>
+      <w:r>
+        <w:t xml:space="preserve"> </w:t>
+      </w:r>
+      <w:r>
+        <w:t xml:space="preserve">[Doc.</w:t>
+      </w:r>
+      <w:r>
+        <w:t xml:space="preserve"> </w:t>
+      </w:r>
+      <w:r>
+        <w:t xml:space="preserve">7].</w:t>
       </w:r>
     </w:p>
     <w:p>
       <w:pPr>
-        <w:pStyle w:val="PleadingNumbered"/>
+        <w:tabs>
+          <w:tab w:val="left" w:pos="1440"/>
+        </w:tabs>
+        <w:spacing w:before="0" w:after="0" w:line="480" w:lineRule="exact"/>
+        <w:ind w:left="0" w:firstLine="720"/>
+        <w:jc w:val="left"/>
       </w:pPr>
       <w:r>
         <w:t xml:space="preserve">13.</w:t>
@@ -416,12 +2749,329 @@
         <w:tab/>
       </w:r>
       <w:r>
-        <w:t xml:space="preserve">During the 90-day period prior to the Petition Date (the “Preference Period”), Debtor transferred property to or for the benefit of Defendant by allowing the Defendant to take possession of the Motorcycle (the “Transfer”) in repayment of a deposit that the Defendant had made for work Debtor was to perform for the Defendant.</w:t>
+        <w:t xml:space="preserve">During</w:t>
+      </w:r>
+      <w:r>
+        <w:t xml:space="preserve"> </w:t>
+      </w:r>
+      <w:r>
+        <w:t xml:space="preserve">the</w:t>
+      </w:r>
+      <w:r>
+        <w:t xml:space="preserve"> </w:t>
+      </w:r>
+      <w:r>
+        <w:t xml:space="preserve">90-day</w:t>
+      </w:r>
+      <w:r>
+        <w:t xml:space="preserve"> </w:t>
+      </w:r>
+      <w:r>
+        <w:t xml:space="preserve">period</w:t>
+      </w:r>
+      <w:r>
+        <w:t xml:space="preserve"> </w:t>
+      </w:r>
+      <w:r>
+        <w:t xml:space="preserve">prior</w:t>
+      </w:r>
+      <w:r>
+        <w:t xml:space="preserve"> </w:t>
+      </w:r>
+      <w:r>
+        <w:t xml:space="preserve">to</w:t>
+      </w:r>
+      <w:r>
+        <w:t xml:space="preserve"> </w:t>
+      </w:r>
+      <w:r>
+        <w:t xml:space="preserve">the</w:t>
+      </w:r>
+      <w:r>
+        <w:t xml:space="preserve"> </w:t>
+      </w:r>
+      <w:r>
+        <w:t xml:space="preserve">Petition</w:t>
+      </w:r>
+      <w:r>
+        <w:t xml:space="preserve"> </w:t>
+      </w:r>
+      <w:r>
+        <w:t xml:space="preserve">Date</w:t>
+      </w:r>
+      <w:r>
+        <w:t xml:space="preserve"> </w:t>
+      </w:r>
+      <w:r>
+        <w:t xml:space="preserve">(the</w:t>
+      </w:r>
+      <w:r>
+        <w:t xml:space="preserve"> </w:t>
+      </w:r>
+      <w:r>
+        <w:t xml:space="preserve">“Preference</w:t>
+      </w:r>
+      <w:r>
+        <w:t xml:space="preserve"> </w:t>
+      </w:r>
+      <w:r>
+        <w:t xml:space="preserve">Period”),</w:t>
+      </w:r>
+      <w:r>
+        <w:t xml:space="preserve"> </w:t>
+      </w:r>
+      <w:r>
+        <w:t xml:space="preserve">Debtor</w:t>
+      </w:r>
+      <w:r>
+        <w:t xml:space="preserve"> </w:t>
+      </w:r>
+      <w:r>
+        <w:t xml:space="preserve">transferred</w:t>
+      </w:r>
+      <w:r>
+        <w:t xml:space="preserve"> </w:t>
+      </w:r>
+      <w:r>
+        <w:t xml:space="preserve">property</w:t>
+      </w:r>
+      <w:r>
+        <w:t xml:space="preserve"> </w:t>
+      </w:r>
+      <w:r>
+        <w:t xml:space="preserve">to</w:t>
+      </w:r>
+      <w:r>
+        <w:t xml:space="preserve"> </w:t>
+      </w:r>
+      <w:r>
+        <w:t xml:space="preserve">or</w:t>
+      </w:r>
+      <w:r>
+        <w:t xml:space="preserve"> </w:t>
+      </w:r>
+      <w:r>
+        <w:t xml:space="preserve">for</w:t>
+      </w:r>
+      <w:r>
+        <w:t xml:space="preserve"> </w:t>
+      </w:r>
+      <w:r>
+        <w:t xml:space="preserve">the</w:t>
+      </w:r>
+      <w:r>
+        <w:t xml:space="preserve"> </w:t>
+      </w:r>
+      <w:r>
+        <w:t xml:space="preserve">benefit</w:t>
+      </w:r>
+      <w:r>
+        <w:t xml:space="preserve"> </w:t>
+      </w:r>
+      <w:r>
+        <w:t xml:space="preserve">of</w:t>
+      </w:r>
+      <w:r>
+        <w:t xml:space="preserve"> </w:t>
+      </w:r>
+      <w:r>
+        <w:t xml:space="preserve">Defendant</w:t>
+      </w:r>
+      <w:r>
+        <w:t xml:space="preserve"> </w:t>
+      </w:r>
+      <w:r>
+        <w:t xml:space="preserve">by</w:t>
+      </w:r>
+      <w:r>
+        <w:t xml:space="preserve"> </w:t>
+      </w:r>
+      <w:r>
+        <w:t xml:space="preserve">allowing</w:t>
+      </w:r>
+      <w:r>
+        <w:t xml:space="preserve"> </w:t>
+      </w:r>
+      <w:r>
+        <w:t xml:space="preserve">the</w:t>
+      </w:r>
+      <w:r>
+        <w:t xml:space="preserve"> </w:t>
+      </w:r>
+      <w:r>
+        <w:t xml:space="preserve">Defendant</w:t>
+      </w:r>
+      <w:r>
+        <w:t xml:space="preserve"> </w:t>
+      </w:r>
+      <w:r>
+        <w:t xml:space="preserve">to</w:t>
+      </w:r>
+      <w:r>
+        <w:t xml:space="preserve"> </w:t>
+      </w:r>
+      <w:r>
+        <w:t xml:space="preserve">take</w:t>
+      </w:r>
+      <w:r>
+        <w:t xml:space="preserve"> </w:t>
+      </w:r>
+      <w:r>
+        <w:t xml:space="preserve">possession</w:t>
+      </w:r>
+      <w:r>
+        <w:t xml:space="preserve"> </w:t>
+      </w:r>
+      <w:r>
+        <w:t xml:space="preserve">of</w:t>
+      </w:r>
+      <w:r>
+        <w:t xml:space="preserve"> </w:t>
+      </w:r>
+      <w:r>
+        <w:t xml:space="preserve">the</w:t>
+      </w:r>
+      <w:r>
+        <w:t xml:space="preserve"> </w:t>
+      </w:r>
+      <w:r>
+        <w:t xml:space="preserve">Motorcycle</w:t>
+      </w:r>
+      <w:r>
+        <w:t xml:space="preserve"> </w:t>
+      </w:r>
+      <w:r>
+        <w:t xml:space="preserve">(the</w:t>
+      </w:r>
+      <w:r>
+        <w:t xml:space="preserve"> </w:t>
+      </w:r>
+      <w:r>
+        <w:t xml:space="preserve">“Transfer”)</w:t>
+      </w:r>
+      <w:r>
+        <w:t xml:space="preserve"> </w:t>
+      </w:r>
+      <w:r>
+        <w:t xml:space="preserve">in</w:t>
+      </w:r>
+      <w:r>
+        <w:t xml:space="preserve"> </w:t>
+      </w:r>
+      <w:r>
+        <w:t xml:space="preserve">repayment</w:t>
+      </w:r>
+      <w:r>
+        <w:t xml:space="preserve"> </w:t>
+      </w:r>
+      <w:r>
+        <w:t xml:space="preserve">of</w:t>
+      </w:r>
+      <w:r>
+        <w:t xml:space="preserve"> </w:t>
+      </w:r>
+      <w:r>
+        <w:t xml:space="preserve">a</w:t>
+      </w:r>
+      <w:r>
+        <w:t xml:space="preserve"> </w:t>
+      </w:r>
+      <w:r>
+        <w:t xml:space="preserve">deposit</w:t>
+      </w:r>
+      <w:r>
+        <w:t xml:space="preserve"> </w:t>
+      </w:r>
+      <w:r>
+        <w:t xml:space="preserve">that</w:t>
+      </w:r>
+      <w:r>
+        <w:t xml:space="preserve"> </w:t>
+      </w:r>
+      <w:r>
+        <w:t xml:space="preserve">the</w:t>
+      </w:r>
+      <w:r>
+        <w:t xml:space="preserve"> </w:t>
+      </w:r>
+      <w:r>
+        <w:t xml:space="preserve">Defendant</w:t>
+      </w:r>
+      <w:r>
+        <w:t xml:space="preserve"> </w:t>
+      </w:r>
+      <w:r>
+        <w:t xml:space="preserve">had</w:t>
+      </w:r>
+      <w:r>
+        <w:t xml:space="preserve"> </w:t>
+      </w:r>
+      <w:r>
+        <w:t xml:space="preserve">made</w:t>
+      </w:r>
+      <w:r>
+        <w:t xml:space="preserve"> </w:t>
+      </w:r>
+      <w:r>
+        <w:t xml:space="preserve">for</w:t>
+      </w:r>
+      <w:r>
+        <w:t xml:space="preserve"> </w:t>
+      </w:r>
+      <w:r>
+        <w:t xml:space="preserve">work</w:t>
+      </w:r>
+      <w:r>
+        <w:t xml:space="preserve"> </w:t>
+      </w:r>
+      <w:r>
+        <w:t xml:space="preserve">Debtor</w:t>
+      </w:r>
+      <w:r>
+        <w:t xml:space="preserve"> </w:t>
+      </w:r>
+      <w:r>
+        <w:t xml:space="preserve">was</w:t>
+      </w:r>
+      <w:r>
+        <w:t xml:space="preserve"> </w:t>
+      </w:r>
+      <w:r>
+        <w:t xml:space="preserve">to</w:t>
+      </w:r>
+      <w:r>
+        <w:t xml:space="preserve"> </w:t>
+      </w:r>
+      <w:r>
+        <w:t xml:space="preserve">perform</w:t>
+      </w:r>
+      <w:r>
+        <w:t xml:space="preserve"> </w:t>
+      </w:r>
+      <w:r>
+        <w:t xml:space="preserve">for</w:t>
+      </w:r>
+      <w:r>
+        <w:t xml:space="preserve"> </w:t>
+      </w:r>
+      <w:r>
+        <w:t xml:space="preserve">the</w:t>
+      </w:r>
+      <w:r>
+        <w:t xml:space="preserve"> </w:t>
+      </w:r>
+      <w:r>
+        <w:t xml:space="preserve">Defendant.</w:t>
       </w:r>
     </w:p>
     <w:p>
       <w:pPr>
-        <w:pStyle w:val="PleadingNumbered"/>
+        <w:tabs>
+          <w:tab w:val="left" w:pos="1440"/>
+        </w:tabs>
+        <w:spacing w:before="0" w:after="0" w:line="480" w:lineRule="exact"/>
+        <w:ind w:left="0" w:firstLine="720"/>
+        <w:jc w:val="left"/>
       </w:pPr>
       <w:r>
         <w:t xml:space="preserve">14.</w:t>
@@ -430,22 +3080,520 @@
         <w:tab/>
       </w:r>
       <w:r>
-        <w:t xml:space="preserve">The Trustee, during his acting as chapter 7 trustee and administering this case, has conducted due diligence with respect to this claim, including examining Debtor’s records, reviewing Debtor’s schedules and statements filed in this case, and attempting to communicate with the Defendant. The Trustee does not believe that the Defendant has any viable defenses to the allegations made in this Complaint.</w:t>
+        <w:t xml:space="preserve">The</w:t>
+      </w:r>
+      <w:r>
+        <w:t xml:space="preserve"> </w:t>
+      </w:r>
+      <w:r>
+        <w:t xml:space="preserve">Trustee,</w:t>
+      </w:r>
+      <w:r>
+        <w:t xml:space="preserve"> </w:t>
+      </w:r>
+      <w:r>
+        <w:t xml:space="preserve">during</w:t>
+      </w:r>
+      <w:r>
+        <w:t xml:space="preserve"> </w:t>
+      </w:r>
+      <w:r>
+        <w:t xml:space="preserve">his</w:t>
+      </w:r>
+      <w:r>
+        <w:t xml:space="preserve"> </w:t>
+      </w:r>
+      <w:r>
+        <w:t xml:space="preserve">acting</w:t>
+      </w:r>
+      <w:r>
+        <w:t xml:space="preserve"> </w:t>
+      </w:r>
+      <w:r>
+        <w:t xml:space="preserve">as</w:t>
+      </w:r>
+      <w:r>
+        <w:t xml:space="preserve"> </w:t>
+      </w:r>
+      <w:r>
+        <w:t xml:space="preserve">chapter</w:t>
+      </w:r>
+      <w:r>
+        <w:t xml:space="preserve"> </w:t>
+      </w:r>
+      <w:r>
+        <w:t xml:space="preserve">7</w:t>
+      </w:r>
+      <w:r>
+        <w:t xml:space="preserve"> </w:t>
+      </w:r>
+      <w:r>
+        <w:t xml:space="preserve">trustee</w:t>
+      </w:r>
+      <w:r>
+        <w:t xml:space="preserve"> </w:t>
+      </w:r>
+      <w:r>
+        <w:t xml:space="preserve">and</w:t>
+      </w:r>
+      <w:r>
+        <w:t xml:space="preserve"> </w:t>
+      </w:r>
+      <w:r>
+        <w:t xml:space="preserve">administering</w:t>
+      </w:r>
+      <w:r>
+        <w:t xml:space="preserve"> </w:t>
+      </w:r>
+      <w:r>
+        <w:t xml:space="preserve">this</w:t>
+      </w:r>
+      <w:r>
+        <w:t xml:space="preserve"> </w:t>
+      </w:r>
+      <w:r>
+        <w:t xml:space="preserve">case,</w:t>
+      </w:r>
+      <w:r>
+        <w:t xml:space="preserve"> </w:t>
+      </w:r>
+      <w:r>
+        <w:t xml:space="preserve">has</w:t>
+      </w:r>
+      <w:r>
+        <w:t xml:space="preserve"> </w:t>
+      </w:r>
+      <w:r>
+        <w:t xml:space="preserve">conducted</w:t>
+      </w:r>
+      <w:r>
+        <w:t xml:space="preserve"> </w:t>
+      </w:r>
+      <w:r>
+        <w:t xml:space="preserve">due</w:t>
+      </w:r>
+      <w:r>
+        <w:t xml:space="preserve"> </w:t>
+      </w:r>
+      <w:r>
+        <w:t xml:space="preserve">diligence</w:t>
+      </w:r>
+      <w:r>
+        <w:t xml:space="preserve"> </w:t>
+      </w:r>
+      <w:r>
+        <w:t xml:space="preserve">with</w:t>
+      </w:r>
+      <w:r>
+        <w:t xml:space="preserve"> </w:t>
+      </w:r>
+      <w:r>
+        <w:t xml:space="preserve">respect</w:t>
+      </w:r>
+      <w:r>
+        <w:t xml:space="preserve"> </w:t>
+      </w:r>
+      <w:r>
+        <w:t xml:space="preserve">to</w:t>
+      </w:r>
+      <w:r>
+        <w:t xml:space="preserve"> </w:t>
+      </w:r>
+      <w:r>
+        <w:t xml:space="preserve">this</w:t>
+      </w:r>
+      <w:r>
+        <w:t xml:space="preserve"> </w:t>
+      </w:r>
+      <w:r>
+        <w:t xml:space="preserve">claim,</w:t>
+      </w:r>
+      <w:r>
+        <w:t xml:space="preserve"> </w:t>
+      </w:r>
+      <w:r>
+        <w:t xml:space="preserve">including</w:t>
+      </w:r>
+      <w:r>
+        <w:t xml:space="preserve"> </w:t>
+      </w:r>
+      <w:r>
+        <w:t xml:space="preserve">examining</w:t>
+      </w:r>
+      <w:r>
+        <w:t xml:space="preserve"> </w:t>
+      </w:r>
+      <w:r>
+        <w:t xml:space="preserve">Debtor’s</w:t>
+      </w:r>
+      <w:r>
+        <w:t xml:space="preserve"> </w:t>
+      </w:r>
+      <w:r>
+        <w:t xml:space="preserve">records,</w:t>
+      </w:r>
+      <w:r>
+        <w:t xml:space="preserve"> </w:t>
+      </w:r>
+      <w:r>
+        <w:t xml:space="preserve">reviewing</w:t>
+      </w:r>
+      <w:r>
+        <w:t xml:space="preserve"> </w:t>
+      </w:r>
+      <w:r>
+        <w:t xml:space="preserve">Debtor’s</w:t>
+      </w:r>
+      <w:r>
+        <w:t xml:space="preserve"> </w:t>
+      </w:r>
+      <w:r>
+        <w:t xml:space="preserve">schedules</w:t>
+      </w:r>
+      <w:r>
+        <w:t xml:space="preserve"> </w:t>
+      </w:r>
+      <w:r>
+        <w:t xml:space="preserve">and</w:t>
+      </w:r>
+      <w:r>
+        <w:t xml:space="preserve"> </w:t>
+      </w:r>
+      <w:r>
+        <w:t xml:space="preserve">statements</w:t>
+      </w:r>
+      <w:r>
+        <w:t xml:space="preserve"> </w:t>
+      </w:r>
+      <w:r>
+        <w:t xml:space="preserve">filed</w:t>
+      </w:r>
+      <w:r>
+        <w:t xml:space="preserve"> </w:t>
+      </w:r>
+      <w:r>
+        <w:t xml:space="preserve">in</w:t>
+      </w:r>
+      <w:r>
+        <w:t xml:space="preserve"> </w:t>
+      </w:r>
+      <w:r>
+        <w:t xml:space="preserve">this</w:t>
+      </w:r>
+      <w:r>
+        <w:t xml:space="preserve"> </w:t>
+      </w:r>
+      <w:r>
+        <w:t xml:space="preserve">case,</w:t>
+      </w:r>
+      <w:r>
+        <w:t xml:space="preserve"> </w:t>
+      </w:r>
+      <w:r>
+        <w:t xml:space="preserve">and</w:t>
+      </w:r>
+      <w:r>
+        <w:t xml:space="preserve"> </w:t>
+      </w:r>
+      <w:r>
+        <w:t xml:space="preserve">attempting</w:t>
+      </w:r>
+      <w:r>
+        <w:t xml:space="preserve"> </w:t>
+      </w:r>
+      <w:r>
+        <w:t xml:space="preserve">to</w:t>
+      </w:r>
+      <w:r>
+        <w:t xml:space="preserve"> </w:t>
+      </w:r>
+      <w:r>
+        <w:t xml:space="preserve">communicate</w:t>
+      </w:r>
+      <w:r>
+        <w:t xml:space="preserve"> </w:t>
+      </w:r>
+      <w:r>
+        <w:t xml:space="preserve">with</w:t>
+      </w:r>
+      <w:r>
+        <w:t xml:space="preserve"> </w:t>
+      </w:r>
+      <w:r>
+        <w:t xml:space="preserve">the</w:t>
+      </w:r>
+      <w:r>
+        <w:t xml:space="preserve"> </w:t>
+      </w:r>
+      <w:r>
+        <w:t xml:space="preserve">Defendant.</w:t>
+      </w:r>
+      <w:r>
+        <w:t xml:space="preserve"> </w:t>
+      </w:r>
+      <w:r>
+        <w:t xml:space="preserve">The</w:t>
+      </w:r>
+      <w:r>
+        <w:t xml:space="preserve"> </w:t>
+      </w:r>
+      <w:r>
+        <w:t xml:space="preserve">Trustee</w:t>
+      </w:r>
+      <w:r>
+        <w:t xml:space="preserve"> </w:t>
+      </w:r>
+      <w:r>
+        <w:t xml:space="preserve">does</w:t>
+      </w:r>
+      <w:r>
+        <w:t xml:space="preserve"> </w:t>
+      </w:r>
+      <w:r>
+        <w:t xml:space="preserve">not</w:t>
+      </w:r>
+      <w:r>
+        <w:t xml:space="preserve"> </w:t>
+      </w:r>
+      <w:r>
+        <w:t xml:space="preserve">believe</w:t>
+      </w:r>
+      <w:r>
+        <w:t xml:space="preserve"> </w:t>
+      </w:r>
+      <w:r>
+        <w:t xml:space="preserve">that</w:t>
+      </w:r>
+      <w:r>
+        <w:t xml:space="preserve"> </w:t>
+      </w:r>
+      <w:r>
+        <w:t xml:space="preserve">the</w:t>
+      </w:r>
+      <w:r>
+        <w:t xml:space="preserve"> </w:t>
+      </w:r>
+      <w:r>
+        <w:t xml:space="preserve">Defendant</w:t>
+      </w:r>
+      <w:r>
+        <w:t xml:space="preserve"> </w:t>
+      </w:r>
+      <w:r>
+        <w:t xml:space="preserve">has</w:t>
+      </w:r>
+      <w:r>
+        <w:t xml:space="preserve"> </w:t>
+      </w:r>
+      <w:r>
+        <w:t xml:space="preserve">any</w:t>
+      </w:r>
+      <w:r>
+        <w:t xml:space="preserve"> </w:t>
+      </w:r>
+      <w:r>
+        <w:t xml:space="preserve">viable</w:t>
+      </w:r>
+      <w:r>
+        <w:t xml:space="preserve"> </w:t>
+      </w:r>
+      <w:r>
+        <w:t xml:space="preserve">defenses</w:t>
+      </w:r>
+      <w:r>
+        <w:t xml:space="preserve"> </w:t>
+      </w:r>
+      <w:r>
+        <w:t xml:space="preserve">to</w:t>
+      </w:r>
+      <w:r>
+        <w:t xml:space="preserve"> </w:t>
+      </w:r>
+      <w:r>
+        <w:t xml:space="preserve">the</w:t>
+      </w:r>
+      <w:r>
+        <w:t xml:space="preserve"> </w:t>
+      </w:r>
+      <w:r>
+        <w:t xml:space="preserve">allegations</w:t>
+      </w:r>
+      <w:r>
+        <w:t xml:space="preserve"> </w:t>
+      </w:r>
+      <w:r>
+        <w:t xml:space="preserve">made</w:t>
+      </w:r>
+      <w:r>
+        <w:t xml:space="preserve"> </w:t>
+      </w:r>
+      <w:r>
+        <w:t xml:space="preserve">in</w:t>
+      </w:r>
+      <w:r>
+        <w:t xml:space="preserve"> </w:t>
+      </w:r>
+      <w:r>
+        <w:t xml:space="preserve">this</w:t>
+      </w:r>
+      <w:r>
+        <w:t xml:space="preserve"> </w:t>
+      </w:r>
+      <w:r>
+        <w:t xml:space="preserve">Complaint.</w:t>
       </w:r>
     </w:p>
-    <w:bookmarkEnd w:id="22"/>
-    <w:bookmarkStart w:id="23" w:name="Xfd7642b568f03d181a3977504b3cb634bf0f1c9"/>
     <w:p>
       <w:pPr>
         <w:pStyle w:val="Heading1"/>
+        <w:keepNext/>
+        <w:keepLines/>
+        <w:spacing w:before="240" w:after="240" w:line="480" w:lineRule="exact"/>
+        <w:ind w:left="0" w:firstLine="0"/>
+        <w:jc w:val="center"/>
       </w:pPr>
       <w:r>
-        <w:t xml:space="preserve">COUNT I: AVOIDANCE OF PREFERENTIAL TRANSFERS, 11 U.S.C. § 547</w:t>
+        <w:rPr>
+          <w:b/>
+          <w:bCs/>
+        </w:rPr>
+        <w:t xml:space="preserve">COUNT</w:t>
+      </w:r>
+      <w:r>
+        <w:rPr>
+          <w:b/>
+          <w:bCs/>
+        </w:rPr>
+        <w:t xml:space="preserve"> </w:t>
+      </w:r>
+      <w:r>
+        <w:rPr>
+          <w:b/>
+          <w:bCs/>
+        </w:rPr>
+        <w:t xml:space="preserve">I:</w:t>
+      </w:r>
+      <w:r>
+        <w:rPr>
+          <w:b/>
+          <w:bCs/>
+        </w:rPr>
+        <w:t xml:space="preserve"> </w:t>
+      </w:r>
+      <w:r>
+        <w:rPr>
+          <w:b/>
+          <w:bCs/>
+        </w:rPr>
+        <w:t xml:space="preserve">AVOIDANCE</w:t>
+      </w:r>
+      <w:r>
+        <w:rPr>
+          <w:b/>
+          <w:bCs/>
+        </w:rPr>
+        <w:t xml:space="preserve"> </w:t>
+      </w:r>
+      <w:r>
+        <w:rPr>
+          <w:b/>
+          <w:bCs/>
+        </w:rPr>
+        <w:t xml:space="preserve">OF</w:t>
+      </w:r>
+      <w:r>
+        <w:rPr>
+          <w:b/>
+          <w:bCs/>
+        </w:rPr>
+        <w:t xml:space="preserve"> </w:t>
+      </w:r>
+      <w:r>
+        <w:rPr>
+          <w:b/>
+          <w:bCs/>
+        </w:rPr>
+        <w:t xml:space="preserve">PREFERENTIAL</w:t>
+      </w:r>
+      <w:r>
+        <w:rPr>
+          <w:b/>
+          <w:bCs/>
+        </w:rPr>
+        <w:t xml:space="preserve"> </w:t>
+      </w:r>
+      <w:r>
+        <w:rPr>
+          <w:b/>
+          <w:bCs/>
+        </w:rPr>
+        <w:t xml:space="preserve">TRANSFERS,</w:t>
+      </w:r>
+      <w:r>
+        <w:rPr>
+          <w:b/>
+          <w:bCs/>
+        </w:rPr>
+        <w:t xml:space="preserve"> </w:t>
+      </w:r>
+      <w:r>
+        <w:rPr>
+          <w:b/>
+          <w:bCs/>
+        </w:rPr>
+        <w:t xml:space="preserve">11</w:t>
+      </w:r>
+      <w:r>
+        <w:rPr>
+          <w:b/>
+          <w:bCs/>
+        </w:rPr>
+        <w:t xml:space="preserve"> </w:t>
+      </w:r>
+      <w:r>
+        <w:rPr>
+          <w:b/>
+          <w:bCs/>
+        </w:rPr>
+        <w:t xml:space="preserve">U.S.C.</w:t>
+      </w:r>
+      <w:r>
+        <w:rPr>
+          <w:b/>
+          <w:bCs/>
+        </w:rPr>
+        <w:t xml:space="preserve"> </w:t>
+      </w:r>
+      <w:r>
+        <w:rPr>
+          <w:b/>
+          <w:bCs/>
+        </w:rPr>
+        <w:t xml:space="preserve">§</w:t>
+      </w:r>
+      <w:r>
+        <w:rPr>
+          <w:b/>
+          <w:bCs/>
+        </w:rPr>
+        <w:t xml:space="preserve"> </w:t>
+      </w:r>
+      <w:r>
+        <w:rPr>
+          <w:b/>
+          <w:bCs/>
+        </w:rPr>
+        <w:t xml:space="preserve">547</w:t>
       </w:r>
     </w:p>
     <w:p>
       <w:pPr>
-        <w:pStyle w:val="PleadingNumbered"/>
+        <w:tabs>
+          <w:tab w:val="left" w:pos="1440"/>
+        </w:tabs>
+        <w:spacing w:before="0" w:after="0" w:line="480" w:lineRule="exact"/>
+        <w:ind w:left="0" w:firstLine="720"/>
+        <w:jc w:val="left"/>
       </w:pPr>
       <w:r>
         <w:t xml:space="preserve">15.</w:t>
@@ -454,12 +3602,101 @@
         <w:tab/>
       </w:r>
       <w:r>
-        <w:t xml:space="preserve">The Trustee repeats each of the allegations contained above as though fully set forth herein.</w:t>
+        <w:t xml:space="preserve">The</w:t>
+      </w:r>
+      <w:r>
+        <w:t xml:space="preserve"> </w:t>
+      </w:r>
+      <w:r>
+        <w:t xml:space="preserve">Trustee</w:t>
+      </w:r>
+      <w:r>
+        <w:t xml:space="preserve"> </w:t>
+      </w:r>
+      <w:r>
+        <w:t xml:space="preserve">repeats</w:t>
+      </w:r>
+      <w:r>
+        <w:t xml:space="preserve"> </w:t>
+      </w:r>
+      <w:r>
+        <w:t xml:space="preserve">each</w:t>
+      </w:r>
+      <w:r>
+        <w:t xml:space="preserve"> </w:t>
+      </w:r>
+      <w:r>
+        <w:t xml:space="preserve">of</w:t>
+      </w:r>
+      <w:r>
+        <w:t xml:space="preserve"> </w:t>
+      </w:r>
+      <w:r>
+        <w:t xml:space="preserve">the</w:t>
+      </w:r>
+      <w:r>
+        <w:t xml:space="preserve"> </w:t>
+      </w:r>
+      <w:r>
+        <w:t xml:space="preserve">allegations</w:t>
+      </w:r>
+      <w:r>
+        <w:t xml:space="preserve"> </w:t>
+      </w:r>
+      <w:r>
+        <w:t xml:space="preserve">contained</w:t>
+      </w:r>
+      <w:r>
+        <w:t xml:space="preserve"> </w:t>
+      </w:r>
+      <w:r>
+        <w:t xml:space="preserve">above</w:t>
+      </w:r>
+      <w:r>
+        <w:t xml:space="preserve"> </w:t>
+      </w:r>
+      <w:r>
+        <w:t xml:space="preserve">as</w:t>
+      </w:r>
+      <w:r>
+        <w:t xml:space="preserve"> </w:t>
+      </w:r>
+      <w:r>
+        <w:t xml:space="preserve">though</w:t>
+      </w:r>
+      <w:r>
+        <w:t xml:space="preserve"> </w:t>
+      </w:r>
+      <w:r>
+        <w:t xml:space="preserve">fully</w:t>
+      </w:r>
+      <w:r>
+        <w:t xml:space="preserve"> </w:t>
+      </w:r>
+      <w:r>
+        <w:t xml:space="preserve">set</w:t>
+      </w:r>
+      <w:r>
+        <w:t xml:space="preserve"> </w:t>
+      </w:r>
+      <w:r>
+        <w:t xml:space="preserve">forth</w:t>
+      </w:r>
+      <w:r>
+        <w:t xml:space="preserve"> </w:t>
+      </w:r>
+      <w:r>
+        <w:t xml:space="preserve">herein.</w:t>
       </w:r>
     </w:p>
     <w:p>
       <w:pPr>
-        <w:pStyle w:val="PleadingNumbered"/>
+        <w:tabs>
+          <w:tab w:val="left" w:pos="1440"/>
+        </w:tabs>
+        <w:spacing w:before="0" w:after="0" w:line="480" w:lineRule="exact"/>
+        <w:ind w:left="0" w:firstLine="720"/>
+        <w:jc w:val="left"/>
       </w:pPr>
       <w:r>
         <w:t xml:space="preserve">16.</w:t>
@@ -468,12 +3705,227 @@
         <w:tab/>
       </w:r>
       <w:r>
-        <w:t xml:space="preserve">During the Preference Period, Defendant was a creditor of Debtor because Defendant paid to Debtor certain funds in the amount of $7,000, and Debtor was obligated to repay the Defendant for work he did not do.</w:t>
+        <w:t xml:space="preserve">During</w:t>
+      </w:r>
+      <w:r>
+        <w:t xml:space="preserve"> </w:t>
+      </w:r>
+      <w:r>
+        <w:t xml:space="preserve">the</w:t>
+      </w:r>
+      <w:r>
+        <w:t xml:space="preserve"> </w:t>
+      </w:r>
+      <w:r>
+        <w:t xml:space="preserve">Preference</w:t>
+      </w:r>
+      <w:r>
+        <w:t xml:space="preserve"> </w:t>
+      </w:r>
+      <w:r>
+        <w:t xml:space="preserve">Period,</w:t>
+      </w:r>
+      <w:r>
+        <w:t xml:space="preserve"> </w:t>
+      </w:r>
+      <w:r>
+        <w:t xml:space="preserve">Defendant</w:t>
+      </w:r>
+      <w:r>
+        <w:t xml:space="preserve"> </w:t>
+      </w:r>
+      <w:r>
+        <w:t xml:space="preserve">was</w:t>
+      </w:r>
+      <w:r>
+        <w:t xml:space="preserve"> </w:t>
+      </w:r>
+      <w:r>
+        <w:t xml:space="preserve">a</w:t>
+      </w:r>
+      <w:r>
+        <w:t xml:space="preserve"> </w:t>
+      </w:r>
+      <w:r>
+        <w:t xml:space="preserve">creditor</w:t>
+      </w:r>
+      <w:r>
+        <w:t xml:space="preserve"> </w:t>
+      </w:r>
+      <w:r>
+        <w:t xml:space="preserve">of</w:t>
+      </w:r>
+      <w:r>
+        <w:t xml:space="preserve"> </w:t>
+      </w:r>
+      <w:r>
+        <w:t xml:space="preserve">Debtor</w:t>
+      </w:r>
+      <w:r>
+        <w:t xml:space="preserve"> </w:t>
+      </w:r>
+      <w:r>
+        <w:t xml:space="preserve">because</w:t>
+      </w:r>
+      <w:r>
+        <w:t xml:space="preserve"> </w:t>
+      </w:r>
+      <w:r>
+        <w:t xml:space="preserve">Defendant</w:t>
+      </w:r>
+      <w:r>
+        <w:t xml:space="preserve"> </w:t>
+      </w:r>
+      <w:r>
+        <w:t xml:space="preserve">paid</w:t>
+      </w:r>
+      <w:r>
+        <w:t xml:space="preserve"> </w:t>
+      </w:r>
+      <w:r>
+        <w:t xml:space="preserve">to</w:t>
+      </w:r>
+      <w:r>
+        <w:t xml:space="preserve"> </w:t>
+      </w:r>
+      <w:r>
+        <w:t xml:space="preserve">Debtor</w:t>
+      </w:r>
+      <w:r>
+        <w:t xml:space="preserve"> </w:t>
+      </w:r>
+      <w:r>
+        <w:t xml:space="preserve">certain</w:t>
+      </w:r>
+      <w:r>
+        <w:t xml:space="preserve"> </w:t>
+      </w:r>
+      <w:r>
+        <w:t xml:space="preserve">funds</w:t>
+      </w:r>
+      <w:r>
+        <w:t xml:space="preserve"> </w:t>
+      </w:r>
+      <w:r>
+        <w:t xml:space="preserve">in</w:t>
+      </w:r>
+      <w:r>
+        <w:t xml:space="preserve"> </w:t>
+      </w:r>
+      <w:r>
+        <w:t xml:space="preserve">the</w:t>
+      </w:r>
+      <w:r>
+        <w:t xml:space="preserve"> </w:t>
+      </w:r>
+      <w:r>
+        <w:t xml:space="preserve">amount</w:t>
+      </w:r>
+      <w:r>
+        <w:t xml:space="preserve"> </w:t>
+      </w:r>
+      <w:r>
+        <w:t xml:space="preserve">of</w:t>
+      </w:r>
+      <w:r>
+        <w:t xml:space="preserve"> </w:t>
+      </w:r>
+      <w:r>
+        <w:t xml:space="preserve">$7,000,</w:t>
+      </w:r>
+      <w:r>
+        <w:t xml:space="preserve"> </w:t>
+      </w:r>
+      <w:r>
+        <w:t xml:space="preserve">and</w:t>
+      </w:r>
+      <w:r>
+        <w:t xml:space="preserve"> </w:t>
+      </w:r>
+      <w:r>
+        <w:t xml:space="preserve">Debtor</w:t>
+      </w:r>
+      <w:r>
+        <w:t xml:space="preserve"> </w:t>
+      </w:r>
+      <w:r>
+        <w:t xml:space="preserve">was</w:t>
+      </w:r>
+      <w:r>
+        <w:t xml:space="preserve"> </w:t>
+      </w:r>
+      <w:r>
+        <w:t xml:space="preserve">obligated</w:t>
+      </w:r>
+      <w:r>
+        <w:t xml:space="preserve"> </w:t>
+      </w:r>
+      <w:r>
+        <w:t xml:space="preserve">to</w:t>
+      </w:r>
+      <w:r>
+        <w:t xml:space="preserve"> </w:t>
+      </w:r>
+      <w:r>
+        <w:t xml:space="preserve">repay</w:t>
+      </w:r>
+      <w:r>
+        <w:t xml:space="preserve"> </w:t>
+      </w:r>
+      <w:r>
+        <w:t xml:space="preserve">the</w:t>
+      </w:r>
+      <w:r>
+        <w:t xml:space="preserve"> </w:t>
+      </w:r>
+      <w:r>
+        <w:t xml:space="preserve">Defendant</w:t>
+      </w:r>
+      <w:r>
+        <w:t xml:space="preserve"> </w:t>
+      </w:r>
+      <w:r>
+        <w:t xml:space="preserve">for</w:t>
+      </w:r>
+      <w:r>
+        <w:t xml:space="preserve"> </w:t>
+      </w:r>
+      <w:r>
+        <w:t xml:space="preserve">work</w:t>
+      </w:r>
+      <w:r>
+        <w:t xml:space="preserve"> </w:t>
+      </w:r>
+      <w:r>
+        <w:t xml:space="preserve">he</w:t>
+      </w:r>
+      <w:r>
+        <w:t xml:space="preserve"> </w:t>
+      </w:r>
+      <w:r>
+        <w:t xml:space="preserve">did</w:t>
+      </w:r>
+      <w:r>
+        <w:t xml:space="preserve"> </w:t>
+      </w:r>
+      <w:r>
+        <w:t xml:space="preserve">not</w:t>
+      </w:r>
+      <w:r>
+        <w:t xml:space="preserve"> </w:t>
+      </w:r>
+      <w:r>
+        <w:t xml:space="preserve">do.</w:t>
       </w:r>
     </w:p>
     <w:p>
       <w:pPr>
-        <w:pStyle w:val="PleadingNumbered"/>
+        <w:tabs>
+          <w:tab w:val="left" w:pos="1440"/>
+        </w:tabs>
+        <w:spacing w:before="0" w:after="0" w:line="480" w:lineRule="exact"/>
+        <w:ind w:left="0" w:firstLine="720"/>
+        <w:jc w:val="left"/>
       </w:pPr>
       <w:r>
         <w:t xml:space="preserve">17.</w:t>
@@ -482,12 +3934,59 @@
         <w:tab/>
       </w:r>
       <w:r>
-        <w:t xml:space="preserve">The Transfer was made by Debtor to Defendant.</w:t>
+        <w:t xml:space="preserve">The</w:t>
+      </w:r>
+      <w:r>
+        <w:t xml:space="preserve"> </w:t>
+      </w:r>
+      <w:r>
+        <w:t xml:space="preserve">Transfer</w:t>
+      </w:r>
+      <w:r>
+        <w:t xml:space="preserve"> </w:t>
+      </w:r>
+      <w:r>
+        <w:t xml:space="preserve">was</w:t>
+      </w:r>
+      <w:r>
+        <w:t xml:space="preserve"> </w:t>
+      </w:r>
+      <w:r>
+        <w:t xml:space="preserve">made</w:t>
+      </w:r>
+      <w:r>
+        <w:t xml:space="preserve"> </w:t>
+      </w:r>
+      <w:r>
+        <w:t xml:space="preserve">by</w:t>
+      </w:r>
+      <w:r>
+        <w:t xml:space="preserve"> </w:t>
+      </w:r>
+      <w:r>
+        <w:t xml:space="preserve">Debtor</w:t>
+      </w:r>
+      <w:r>
+        <w:t xml:space="preserve"> </w:t>
+      </w:r>
+      <w:r>
+        <w:t xml:space="preserve">to</w:t>
+      </w:r>
+      <w:r>
+        <w:t xml:space="preserve"> </w:t>
+      </w:r>
+      <w:r>
+        <w:t xml:space="preserve">Defendant.</w:t>
       </w:r>
     </w:p>
     <w:p>
       <w:pPr>
-        <w:pStyle w:val="PleadingNumbered"/>
+        <w:tabs>
+          <w:tab w:val="left" w:pos="1440"/>
+        </w:tabs>
+        <w:spacing w:before="0" w:after="0" w:line="480" w:lineRule="exact"/>
+        <w:ind w:left="0" w:firstLine="720"/>
+        <w:jc w:val="left"/>
       </w:pPr>
       <w:r>
         <w:t xml:space="preserve">18.</w:t>
@@ -496,12 +3995,131 @@
         <w:tab/>
       </w:r>
       <w:r>
-        <w:t xml:space="preserve">The Transfer was made to or for the benefit of Defendant, as payment for funds advanced by Defendant to Debtor.</w:t>
+        <w:t xml:space="preserve">The</w:t>
+      </w:r>
+      <w:r>
+        <w:t xml:space="preserve"> </w:t>
+      </w:r>
+      <w:r>
+        <w:t xml:space="preserve">Transfer</w:t>
+      </w:r>
+      <w:r>
+        <w:t xml:space="preserve"> </w:t>
+      </w:r>
+      <w:r>
+        <w:t xml:space="preserve">was</w:t>
+      </w:r>
+      <w:r>
+        <w:t xml:space="preserve"> </w:t>
+      </w:r>
+      <w:r>
+        <w:t xml:space="preserve">made</w:t>
+      </w:r>
+      <w:r>
+        <w:t xml:space="preserve"> </w:t>
+      </w:r>
+      <w:r>
+        <w:t xml:space="preserve">to</w:t>
+      </w:r>
+      <w:r>
+        <w:t xml:space="preserve"> </w:t>
+      </w:r>
+      <w:r>
+        <w:t xml:space="preserve">or</w:t>
+      </w:r>
+      <w:r>
+        <w:t xml:space="preserve"> </w:t>
+      </w:r>
+      <w:r>
+        <w:t xml:space="preserve">for</w:t>
+      </w:r>
+      <w:r>
+        <w:t xml:space="preserve"> </w:t>
+      </w:r>
+      <w:r>
+        <w:t xml:space="preserve">the</w:t>
+      </w:r>
+      <w:r>
+        <w:t xml:space="preserve"> </w:t>
+      </w:r>
+      <w:r>
+        <w:t xml:space="preserve">benefit</w:t>
+      </w:r>
+      <w:r>
+        <w:t xml:space="preserve"> </w:t>
+      </w:r>
+      <w:r>
+        <w:t xml:space="preserve">of</w:t>
+      </w:r>
+      <w:r>
+        <w:t xml:space="preserve"> </w:t>
+      </w:r>
+      <w:r>
+        <w:t xml:space="preserve">Defendant,</w:t>
+      </w:r>
+      <w:r>
+        <w:t xml:space="preserve"> </w:t>
+      </w:r>
+      <w:r>
+        <w:t xml:space="preserve">as</w:t>
+      </w:r>
+      <w:r>
+        <w:t xml:space="preserve"> </w:t>
+      </w:r>
+      <w:r>
+        <w:t xml:space="preserve">payment</w:t>
+      </w:r>
+      <w:r>
+        <w:t xml:space="preserve"> </w:t>
+      </w:r>
+      <w:r>
+        <w:t xml:space="preserve">for</w:t>
+      </w:r>
+      <w:r>
+        <w:t xml:space="preserve"> </w:t>
+      </w:r>
+      <w:r>
+        <w:t xml:space="preserve">funds</w:t>
+      </w:r>
+      <w:r>
+        <w:t xml:space="preserve"> </w:t>
+      </w:r>
+      <w:r>
+        <w:t xml:space="preserve">advanced</w:t>
+      </w:r>
+      <w:r>
+        <w:t xml:space="preserve"> </w:t>
+      </w:r>
+      <w:r>
+        <w:t xml:space="preserve">by</w:t>
+      </w:r>
+      <w:r>
+        <w:t xml:space="preserve"> </w:t>
+      </w:r>
+      <w:r>
+        <w:t xml:space="preserve">Defendant</w:t>
+      </w:r>
+      <w:r>
+        <w:t xml:space="preserve"> </w:t>
+      </w:r>
+      <w:r>
+        <w:t xml:space="preserve">to</w:t>
+      </w:r>
+      <w:r>
+        <w:t xml:space="preserve"> </w:t>
+      </w:r>
+      <w:r>
+        <w:t xml:space="preserve">Debtor.</w:t>
       </w:r>
     </w:p>
     <w:p>
       <w:pPr>
-        <w:pStyle w:val="PleadingNumbered"/>
+        <w:tabs>
+          <w:tab w:val="left" w:pos="1440"/>
+        </w:tabs>
+        <w:spacing w:before="0" w:after="0" w:line="480" w:lineRule="exact"/>
+        <w:ind w:left="0" w:firstLine="720"/>
+        <w:jc w:val="left"/>
       </w:pPr>
       <w:r>
         <w:t xml:space="preserve">19.</w:t>
@@ -510,12 +4128,311 @@
         <w:tab/>
       </w:r>
       <w:r>
-        <w:t xml:space="preserve">The Transfer was made for or on account of antecedent debt or debts owed by Debtor to Defendant before such Transfer was made, as asserted by Defendant, which constituted a “debt” or “claim” (as those terms are defined in the Bankruptcy Code) of Defendant prior to being paid by Debtor.</w:t>
+        <w:t xml:space="preserve">The</w:t>
+      </w:r>
+      <w:r>
+        <w:t xml:space="preserve"> </w:t>
+      </w:r>
+      <w:r>
+        <w:t xml:space="preserve">Transfer</w:t>
+      </w:r>
+      <w:r>
+        <w:t xml:space="preserve"> </w:t>
+      </w:r>
+      <w:r>
+        <w:t xml:space="preserve">was</w:t>
+      </w:r>
+      <w:r>
+        <w:t xml:space="preserve"> </w:t>
+      </w:r>
+      <w:r>
+        <w:t xml:space="preserve">made</w:t>
+      </w:r>
+      <w:r>
+        <w:t xml:space="preserve"> </w:t>
+      </w:r>
+      <w:r>
+        <w:t xml:space="preserve">for</w:t>
+      </w:r>
+      <w:r>
+        <w:t xml:space="preserve"> </w:t>
+      </w:r>
+      <w:r>
+        <w:t xml:space="preserve">or</w:t>
+      </w:r>
+      <w:r>
+        <w:t xml:space="preserve"> </w:t>
+      </w:r>
+      <w:r>
+        <w:t xml:space="preserve">on</w:t>
+      </w:r>
+      <w:r>
+        <w:t xml:space="preserve"> </w:t>
+      </w:r>
+      <w:r>
+        <w:t xml:space="preserve">account</w:t>
+      </w:r>
+      <w:r>
+        <w:t xml:space="preserve"> </w:t>
+      </w:r>
+      <w:r>
+        <w:t xml:space="preserve">of</w:t>
+      </w:r>
+      <w:r>
+        <w:t xml:space="preserve"> </w:t>
+      </w:r>
+      <w:r>
+        <w:t xml:space="preserve">antecedent</w:t>
+      </w:r>
+      <w:r>
+        <w:t xml:space="preserve"> </w:t>
+      </w:r>
+      <w:r>
+        <w:t xml:space="preserve">debt</w:t>
+      </w:r>
+      <w:r>
+        <w:t xml:space="preserve"> </w:t>
+      </w:r>
+      <w:r>
+        <w:t xml:space="preserve">or</w:t>
+      </w:r>
+      <w:r>
+        <w:t xml:space="preserve"> </w:t>
+      </w:r>
+      <w:r>
+        <w:t xml:space="preserve">debts</w:t>
+      </w:r>
+      <w:r>
+        <w:t xml:space="preserve"> </w:t>
+      </w:r>
+      <w:r>
+        <w:t xml:space="preserve">owed</w:t>
+      </w:r>
+      <w:r>
+        <w:t xml:space="preserve"> </w:t>
+      </w:r>
+      <w:r>
+        <w:t xml:space="preserve">by</w:t>
+      </w:r>
+      <w:r>
+        <w:t xml:space="preserve"> </w:t>
+      </w:r>
+      <w:r>
+        <w:t xml:space="preserve">Debtor</w:t>
+      </w:r>
+      <w:r>
+        <w:t xml:space="preserve"> </w:t>
+      </w:r>
+      <w:r>
+        <w:t xml:space="preserve">to</w:t>
+      </w:r>
+      <w:r>
+        <w:t xml:space="preserve"> </w:t>
+      </w:r>
+      <w:r>
+        <w:t xml:space="preserve">Defendant</w:t>
+      </w:r>
+      <w:r>
+        <w:t xml:space="preserve"> </w:t>
+      </w:r>
+      <w:r>
+        <w:t xml:space="preserve">before</w:t>
+      </w:r>
+      <w:r>
+        <w:t xml:space="preserve"> </w:t>
+      </w:r>
+      <w:r>
+        <w:t xml:space="preserve">such</w:t>
+      </w:r>
+      <w:r>
+        <w:t xml:space="preserve"> </w:t>
+      </w:r>
+      <w:r>
+        <w:t xml:space="preserve">Transfer</w:t>
+      </w:r>
+      <w:r>
+        <w:t xml:space="preserve"> </w:t>
+      </w:r>
+      <w:r>
+        <w:t xml:space="preserve">was</w:t>
+      </w:r>
+      <w:r>
+        <w:t xml:space="preserve"> </w:t>
+      </w:r>
+      <w:r>
+        <w:t xml:space="preserve">made,</w:t>
+      </w:r>
+      <w:r>
+        <w:t xml:space="preserve"> </w:t>
+      </w:r>
+      <w:r>
+        <w:t xml:space="preserve">as</w:t>
+      </w:r>
+      <w:r>
+        <w:t xml:space="preserve"> </w:t>
+      </w:r>
+      <w:r>
+        <w:t xml:space="preserve">asserted</w:t>
+      </w:r>
+      <w:r>
+        <w:t xml:space="preserve"> </w:t>
+      </w:r>
+      <w:r>
+        <w:t xml:space="preserve">by</w:t>
+      </w:r>
+      <w:r>
+        <w:t xml:space="preserve"> </w:t>
+      </w:r>
+      <w:r>
+        <w:t xml:space="preserve">Defendant,</w:t>
+      </w:r>
+      <w:r>
+        <w:t xml:space="preserve"> </w:t>
+      </w:r>
+      <w:r>
+        <w:t xml:space="preserve">which</w:t>
+      </w:r>
+      <w:r>
+        <w:t xml:space="preserve"> </w:t>
+      </w:r>
+      <w:r>
+        <w:t xml:space="preserve">constituted</w:t>
+      </w:r>
+      <w:r>
+        <w:t xml:space="preserve"> </w:t>
+      </w:r>
+      <w:r>
+        <w:t xml:space="preserve">a</w:t>
+      </w:r>
+      <w:r>
+        <w:t xml:space="preserve"> </w:t>
+      </w:r>
+      <w:r>
+        <w:t xml:space="preserve">“debt”</w:t>
+      </w:r>
+      <w:r>
+        <w:t xml:space="preserve"> </w:t>
+      </w:r>
+      <w:r>
+        <w:t xml:space="preserve">or</w:t>
+      </w:r>
+      <w:r>
+        <w:t xml:space="preserve"> </w:t>
+      </w:r>
+      <w:r>
+        <w:t xml:space="preserve">“claim”</w:t>
+      </w:r>
+      <w:r>
+        <w:t xml:space="preserve"> </w:t>
+      </w:r>
+      <w:r>
+        <w:t xml:space="preserve">(as</w:t>
+      </w:r>
+      <w:r>
+        <w:t xml:space="preserve"> </w:t>
+      </w:r>
+      <w:r>
+        <w:t xml:space="preserve">those</w:t>
+      </w:r>
+      <w:r>
+        <w:t xml:space="preserve"> </w:t>
+      </w:r>
+      <w:r>
+        <w:t xml:space="preserve">terms</w:t>
+      </w:r>
+      <w:r>
+        <w:t xml:space="preserve"> </w:t>
+      </w:r>
+      <w:r>
+        <w:t xml:space="preserve">are</w:t>
+      </w:r>
+      <w:r>
+        <w:t xml:space="preserve"> </w:t>
+      </w:r>
+      <w:r>
+        <w:t xml:space="preserve">defined</w:t>
+      </w:r>
+      <w:r>
+        <w:t xml:space="preserve"> </w:t>
+      </w:r>
+      <w:r>
+        <w:t xml:space="preserve">in</w:t>
+      </w:r>
+      <w:r>
+        <w:t xml:space="preserve"> </w:t>
+      </w:r>
+      <w:r>
+        <w:t xml:space="preserve">the</w:t>
+      </w:r>
+      <w:r>
+        <w:t xml:space="preserve"> </w:t>
+      </w:r>
+      <w:r>
+        <w:t xml:space="preserve">Bankruptcy</w:t>
+      </w:r>
+      <w:r>
+        <w:t xml:space="preserve"> </w:t>
+      </w:r>
+      <w:r>
+        <w:t xml:space="preserve">Code)</w:t>
+      </w:r>
+      <w:r>
+        <w:t xml:space="preserve"> </w:t>
+      </w:r>
+      <w:r>
+        <w:t xml:space="preserve">of</w:t>
+      </w:r>
+      <w:r>
+        <w:t xml:space="preserve"> </w:t>
+      </w:r>
+      <w:r>
+        <w:t xml:space="preserve">Defendant</w:t>
+      </w:r>
+      <w:r>
+        <w:t xml:space="preserve"> </w:t>
+      </w:r>
+      <w:r>
+        <w:t xml:space="preserve">prior</w:t>
+      </w:r>
+      <w:r>
+        <w:t xml:space="preserve"> </w:t>
+      </w:r>
+      <w:r>
+        <w:t xml:space="preserve">to</w:t>
+      </w:r>
+      <w:r>
+        <w:t xml:space="preserve"> </w:t>
+      </w:r>
+      <w:r>
+        <w:t xml:space="preserve">being</w:t>
+      </w:r>
+      <w:r>
+        <w:t xml:space="preserve"> </w:t>
+      </w:r>
+      <w:r>
+        <w:t xml:space="preserve">paid</w:t>
+      </w:r>
+      <w:r>
+        <w:t xml:space="preserve"> </w:t>
+      </w:r>
+      <w:r>
+        <w:t xml:space="preserve">by</w:t>
+      </w:r>
+      <w:r>
+        <w:t xml:space="preserve"> </w:t>
+      </w:r>
+      <w:r>
+        <w:t xml:space="preserve">Debtor.</w:t>
       </w:r>
     </w:p>
     <w:p>
       <w:pPr>
-        <w:pStyle w:val="PleadingNumbered"/>
+        <w:tabs>
+          <w:tab w:val="left" w:pos="1440"/>
+        </w:tabs>
+        <w:spacing w:before="0" w:after="0" w:line="480" w:lineRule="exact"/>
+        <w:ind w:left="0" w:firstLine="720"/>
+        <w:jc w:val="left"/>
       </w:pPr>
       <w:r>
         <w:t xml:space="preserve">20.</w:t>
@@ -524,12 +4441,71 @@
         <w:tab/>
       </w:r>
       <w:r>
-        <w:t xml:space="preserve">The Transfer was made by Debtor during the Preference Period.</w:t>
+        <w:t xml:space="preserve">The</w:t>
+      </w:r>
+      <w:r>
+        <w:t xml:space="preserve"> </w:t>
+      </w:r>
+      <w:r>
+        <w:t xml:space="preserve">Transfer</w:t>
+      </w:r>
+      <w:r>
+        <w:t xml:space="preserve"> </w:t>
+      </w:r>
+      <w:r>
+        <w:t xml:space="preserve">was</w:t>
+      </w:r>
+      <w:r>
+        <w:t xml:space="preserve"> </w:t>
+      </w:r>
+      <w:r>
+        <w:t xml:space="preserve">made</w:t>
+      </w:r>
+      <w:r>
+        <w:t xml:space="preserve"> </w:t>
+      </w:r>
+      <w:r>
+        <w:t xml:space="preserve">by</w:t>
+      </w:r>
+      <w:r>
+        <w:t xml:space="preserve"> </w:t>
+      </w:r>
+      <w:r>
+        <w:t xml:space="preserve">Debtor</w:t>
+      </w:r>
+      <w:r>
+        <w:t xml:space="preserve"> </w:t>
+      </w:r>
+      <w:r>
+        <w:t xml:space="preserve">during</w:t>
+      </w:r>
+      <w:r>
+        <w:t xml:space="preserve"> </w:t>
+      </w:r>
+      <w:r>
+        <w:t xml:space="preserve">the</w:t>
+      </w:r>
+      <w:r>
+        <w:t xml:space="preserve"> </w:t>
+      </w:r>
+      <w:r>
+        <w:t xml:space="preserve">Preference</w:t>
+      </w:r>
+      <w:r>
+        <w:t xml:space="preserve"> </w:t>
+      </w:r>
+      <w:r>
+        <w:t xml:space="preserve">Period.</w:t>
       </w:r>
     </w:p>
     <w:p>
       <w:pPr>
-        <w:pStyle w:val="PleadingNumbered"/>
+        <w:tabs>
+          <w:tab w:val="left" w:pos="1440"/>
+        </w:tabs>
+        <w:spacing w:before="0" w:after="0" w:line="480" w:lineRule="exact"/>
+        <w:ind w:left="0" w:firstLine="720"/>
+        <w:jc w:val="left"/>
       </w:pPr>
       <w:r>
         <w:t xml:space="preserve">21.</w:t>
@@ -538,12 +4514,113 @@
         <w:tab/>
       </w:r>
       <w:r>
-        <w:t xml:space="preserve">The Transfer was made while Debtor was insolvent (as that term is defined in the Bankruptcy Code).</w:t>
+        <w:t xml:space="preserve">The</w:t>
+      </w:r>
+      <w:r>
+        <w:t xml:space="preserve"> </w:t>
+      </w:r>
+      <w:r>
+        <w:t xml:space="preserve">Transfer</w:t>
+      </w:r>
+      <w:r>
+        <w:t xml:space="preserve"> </w:t>
+      </w:r>
+      <w:r>
+        <w:t xml:space="preserve">was</w:t>
+      </w:r>
+      <w:r>
+        <w:t xml:space="preserve"> </w:t>
+      </w:r>
+      <w:r>
+        <w:t xml:space="preserve">made</w:t>
+      </w:r>
+      <w:r>
+        <w:t xml:space="preserve"> </w:t>
+      </w:r>
+      <w:r>
+        <w:t xml:space="preserve">while</w:t>
+      </w:r>
+      <w:r>
+        <w:t xml:space="preserve"> </w:t>
+      </w:r>
+      <w:r>
+        <w:t xml:space="preserve">Debtor</w:t>
+      </w:r>
+      <w:r>
+        <w:t xml:space="preserve"> </w:t>
+      </w:r>
+      <w:r>
+        <w:t xml:space="preserve">was</w:t>
+      </w:r>
+      <w:r>
+        <w:t xml:space="preserve"> </w:t>
+      </w:r>
+      <w:r>
+        <w:t xml:space="preserve">insolvent</w:t>
+      </w:r>
+      <w:r>
+        <w:t xml:space="preserve"> </w:t>
+      </w:r>
+      <w:r>
+        <w:t xml:space="preserve">(as</w:t>
+      </w:r>
+      <w:r>
+        <w:t xml:space="preserve"> </w:t>
+      </w:r>
+      <w:r>
+        <w:t xml:space="preserve">that</w:t>
+      </w:r>
+      <w:r>
+        <w:t xml:space="preserve"> </w:t>
+      </w:r>
+      <w:r>
+        <w:t xml:space="preserve">term</w:t>
+      </w:r>
+      <w:r>
+        <w:t xml:space="preserve"> </w:t>
+      </w:r>
+      <w:r>
+        <w:t xml:space="preserve">is</w:t>
+      </w:r>
+      <w:r>
+        <w:t xml:space="preserve"> </w:t>
+      </w:r>
+      <w:r>
+        <w:t xml:space="preserve">defined</w:t>
+      </w:r>
+      <w:r>
+        <w:t xml:space="preserve"> </w:t>
+      </w:r>
+      <w:r>
+        <w:t xml:space="preserve">in</w:t>
+      </w:r>
+      <w:r>
+        <w:t xml:space="preserve"> </w:t>
+      </w:r>
+      <w:r>
+        <w:t xml:space="preserve">the</w:t>
+      </w:r>
+      <w:r>
+        <w:t xml:space="preserve"> </w:t>
+      </w:r>
+      <w:r>
+        <w:t xml:space="preserve">Bankruptcy</w:t>
+      </w:r>
+      <w:r>
+        <w:t xml:space="preserve"> </w:t>
+      </w:r>
+      <w:r>
+        <w:t xml:space="preserve">Code).</w:t>
       </w:r>
     </w:p>
     <w:p>
       <w:pPr>
-        <w:pStyle w:val="PleadingNumbered"/>
+        <w:tabs>
+          <w:tab w:val="left" w:pos="1440"/>
+        </w:tabs>
+        <w:spacing w:before="0" w:after="0" w:line="480" w:lineRule="exact"/>
+        <w:ind w:left="0" w:firstLine="720"/>
+        <w:jc w:val="left"/>
       </w:pPr>
       <w:r>
         <w:t xml:space="preserve">22.</w:t>
@@ -552,12 +4629,317 @@
         <w:tab/>
       </w:r>
       <w:r>
-        <w:t xml:space="preserve">The Transfer, in whole or in part, enabled the Defendant to receive more than it would have received if the Transfers had not been made and each creditor received payment of the debt to the extent provided by the provisions of Chapter 5 of the Bankruptcy Code. 11 U.S.C. § 547(b)(1).</w:t>
+        <w:t xml:space="preserve">The</w:t>
+      </w:r>
+      <w:r>
+        <w:t xml:space="preserve"> </w:t>
+      </w:r>
+      <w:r>
+        <w:t xml:space="preserve">Transfer,</w:t>
+      </w:r>
+      <w:r>
+        <w:t xml:space="preserve"> </w:t>
+      </w:r>
+      <w:r>
+        <w:t xml:space="preserve">in</w:t>
+      </w:r>
+      <w:r>
+        <w:t xml:space="preserve"> </w:t>
+      </w:r>
+      <w:r>
+        <w:t xml:space="preserve">whole</w:t>
+      </w:r>
+      <w:r>
+        <w:t xml:space="preserve"> </w:t>
+      </w:r>
+      <w:r>
+        <w:t xml:space="preserve">or</w:t>
+      </w:r>
+      <w:r>
+        <w:t xml:space="preserve"> </w:t>
+      </w:r>
+      <w:r>
+        <w:t xml:space="preserve">in</w:t>
+      </w:r>
+      <w:r>
+        <w:t xml:space="preserve"> </w:t>
+      </w:r>
+      <w:r>
+        <w:t xml:space="preserve">part,</w:t>
+      </w:r>
+      <w:r>
+        <w:t xml:space="preserve"> </w:t>
+      </w:r>
+      <w:r>
+        <w:t xml:space="preserve">enabled</w:t>
+      </w:r>
+      <w:r>
+        <w:t xml:space="preserve"> </w:t>
+      </w:r>
+      <w:r>
+        <w:t xml:space="preserve">the</w:t>
+      </w:r>
+      <w:r>
+        <w:t xml:space="preserve"> </w:t>
+      </w:r>
+      <w:r>
+        <w:t xml:space="preserve">Defendant</w:t>
+      </w:r>
+      <w:r>
+        <w:t xml:space="preserve"> </w:t>
+      </w:r>
+      <w:r>
+        <w:t xml:space="preserve">to</w:t>
+      </w:r>
+      <w:r>
+        <w:t xml:space="preserve"> </w:t>
+      </w:r>
+      <w:r>
+        <w:t xml:space="preserve">receive</w:t>
+      </w:r>
+      <w:r>
+        <w:t xml:space="preserve"> </w:t>
+      </w:r>
+      <w:r>
+        <w:t xml:space="preserve">more</w:t>
+      </w:r>
+      <w:r>
+        <w:t xml:space="preserve"> </w:t>
+      </w:r>
+      <w:r>
+        <w:t xml:space="preserve">than</w:t>
+      </w:r>
+      <w:r>
+        <w:t xml:space="preserve"> </w:t>
+      </w:r>
+      <w:r>
+        <w:t xml:space="preserve">it</w:t>
+      </w:r>
+      <w:r>
+        <w:t xml:space="preserve"> </w:t>
+      </w:r>
+      <w:r>
+        <w:t xml:space="preserve">would</w:t>
+      </w:r>
+      <w:r>
+        <w:t xml:space="preserve"> </w:t>
+      </w:r>
+      <w:r>
+        <w:t xml:space="preserve">have</w:t>
+      </w:r>
+      <w:r>
+        <w:t xml:space="preserve"> </w:t>
+      </w:r>
+      <w:r>
+        <w:t xml:space="preserve">received</w:t>
+      </w:r>
+      <w:r>
+        <w:t xml:space="preserve"> </w:t>
+      </w:r>
+      <w:r>
+        <w:t xml:space="preserve">if</w:t>
+      </w:r>
+      <w:r>
+        <w:t xml:space="preserve"> </w:t>
+      </w:r>
+      <w:r>
+        <w:t xml:space="preserve">the</w:t>
+      </w:r>
+      <w:r>
+        <w:t xml:space="preserve"> </w:t>
+      </w:r>
+      <w:r>
+        <w:t xml:space="preserve">Transfers</w:t>
+      </w:r>
+      <w:r>
+        <w:t xml:space="preserve"> </w:t>
+      </w:r>
+      <w:r>
+        <w:t xml:space="preserve">had</w:t>
+      </w:r>
+      <w:r>
+        <w:t xml:space="preserve"> </w:t>
+      </w:r>
+      <w:r>
+        <w:t xml:space="preserve">not</w:t>
+      </w:r>
+      <w:r>
+        <w:t xml:space="preserve"> </w:t>
+      </w:r>
+      <w:r>
+        <w:t xml:space="preserve">been</w:t>
+      </w:r>
+      <w:r>
+        <w:t xml:space="preserve"> </w:t>
+      </w:r>
+      <w:r>
+        <w:t xml:space="preserve">made</w:t>
+      </w:r>
+      <w:r>
+        <w:t xml:space="preserve"> </w:t>
+      </w:r>
+      <w:r>
+        <w:t xml:space="preserve">and</w:t>
+      </w:r>
+      <w:r>
+        <w:t xml:space="preserve"> </w:t>
+      </w:r>
+      <w:r>
+        <w:t xml:space="preserve">each</w:t>
+      </w:r>
+      <w:r>
+        <w:t xml:space="preserve"> </w:t>
+      </w:r>
+      <w:r>
+        <w:t xml:space="preserve">creditor</w:t>
+      </w:r>
+      <w:r>
+        <w:t xml:space="preserve"> </w:t>
+      </w:r>
+      <w:r>
+        <w:t xml:space="preserve">received</w:t>
+      </w:r>
+      <w:r>
+        <w:t xml:space="preserve"> </w:t>
+      </w:r>
+      <w:r>
+        <w:t xml:space="preserve">payment</w:t>
+      </w:r>
+      <w:r>
+        <w:t xml:space="preserve"> </w:t>
+      </w:r>
+      <w:r>
+        <w:t xml:space="preserve">of</w:t>
+      </w:r>
+      <w:r>
+        <w:t xml:space="preserve"> </w:t>
+      </w:r>
+      <w:r>
+        <w:t xml:space="preserve">the</w:t>
+      </w:r>
+      <w:r>
+        <w:t xml:space="preserve"> </w:t>
+      </w:r>
+      <w:r>
+        <w:t xml:space="preserve">debt</w:t>
+      </w:r>
+      <w:r>
+        <w:t xml:space="preserve"> </w:t>
+      </w:r>
+      <w:r>
+        <w:t xml:space="preserve">to</w:t>
+      </w:r>
+      <w:r>
+        <w:t xml:space="preserve"> </w:t>
+      </w:r>
+      <w:r>
+        <w:t xml:space="preserve">the</w:t>
+      </w:r>
+      <w:r>
+        <w:t xml:space="preserve"> </w:t>
+      </w:r>
+      <w:r>
+        <w:t xml:space="preserve">extent</w:t>
+      </w:r>
+      <w:r>
+        <w:t xml:space="preserve"> </w:t>
+      </w:r>
+      <w:r>
+        <w:t xml:space="preserve">provided</w:t>
+      </w:r>
+      <w:r>
+        <w:t xml:space="preserve"> </w:t>
+      </w:r>
+      <w:r>
+        <w:t xml:space="preserve">by</w:t>
+      </w:r>
+      <w:r>
+        <w:t xml:space="preserve"> </w:t>
+      </w:r>
+      <w:r>
+        <w:t xml:space="preserve">the</w:t>
+      </w:r>
+      <w:r>
+        <w:t xml:space="preserve"> </w:t>
+      </w:r>
+      <w:r>
+        <w:t xml:space="preserve">provisions</w:t>
+      </w:r>
+      <w:r>
+        <w:t xml:space="preserve"> </w:t>
+      </w:r>
+      <w:r>
+        <w:t xml:space="preserve">of</w:t>
+      </w:r>
+      <w:r>
+        <w:t xml:space="preserve"> </w:t>
+      </w:r>
+      <w:r>
+        <w:t xml:space="preserve">Chapter</w:t>
+      </w:r>
+      <w:r>
+        <w:t xml:space="preserve"> </w:t>
+      </w:r>
+      <w:r>
+        <w:t xml:space="preserve">5</w:t>
+      </w:r>
+      <w:r>
+        <w:t xml:space="preserve"> </w:t>
+      </w:r>
+      <w:r>
+        <w:t xml:space="preserve">of</w:t>
+      </w:r>
+      <w:r>
+        <w:t xml:space="preserve"> </w:t>
+      </w:r>
+      <w:r>
+        <w:t xml:space="preserve">the</w:t>
+      </w:r>
+      <w:r>
+        <w:t xml:space="preserve"> </w:t>
+      </w:r>
+      <w:r>
+        <w:t xml:space="preserve">Bankruptcy</w:t>
+      </w:r>
+      <w:r>
+        <w:t xml:space="preserve"> </w:t>
+      </w:r>
+      <w:r>
+        <w:t xml:space="preserve">Code.</w:t>
+      </w:r>
+      <w:r>
+        <w:t xml:space="preserve"> </w:t>
+      </w:r>
+      <w:r>
+        <w:t xml:space="preserve">11</w:t>
+      </w:r>
+      <w:r>
+        <w:t xml:space="preserve"> </w:t>
+      </w:r>
+      <w:r>
+        <w:t xml:space="preserve">U.S.C.</w:t>
+      </w:r>
+      <w:r>
+        <w:t xml:space="preserve"> </w:t>
+      </w:r>
+      <w:r>
+        <w:t xml:space="preserve">§</w:t>
+      </w:r>
+      <w:r>
+        <w:t xml:space="preserve"> </w:t>
+      </w:r>
+      <w:r>
+        <w:t xml:space="preserve">547(b)(1).</w:t>
       </w:r>
     </w:p>
     <w:p>
       <w:pPr>
-        <w:pStyle w:val="PleadingNumbered"/>
+        <w:tabs>
+          <w:tab w:val="left" w:pos="1440"/>
+        </w:tabs>
+        <w:spacing w:before="0" w:after="0" w:line="480" w:lineRule="exact"/>
+        <w:ind w:left="0" w:firstLine="720"/>
+        <w:jc w:val="left"/>
       </w:pPr>
       <w:r>
         <w:t xml:space="preserve">23.</w:t>
@@ -566,22 +4948,266 @@
         <w:tab/>
       </w:r>
       <w:r>
-        <w:t xml:space="preserve">The Trustee is therefore entitled to avoid the Transfers as preference pursuant to 11 U.S.C. § 547(b) of the Bankruptcy Code.</w:t>
+        <w:t xml:space="preserve">The</w:t>
+      </w:r>
+      <w:r>
+        <w:t xml:space="preserve"> </w:t>
+      </w:r>
+      <w:r>
+        <w:t xml:space="preserve">Trustee</w:t>
+      </w:r>
+      <w:r>
+        <w:t xml:space="preserve"> </w:t>
+      </w:r>
+      <w:r>
+        <w:t xml:space="preserve">is</w:t>
+      </w:r>
+      <w:r>
+        <w:t xml:space="preserve"> </w:t>
+      </w:r>
+      <w:r>
+        <w:t xml:space="preserve">therefore</w:t>
+      </w:r>
+      <w:r>
+        <w:t xml:space="preserve"> </w:t>
+      </w:r>
+      <w:r>
+        <w:t xml:space="preserve">entitled</w:t>
+      </w:r>
+      <w:r>
+        <w:t xml:space="preserve"> </w:t>
+      </w:r>
+      <w:r>
+        <w:t xml:space="preserve">to</w:t>
+      </w:r>
+      <w:r>
+        <w:t xml:space="preserve"> </w:t>
+      </w:r>
+      <w:r>
+        <w:t xml:space="preserve">avoid</w:t>
+      </w:r>
+      <w:r>
+        <w:t xml:space="preserve"> </w:t>
+      </w:r>
+      <w:r>
+        <w:t xml:space="preserve">the</w:t>
+      </w:r>
+      <w:r>
+        <w:t xml:space="preserve"> </w:t>
+      </w:r>
+      <w:r>
+        <w:t xml:space="preserve">Transfers</w:t>
+      </w:r>
+      <w:r>
+        <w:t xml:space="preserve"> </w:t>
+      </w:r>
+      <w:r>
+        <w:t xml:space="preserve">as</w:t>
+      </w:r>
+      <w:r>
+        <w:t xml:space="preserve"> </w:t>
+      </w:r>
+      <w:r>
+        <w:t xml:space="preserve">preference</w:t>
+      </w:r>
+      <w:r>
+        <w:t xml:space="preserve"> </w:t>
+      </w:r>
+      <w:r>
+        <w:t xml:space="preserve">pursuant</w:t>
+      </w:r>
+      <w:r>
+        <w:t xml:space="preserve"> </w:t>
+      </w:r>
+      <w:r>
+        <w:t xml:space="preserve">to</w:t>
+      </w:r>
+      <w:r>
+        <w:t xml:space="preserve"> </w:t>
+      </w:r>
+      <w:r>
+        <w:t xml:space="preserve">11</w:t>
+      </w:r>
+      <w:r>
+        <w:t xml:space="preserve"> </w:t>
+      </w:r>
+      <w:r>
+        <w:t xml:space="preserve">U.S.C.</w:t>
+      </w:r>
+      <w:r>
+        <w:t xml:space="preserve"> </w:t>
+      </w:r>
+      <w:r>
+        <w:t xml:space="preserve">§</w:t>
+      </w:r>
+      <w:r>
+        <w:t xml:space="preserve"> </w:t>
+      </w:r>
+      <w:r>
+        <w:t xml:space="preserve">547(b)</w:t>
+      </w:r>
+      <w:r>
+        <w:t xml:space="preserve"> </w:t>
+      </w:r>
+      <w:r>
+        <w:t xml:space="preserve">of</w:t>
+      </w:r>
+      <w:r>
+        <w:t xml:space="preserve"> </w:t>
+      </w:r>
+      <w:r>
+        <w:t xml:space="preserve">the</w:t>
+      </w:r>
+      <w:r>
+        <w:t xml:space="preserve"> </w:t>
+      </w:r>
+      <w:r>
+        <w:t xml:space="preserve">Bankruptcy</w:t>
+      </w:r>
+      <w:r>
+        <w:t xml:space="preserve"> </w:t>
+      </w:r>
+      <w:r>
+        <w:t xml:space="preserve">Code.</w:t>
       </w:r>
     </w:p>
-    <w:bookmarkEnd w:id="23"/>
-    <w:bookmarkStart w:id="24" w:name="X2c51175c6e306d2bc8c13be110c3eb49efcfa51"/>
     <w:p>
       <w:pPr>
         <w:pStyle w:val="Heading1"/>
+        <w:keepNext/>
+        <w:keepLines/>
+        <w:spacing w:before="240" w:after="240" w:line="480" w:lineRule="exact"/>
+        <w:ind w:left="0" w:firstLine="0"/>
+        <w:jc w:val="center"/>
       </w:pPr>
       <w:r>
-        <w:t xml:space="preserve">COUNT II: RECOVERY OF PROPERTY, 11 U.S.C. § 550</w:t>
+        <w:rPr>
+          <w:b/>
+          <w:bCs/>
+        </w:rPr>
+        <w:t xml:space="preserve">COUNT</w:t>
+      </w:r>
+      <w:r>
+        <w:rPr>
+          <w:b/>
+          <w:bCs/>
+        </w:rPr>
+        <w:t xml:space="preserve"> </w:t>
+      </w:r>
+      <w:r>
+        <w:rPr>
+          <w:b/>
+          <w:bCs/>
+        </w:rPr>
+        <w:t xml:space="preserve">II:</w:t>
+      </w:r>
+      <w:r>
+        <w:rPr>
+          <w:b/>
+          <w:bCs/>
+        </w:rPr>
+        <w:t xml:space="preserve"> </w:t>
+      </w:r>
+      <w:r>
+        <w:rPr>
+          <w:b/>
+          <w:bCs/>
+        </w:rPr>
+        <w:t xml:space="preserve">RECOVERY</w:t>
+      </w:r>
+      <w:r>
+        <w:rPr>
+          <w:b/>
+          <w:bCs/>
+        </w:rPr>
+        <w:t xml:space="preserve"> </w:t>
+      </w:r>
+      <w:r>
+        <w:rPr>
+          <w:b/>
+          <w:bCs/>
+        </w:rPr>
+        <w:t xml:space="preserve">OF</w:t>
+      </w:r>
+      <w:r>
+        <w:rPr>
+          <w:b/>
+          <w:bCs/>
+        </w:rPr>
+        <w:t xml:space="preserve"> </w:t>
+      </w:r>
+      <w:r>
+        <w:rPr>
+          <w:b/>
+          <w:bCs/>
+        </w:rPr>
+        <w:t xml:space="preserve">PROPERTY,</w:t>
+      </w:r>
+      <w:r>
+        <w:rPr>
+          <w:b/>
+          <w:bCs/>
+        </w:rPr>
+        <w:t xml:space="preserve"> </w:t>
+      </w:r>
+      <w:r>
+        <w:rPr>
+          <w:b/>
+          <w:bCs/>
+        </w:rPr>
+        <w:t xml:space="preserve">11</w:t>
+      </w:r>
+      <w:r>
+        <w:rPr>
+          <w:b/>
+          <w:bCs/>
+        </w:rPr>
+        <w:t xml:space="preserve"> </w:t>
+      </w:r>
+      <w:r>
+        <w:rPr>
+          <w:b/>
+          <w:bCs/>
+        </w:rPr>
+        <w:t xml:space="preserve">U.S.C.</w:t>
+      </w:r>
+      <w:r>
+        <w:rPr>
+          <w:b/>
+          <w:bCs/>
+        </w:rPr>
+        <w:t xml:space="preserve"> </w:t>
+      </w:r>
+      <w:r>
+        <w:rPr>
+          <w:b/>
+          <w:bCs/>
+        </w:rPr>
+        <w:t xml:space="preserve">§</w:t>
+      </w:r>
+      <w:r>
+        <w:rPr>
+          <w:b/>
+          <w:bCs/>
+        </w:rPr>
+        <w:t xml:space="preserve"> </w:t>
+      </w:r>
+      <w:r>
+        <w:rPr>
+          <w:b/>
+          <w:bCs/>
+        </w:rPr>
+        <w:t xml:space="preserve">550</w:t>
       </w:r>
     </w:p>
     <w:p>
       <w:pPr>
-        <w:pStyle w:val="PleadingNumbered"/>
+        <w:tabs>
+          <w:tab w:val="left" w:pos="1440"/>
+        </w:tabs>
+        <w:spacing w:before="0" w:after="0" w:line="480" w:lineRule="exact"/>
+        <w:ind w:left="0" w:firstLine="720"/>
+        <w:jc w:val="left"/>
       </w:pPr>
       <w:r>
         <w:t xml:space="preserve">24.</w:t>
@@ -590,12 +5216,101 @@
         <w:tab/>
       </w:r>
       <w:r>
-        <w:t xml:space="preserve">The Trustee repeats each of the allegations contained above as though fully set forth herein.</w:t>
+        <w:t xml:space="preserve">The</w:t>
+      </w:r>
+      <w:r>
+        <w:t xml:space="preserve"> </w:t>
+      </w:r>
+      <w:r>
+        <w:t xml:space="preserve">Trustee</w:t>
+      </w:r>
+      <w:r>
+        <w:t xml:space="preserve"> </w:t>
+      </w:r>
+      <w:r>
+        <w:t xml:space="preserve">repeats</w:t>
+      </w:r>
+      <w:r>
+        <w:t xml:space="preserve"> </w:t>
+      </w:r>
+      <w:r>
+        <w:t xml:space="preserve">each</w:t>
+      </w:r>
+      <w:r>
+        <w:t xml:space="preserve"> </w:t>
+      </w:r>
+      <w:r>
+        <w:t xml:space="preserve">of</w:t>
+      </w:r>
+      <w:r>
+        <w:t xml:space="preserve"> </w:t>
+      </w:r>
+      <w:r>
+        <w:t xml:space="preserve">the</w:t>
+      </w:r>
+      <w:r>
+        <w:t xml:space="preserve"> </w:t>
+      </w:r>
+      <w:r>
+        <w:t xml:space="preserve">allegations</w:t>
+      </w:r>
+      <w:r>
+        <w:t xml:space="preserve"> </w:t>
+      </w:r>
+      <w:r>
+        <w:t xml:space="preserve">contained</w:t>
+      </w:r>
+      <w:r>
+        <w:t xml:space="preserve"> </w:t>
+      </w:r>
+      <w:r>
+        <w:t xml:space="preserve">above</w:t>
+      </w:r>
+      <w:r>
+        <w:t xml:space="preserve"> </w:t>
+      </w:r>
+      <w:r>
+        <w:t xml:space="preserve">as</w:t>
+      </w:r>
+      <w:r>
+        <w:t xml:space="preserve"> </w:t>
+      </w:r>
+      <w:r>
+        <w:t xml:space="preserve">though</w:t>
+      </w:r>
+      <w:r>
+        <w:t xml:space="preserve"> </w:t>
+      </w:r>
+      <w:r>
+        <w:t xml:space="preserve">fully</w:t>
+      </w:r>
+      <w:r>
+        <w:t xml:space="preserve"> </w:t>
+      </w:r>
+      <w:r>
+        <w:t xml:space="preserve">set</w:t>
+      </w:r>
+      <w:r>
+        <w:t xml:space="preserve"> </w:t>
+      </w:r>
+      <w:r>
+        <w:t xml:space="preserve">forth</w:t>
+      </w:r>
+      <w:r>
+        <w:t xml:space="preserve"> </w:t>
+      </w:r>
+      <w:r>
+        <w:t xml:space="preserve">herein.</w:t>
       </w:r>
     </w:p>
     <w:p>
       <w:pPr>
-        <w:pStyle w:val="PleadingNumbered"/>
+        <w:tabs>
+          <w:tab w:val="left" w:pos="1440"/>
+        </w:tabs>
+        <w:spacing w:before="0" w:after="0" w:line="480" w:lineRule="exact"/>
+        <w:ind w:left="0" w:firstLine="720"/>
+        <w:jc w:val="left"/>
       </w:pPr>
       <w:r>
         <w:t xml:space="preserve">25.</w:t>
@@ -604,12 +5319,107 @@
         <w:tab/>
       </w:r>
       <w:r>
-        <w:t xml:space="preserve">Defendant is the initial transferee of the Transfers because Debtor made the Transfer directly to Defendant.</w:t>
+        <w:t xml:space="preserve">Defendant</w:t>
+      </w:r>
+      <w:r>
+        <w:t xml:space="preserve"> </w:t>
+      </w:r>
+      <w:r>
+        <w:t xml:space="preserve">is</w:t>
+      </w:r>
+      <w:r>
+        <w:t xml:space="preserve"> </w:t>
+      </w:r>
+      <w:r>
+        <w:t xml:space="preserve">the</w:t>
+      </w:r>
+      <w:r>
+        <w:t xml:space="preserve"> </w:t>
+      </w:r>
+      <w:r>
+        <w:t xml:space="preserve">initial</w:t>
+      </w:r>
+      <w:r>
+        <w:t xml:space="preserve"> </w:t>
+      </w:r>
+      <w:r>
+        <w:t xml:space="preserve">transferee</w:t>
+      </w:r>
+      <w:r>
+        <w:t xml:space="preserve"> </w:t>
+      </w:r>
+      <w:r>
+        <w:t xml:space="preserve">of</w:t>
+      </w:r>
+      <w:r>
+        <w:t xml:space="preserve"> </w:t>
+      </w:r>
+      <w:r>
+        <w:t xml:space="preserve">the</w:t>
+      </w:r>
+      <w:r>
+        <w:t xml:space="preserve"> </w:t>
+      </w:r>
+      <w:r>
+        <w:t xml:space="preserve">Transfers</w:t>
+      </w:r>
+      <w:r>
+        <w:t xml:space="preserve"> </w:t>
+      </w:r>
+      <w:r>
+        <w:t xml:space="preserve">because</w:t>
+      </w:r>
+      <w:r>
+        <w:t xml:space="preserve"> </w:t>
+      </w:r>
+      <w:r>
+        <w:t xml:space="preserve">Debtor</w:t>
+      </w:r>
+      <w:r>
+        <w:t xml:space="preserve"> </w:t>
+      </w:r>
+      <w:r>
+        <w:t xml:space="preserve">made</w:t>
+      </w:r>
+      <w:r>
+        <w:t xml:space="preserve"> </w:t>
+      </w:r>
+      <w:r>
+        <w:t xml:space="preserve">the</w:t>
+      </w:r>
+      <w:r>
+        <w:t xml:space="preserve"> </w:t>
+      </w:r>
+      <w:r>
+        <w:t xml:space="preserve">Transfer</w:t>
+      </w:r>
+      <w:r>
+        <w:t xml:space="preserve"> </w:t>
+      </w:r>
+      <w:r>
+        <w:t xml:space="preserve">directly</w:t>
+      </w:r>
+      <w:r>
+        <w:t xml:space="preserve"> </w:t>
+      </w:r>
+      <w:r>
+        <w:t xml:space="preserve">to</w:t>
+      </w:r>
+      <w:r>
+        <w:t xml:space="preserve"> </w:t>
+      </w:r>
+      <w:r>
+        <w:t xml:space="preserve">Defendant.</w:t>
       </w:r>
     </w:p>
     <w:p>
       <w:pPr>
-        <w:pStyle w:val="PleadingNumbered"/>
+        <w:tabs>
+          <w:tab w:val="left" w:pos="1440"/>
+        </w:tabs>
+        <w:spacing w:before="0" w:after="0" w:line="480" w:lineRule="exact"/>
+        <w:ind w:left="0" w:firstLine="720"/>
+        <w:jc w:val="left"/>
       </w:pPr>
       <w:r>
         <w:t xml:space="preserve">26.</w:t>
@@ -618,63 +5428,980 @@
         <w:tab/>
       </w:r>
       <w:r>
-        <w:t xml:space="preserve">Because the Trustee is entitled to avoid the Transfers for the reasons set forth above, and because Defendant is the initial transferee, the Trustee is entitled to recover the Motorcycle or the value of the Transfer from the Defendant pursuant to 11 U.S.C. § 550 of the Bankruptcy Code for the benefit of Debtor’s bankruptcy estate and the liquidating trust.</w:t>
+        <w:t xml:space="preserve">Because</w:t>
+      </w:r>
+      <w:r>
+        <w:t xml:space="preserve"> </w:t>
+      </w:r>
+      <w:r>
+        <w:t xml:space="preserve">the</w:t>
+      </w:r>
+      <w:r>
+        <w:t xml:space="preserve"> </w:t>
+      </w:r>
+      <w:r>
+        <w:t xml:space="preserve">Trustee</w:t>
+      </w:r>
+      <w:r>
+        <w:t xml:space="preserve"> </w:t>
+      </w:r>
+      <w:r>
+        <w:t xml:space="preserve">is</w:t>
+      </w:r>
+      <w:r>
+        <w:t xml:space="preserve"> </w:t>
+      </w:r>
+      <w:r>
+        <w:t xml:space="preserve">entitled</w:t>
+      </w:r>
+      <w:r>
+        <w:t xml:space="preserve"> </w:t>
+      </w:r>
+      <w:r>
+        <w:t xml:space="preserve">to</w:t>
+      </w:r>
+      <w:r>
+        <w:t xml:space="preserve"> </w:t>
+      </w:r>
+      <w:r>
+        <w:t xml:space="preserve">avoid</w:t>
+      </w:r>
+      <w:r>
+        <w:t xml:space="preserve"> </w:t>
+      </w:r>
+      <w:r>
+        <w:t xml:space="preserve">the</w:t>
+      </w:r>
+      <w:r>
+        <w:t xml:space="preserve"> </w:t>
+      </w:r>
+      <w:r>
+        <w:t xml:space="preserve">Transfers</w:t>
+      </w:r>
+      <w:r>
+        <w:t xml:space="preserve"> </w:t>
+      </w:r>
+      <w:r>
+        <w:t xml:space="preserve">for</w:t>
+      </w:r>
+      <w:r>
+        <w:t xml:space="preserve"> </w:t>
+      </w:r>
+      <w:r>
+        <w:t xml:space="preserve">the</w:t>
+      </w:r>
+      <w:r>
+        <w:t xml:space="preserve"> </w:t>
+      </w:r>
+      <w:r>
+        <w:t xml:space="preserve">reasons</w:t>
+      </w:r>
+      <w:r>
+        <w:t xml:space="preserve"> </w:t>
+      </w:r>
+      <w:r>
+        <w:t xml:space="preserve">set</w:t>
+      </w:r>
+      <w:r>
+        <w:t xml:space="preserve"> </w:t>
+      </w:r>
+      <w:r>
+        <w:t xml:space="preserve">forth</w:t>
+      </w:r>
+      <w:r>
+        <w:t xml:space="preserve"> </w:t>
+      </w:r>
+      <w:r>
+        <w:t xml:space="preserve">above,</w:t>
+      </w:r>
+      <w:r>
+        <w:t xml:space="preserve"> </w:t>
+      </w:r>
+      <w:r>
+        <w:t xml:space="preserve">and</w:t>
+      </w:r>
+      <w:r>
+        <w:t xml:space="preserve"> </w:t>
+      </w:r>
+      <w:r>
+        <w:t xml:space="preserve">because</w:t>
+      </w:r>
+      <w:r>
+        <w:t xml:space="preserve"> </w:t>
+      </w:r>
+      <w:r>
+        <w:t xml:space="preserve">Defendant</w:t>
+      </w:r>
+      <w:r>
+        <w:t xml:space="preserve"> </w:t>
+      </w:r>
+      <w:r>
+        <w:t xml:space="preserve">is</w:t>
+      </w:r>
+      <w:r>
+        <w:t xml:space="preserve"> </w:t>
+      </w:r>
+      <w:r>
+        <w:t xml:space="preserve">the</w:t>
+      </w:r>
+      <w:r>
+        <w:t xml:space="preserve"> </w:t>
+      </w:r>
+      <w:r>
+        <w:t xml:space="preserve">initial</w:t>
+      </w:r>
+      <w:r>
+        <w:t xml:space="preserve"> </w:t>
+      </w:r>
+      <w:r>
+        <w:t xml:space="preserve">transferee,</w:t>
+      </w:r>
+      <w:r>
+        <w:t xml:space="preserve"> </w:t>
+      </w:r>
+      <w:r>
+        <w:t xml:space="preserve">the</w:t>
+      </w:r>
+      <w:r>
+        <w:t xml:space="preserve"> </w:t>
+      </w:r>
+      <w:r>
+        <w:t xml:space="preserve">Trustee</w:t>
+      </w:r>
+      <w:r>
+        <w:t xml:space="preserve"> </w:t>
+      </w:r>
+      <w:r>
+        <w:t xml:space="preserve">is</w:t>
+      </w:r>
+      <w:r>
+        <w:t xml:space="preserve"> </w:t>
+      </w:r>
+      <w:r>
+        <w:t xml:space="preserve">entitled</w:t>
+      </w:r>
+      <w:r>
+        <w:t xml:space="preserve"> </w:t>
+      </w:r>
+      <w:r>
+        <w:t xml:space="preserve">to</w:t>
+      </w:r>
+      <w:r>
+        <w:t xml:space="preserve"> </w:t>
+      </w:r>
+      <w:r>
+        <w:t xml:space="preserve">recover</w:t>
+      </w:r>
+      <w:r>
+        <w:t xml:space="preserve"> </w:t>
+      </w:r>
+      <w:r>
+        <w:t xml:space="preserve">the</w:t>
+      </w:r>
+      <w:r>
+        <w:t xml:space="preserve"> </w:t>
+      </w:r>
+      <w:r>
+        <w:t xml:space="preserve">Motorcycle</w:t>
+      </w:r>
+      <w:r>
+        <w:t xml:space="preserve"> </w:t>
+      </w:r>
+      <w:r>
+        <w:t xml:space="preserve">or</w:t>
+      </w:r>
+      <w:r>
+        <w:t xml:space="preserve"> </w:t>
+      </w:r>
+      <w:r>
+        <w:t xml:space="preserve">the</w:t>
+      </w:r>
+      <w:r>
+        <w:t xml:space="preserve"> </w:t>
+      </w:r>
+      <w:r>
+        <w:t xml:space="preserve">value</w:t>
+      </w:r>
+      <w:r>
+        <w:t xml:space="preserve"> </w:t>
+      </w:r>
+      <w:r>
+        <w:t xml:space="preserve">of</w:t>
+      </w:r>
+      <w:r>
+        <w:t xml:space="preserve"> </w:t>
+      </w:r>
+      <w:r>
+        <w:t xml:space="preserve">the</w:t>
+      </w:r>
+      <w:r>
+        <w:t xml:space="preserve"> </w:t>
+      </w:r>
+      <w:r>
+        <w:t xml:space="preserve">Transfer</w:t>
+      </w:r>
+      <w:r>
+        <w:t xml:space="preserve"> </w:t>
+      </w:r>
+      <w:r>
+        <w:t xml:space="preserve">from</w:t>
+      </w:r>
+      <w:r>
+        <w:t xml:space="preserve"> </w:t>
+      </w:r>
+      <w:r>
+        <w:t xml:space="preserve">the</w:t>
+      </w:r>
+      <w:r>
+        <w:t xml:space="preserve"> </w:t>
+      </w:r>
+      <w:r>
+        <w:t xml:space="preserve">Defendant</w:t>
+      </w:r>
+      <w:r>
+        <w:t xml:space="preserve"> </w:t>
+      </w:r>
+      <w:r>
+        <w:t xml:space="preserve">pursuant</w:t>
+      </w:r>
+      <w:r>
+        <w:t xml:space="preserve"> </w:t>
+      </w:r>
+      <w:r>
+        <w:t xml:space="preserve">to</w:t>
+      </w:r>
+      <w:r>
+        <w:t xml:space="preserve"> </w:t>
+      </w:r>
+      <w:r>
+        <w:t xml:space="preserve">11</w:t>
+      </w:r>
+      <w:r>
+        <w:t xml:space="preserve"> </w:t>
+      </w:r>
+      <w:r>
+        <w:t xml:space="preserve">U.S.C.</w:t>
+      </w:r>
+      <w:r>
+        <w:t xml:space="preserve"> </w:t>
+      </w:r>
+      <w:r>
+        <w:t xml:space="preserve">§</w:t>
+      </w:r>
+      <w:r>
+        <w:t xml:space="preserve"> </w:t>
+      </w:r>
+      <w:r>
+        <w:t xml:space="preserve">550</w:t>
+      </w:r>
+      <w:r>
+        <w:t xml:space="preserve"> </w:t>
+      </w:r>
+      <w:r>
+        <w:t xml:space="preserve">of</w:t>
+      </w:r>
+      <w:r>
+        <w:t xml:space="preserve"> </w:t>
+      </w:r>
+      <w:r>
+        <w:t xml:space="preserve">the</w:t>
+      </w:r>
+      <w:r>
+        <w:t xml:space="preserve"> </w:t>
+      </w:r>
+      <w:r>
+        <w:t xml:space="preserve">Bankruptcy</w:t>
+      </w:r>
+      <w:r>
+        <w:t xml:space="preserve"> </w:t>
+      </w:r>
+      <w:r>
+        <w:t xml:space="preserve">Code</w:t>
+      </w:r>
+      <w:r>
+        <w:t xml:space="preserve"> </w:t>
+      </w:r>
+      <w:r>
+        <w:t xml:space="preserve">for</w:t>
+      </w:r>
+      <w:r>
+        <w:t xml:space="preserve"> </w:t>
+      </w:r>
+      <w:r>
+        <w:t xml:space="preserve">the</w:t>
+      </w:r>
+      <w:r>
+        <w:t xml:space="preserve"> </w:t>
+      </w:r>
+      <w:r>
+        <w:t xml:space="preserve">benefit</w:t>
+      </w:r>
+      <w:r>
+        <w:t xml:space="preserve"> </w:t>
+      </w:r>
+      <w:r>
+        <w:t xml:space="preserve">of</w:t>
+      </w:r>
+      <w:r>
+        <w:t xml:space="preserve"> </w:t>
+      </w:r>
+      <w:r>
+        <w:t xml:space="preserve">Debtor’s</w:t>
+      </w:r>
+      <w:r>
+        <w:t xml:space="preserve"> </w:t>
+      </w:r>
+      <w:r>
+        <w:t xml:space="preserve">bankruptcy</w:t>
+      </w:r>
+      <w:r>
+        <w:t xml:space="preserve"> </w:t>
+      </w:r>
+      <w:r>
+        <w:t xml:space="preserve">estate</w:t>
+      </w:r>
+      <w:r>
+        <w:t xml:space="preserve"> </w:t>
+      </w:r>
+      <w:r>
+        <w:t xml:space="preserve">and</w:t>
+      </w:r>
+      <w:r>
+        <w:t xml:space="preserve"> </w:t>
+      </w:r>
+      <w:r>
+        <w:t xml:space="preserve">the</w:t>
+      </w:r>
+      <w:r>
+        <w:t xml:space="preserve"> </w:t>
+      </w:r>
+      <w:r>
+        <w:t xml:space="preserve">liquidating</w:t>
+      </w:r>
+      <w:r>
+        <w:t xml:space="preserve"> </w:t>
+      </w:r>
+      <w:r>
+        <w:t xml:space="preserve">trust.</w:t>
       </w:r>
     </w:p>
     <w:p>
       <w:pPr>
-        <w:pStyle w:val="PleadingRelief"/>
+        <w:keepNext/>
+        <w:keepLines/>
+        <w:spacing w:before="0" w:after="0" w:line="480" w:lineRule="exact"/>
+        <w:ind w:left="0" w:firstLine="720"/>
+        <w:jc w:val="left"/>
       </w:pPr>
       <w:r>
-        <w:t xml:space="preserve">WHEREFORE, the Trustee seeks entry of judgment: (a) avoiding the Transfer pursuant to § 547 of the Bankruptcy Code; (b) recovering the Motorcycle or the value of the Transfer from Defendant pursuant to § 550 of the Bankruptcy Code, along with his costs incurred herein, including attorneys’ fees and pre- and post-judgment interest to the fullest extent allowed by applicable law; and (c) granting the Trustee such other and further relief as the Court deems just and appropriate.</w:t>
+        <w:t xml:space="preserve">WHEREFORE,</w:t>
+      </w:r>
+      <w:r>
+        <w:t xml:space="preserve"> </w:t>
+      </w:r>
+      <w:r>
+        <w:t xml:space="preserve">the</w:t>
+      </w:r>
+      <w:r>
+        <w:t xml:space="preserve"> </w:t>
+      </w:r>
+      <w:r>
+        <w:t xml:space="preserve">Trustee</w:t>
+      </w:r>
+      <w:r>
+        <w:t xml:space="preserve"> </w:t>
+      </w:r>
+      <w:r>
+        <w:t xml:space="preserve">seeks</w:t>
+      </w:r>
+      <w:r>
+        <w:t xml:space="preserve"> </w:t>
+      </w:r>
+      <w:r>
+        <w:t xml:space="preserve">entry</w:t>
+      </w:r>
+      <w:r>
+        <w:t xml:space="preserve"> </w:t>
+      </w:r>
+      <w:r>
+        <w:t xml:space="preserve">of</w:t>
+      </w:r>
+      <w:r>
+        <w:t xml:space="preserve"> </w:t>
+      </w:r>
+      <w:r>
+        <w:t xml:space="preserve">judgment:</w:t>
+      </w:r>
+      <w:r>
+        <w:t xml:space="preserve"> </w:t>
+      </w:r>
+      <w:r>
+        <w:t xml:space="preserve">(a)</w:t>
+      </w:r>
+      <w:r>
+        <w:t xml:space="preserve"> </w:t>
+      </w:r>
+      <w:r>
+        <w:t xml:space="preserve">avoiding</w:t>
+      </w:r>
+      <w:r>
+        <w:t xml:space="preserve"> </w:t>
+      </w:r>
+      <w:r>
+        <w:t xml:space="preserve">the</w:t>
+      </w:r>
+      <w:r>
+        <w:t xml:space="preserve"> </w:t>
+      </w:r>
+      <w:r>
+        <w:t xml:space="preserve">Transfer</w:t>
+      </w:r>
+      <w:r>
+        <w:t xml:space="preserve"> </w:t>
+      </w:r>
+      <w:r>
+        <w:t xml:space="preserve">pursuant</w:t>
+      </w:r>
+      <w:r>
+        <w:t xml:space="preserve"> </w:t>
+      </w:r>
+      <w:r>
+        <w:t xml:space="preserve">to</w:t>
+      </w:r>
+      <w:r>
+        <w:t xml:space="preserve"> </w:t>
+      </w:r>
+      <w:r>
+        <w:t xml:space="preserve">§</w:t>
+      </w:r>
+      <w:r>
+        <w:t xml:space="preserve"> </w:t>
+      </w:r>
+      <w:r>
+        <w:t xml:space="preserve">547</w:t>
+      </w:r>
+      <w:r>
+        <w:t xml:space="preserve"> </w:t>
+      </w:r>
+      <w:r>
+        <w:t xml:space="preserve">of</w:t>
+      </w:r>
+      <w:r>
+        <w:t xml:space="preserve"> </w:t>
+      </w:r>
+      <w:r>
+        <w:t xml:space="preserve">the</w:t>
+      </w:r>
+      <w:r>
+        <w:t xml:space="preserve"> </w:t>
+      </w:r>
+      <w:r>
+        <w:t xml:space="preserve">Bankruptcy</w:t>
+      </w:r>
+      <w:r>
+        <w:t xml:space="preserve"> </w:t>
+      </w:r>
+      <w:r>
+        <w:t xml:space="preserve">Code;</w:t>
+      </w:r>
+      <w:r>
+        <w:t xml:space="preserve"> </w:t>
+      </w:r>
+      <w:r>
+        <w:t xml:space="preserve">(b)</w:t>
+      </w:r>
+      <w:r>
+        <w:t xml:space="preserve"> </w:t>
+      </w:r>
+      <w:r>
+        <w:t xml:space="preserve">recovering</w:t>
+      </w:r>
+      <w:r>
+        <w:t xml:space="preserve"> </w:t>
+      </w:r>
+      <w:r>
+        <w:t xml:space="preserve">the</w:t>
+      </w:r>
+      <w:r>
+        <w:t xml:space="preserve"> </w:t>
+      </w:r>
+      <w:r>
+        <w:t xml:space="preserve">Motorcycle</w:t>
+      </w:r>
+      <w:r>
+        <w:t xml:space="preserve"> </w:t>
+      </w:r>
+      <w:r>
+        <w:t xml:space="preserve">or</w:t>
+      </w:r>
+      <w:r>
+        <w:t xml:space="preserve"> </w:t>
+      </w:r>
+      <w:r>
+        <w:t xml:space="preserve">the</w:t>
+      </w:r>
+      <w:r>
+        <w:t xml:space="preserve"> </w:t>
+      </w:r>
+      <w:r>
+        <w:t xml:space="preserve">value</w:t>
+      </w:r>
+      <w:r>
+        <w:t xml:space="preserve"> </w:t>
+      </w:r>
+      <w:r>
+        <w:t xml:space="preserve">of</w:t>
+      </w:r>
+      <w:r>
+        <w:t xml:space="preserve"> </w:t>
+      </w:r>
+      <w:r>
+        <w:t xml:space="preserve">the</w:t>
+      </w:r>
+      <w:r>
+        <w:t xml:space="preserve"> </w:t>
+      </w:r>
+      <w:r>
+        <w:t xml:space="preserve">Transfer</w:t>
+      </w:r>
+      <w:r>
+        <w:t xml:space="preserve"> </w:t>
+      </w:r>
+      <w:r>
+        <w:t xml:space="preserve">from</w:t>
+      </w:r>
+      <w:r>
+        <w:t xml:space="preserve"> </w:t>
+      </w:r>
+      <w:r>
+        <w:t xml:space="preserve">Defendant</w:t>
+      </w:r>
+      <w:r>
+        <w:t xml:space="preserve"> </w:t>
+      </w:r>
+      <w:r>
+        <w:t xml:space="preserve">pursuant</w:t>
+      </w:r>
+      <w:r>
+        <w:t xml:space="preserve"> </w:t>
+      </w:r>
+      <w:r>
+        <w:t xml:space="preserve">to</w:t>
+      </w:r>
+      <w:r>
+        <w:t xml:space="preserve"> </w:t>
+      </w:r>
+      <w:r>
+        <w:t xml:space="preserve">§</w:t>
+      </w:r>
+      <w:r>
+        <w:t xml:space="preserve"> </w:t>
+      </w:r>
+      <w:r>
+        <w:t xml:space="preserve">550</w:t>
+      </w:r>
+      <w:r>
+        <w:t xml:space="preserve"> </w:t>
+      </w:r>
+      <w:r>
+        <w:t xml:space="preserve">of</w:t>
+      </w:r>
+      <w:r>
+        <w:t xml:space="preserve"> </w:t>
+      </w:r>
+      <w:r>
+        <w:t xml:space="preserve">the</w:t>
+      </w:r>
+      <w:r>
+        <w:t xml:space="preserve"> </w:t>
+      </w:r>
+      <w:r>
+        <w:t xml:space="preserve">Bankruptcy</w:t>
+      </w:r>
+      <w:r>
+        <w:t xml:space="preserve"> </w:t>
+      </w:r>
+      <w:r>
+        <w:t xml:space="preserve">Code,</w:t>
+      </w:r>
+      <w:r>
+        <w:t xml:space="preserve"> </w:t>
+      </w:r>
+      <w:r>
+        <w:t xml:space="preserve">along</w:t>
+      </w:r>
+      <w:r>
+        <w:t xml:space="preserve"> </w:t>
+      </w:r>
+      <w:r>
+        <w:t xml:space="preserve">with</w:t>
+      </w:r>
+      <w:r>
+        <w:t xml:space="preserve"> </w:t>
+      </w:r>
+      <w:r>
+        <w:t xml:space="preserve">his</w:t>
+      </w:r>
+      <w:r>
+        <w:t xml:space="preserve"> </w:t>
+      </w:r>
+      <w:r>
+        <w:t xml:space="preserve">costs</w:t>
+      </w:r>
+      <w:r>
+        <w:t xml:space="preserve"> </w:t>
+      </w:r>
+      <w:r>
+        <w:t xml:space="preserve">incurred</w:t>
+      </w:r>
+      <w:r>
+        <w:t xml:space="preserve"> </w:t>
+      </w:r>
+      <w:r>
+        <w:t xml:space="preserve">herein,</w:t>
+      </w:r>
+      <w:r>
+        <w:t xml:space="preserve"> </w:t>
+      </w:r>
+      <w:r>
+        <w:t xml:space="preserve">including</w:t>
+      </w:r>
+      <w:r>
+        <w:t xml:space="preserve"> </w:t>
+      </w:r>
+      <w:r>
+        <w:t xml:space="preserve">attorneys’</w:t>
+      </w:r>
+      <w:r>
+        <w:t xml:space="preserve"> </w:t>
+      </w:r>
+      <w:r>
+        <w:t xml:space="preserve">fees</w:t>
+      </w:r>
+      <w:r>
+        <w:t xml:space="preserve"> </w:t>
+      </w:r>
+      <w:r>
+        <w:t xml:space="preserve">and</w:t>
+      </w:r>
+      <w:r>
+        <w:t xml:space="preserve"> </w:t>
+      </w:r>
+      <w:r>
+        <w:t xml:space="preserve">pre-</w:t>
+      </w:r>
+      <w:r>
+        <w:t xml:space="preserve"> </w:t>
+      </w:r>
+      <w:r>
+        <w:t xml:space="preserve">and</w:t>
+      </w:r>
+      <w:r>
+        <w:t xml:space="preserve"> </w:t>
+      </w:r>
+      <w:r>
+        <w:t xml:space="preserve">post-judgment</w:t>
+      </w:r>
+      <w:r>
+        <w:t xml:space="preserve"> </w:t>
+      </w:r>
+      <w:r>
+        <w:t xml:space="preserve">interest</w:t>
+      </w:r>
+      <w:r>
+        <w:t xml:space="preserve"> </w:t>
+      </w:r>
+      <w:r>
+        <w:t xml:space="preserve">to</w:t>
+      </w:r>
+      <w:r>
+        <w:t xml:space="preserve"> </w:t>
+      </w:r>
+      <w:r>
+        <w:t xml:space="preserve">the</w:t>
+      </w:r>
+      <w:r>
+        <w:t xml:space="preserve"> </w:t>
+      </w:r>
+      <w:r>
+        <w:t xml:space="preserve">fullest</w:t>
+      </w:r>
+      <w:r>
+        <w:t xml:space="preserve"> </w:t>
+      </w:r>
+      <w:r>
+        <w:t xml:space="preserve">extent</w:t>
+      </w:r>
+      <w:r>
+        <w:t xml:space="preserve"> </w:t>
+      </w:r>
+      <w:r>
+        <w:t xml:space="preserve">allowed</w:t>
+      </w:r>
+      <w:r>
+        <w:t xml:space="preserve"> </w:t>
+      </w:r>
+      <w:r>
+        <w:t xml:space="preserve">by</w:t>
+      </w:r>
+      <w:r>
+        <w:t xml:space="preserve"> </w:t>
+      </w:r>
+      <w:r>
+        <w:t xml:space="preserve">applicable</w:t>
+      </w:r>
+      <w:r>
+        <w:t xml:space="preserve"> </w:t>
+      </w:r>
+      <w:r>
+        <w:t xml:space="preserve">law;</w:t>
+      </w:r>
+      <w:r>
+        <w:t xml:space="preserve"> </w:t>
+      </w:r>
+      <w:r>
+        <w:t xml:space="preserve">and</w:t>
+      </w:r>
+      <w:r>
+        <w:t xml:space="preserve"> </w:t>
+      </w:r>
+      <w:r>
+        <w:t xml:space="preserve">(c)</w:t>
+      </w:r>
+      <w:r>
+        <w:t xml:space="preserve"> </w:t>
+      </w:r>
+      <w:r>
+        <w:t xml:space="preserve">granting</w:t>
+      </w:r>
+      <w:r>
+        <w:t xml:space="preserve"> </w:t>
+      </w:r>
+      <w:r>
+        <w:t xml:space="preserve">the</w:t>
+      </w:r>
+      <w:r>
+        <w:t xml:space="preserve"> </w:t>
+      </w:r>
+      <w:r>
+        <w:t xml:space="preserve">Trustee</w:t>
+      </w:r>
+      <w:r>
+        <w:t xml:space="preserve"> </w:t>
+      </w:r>
+      <w:r>
+        <w:t xml:space="preserve">such</w:t>
+      </w:r>
+      <w:r>
+        <w:t xml:space="preserve"> </w:t>
+      </w:r>
+      <w:r>
+        <w:t xml:space="preserve">other</w:t>
+      </w:r>
+      <w:r>
+        <w:t xml:space="preserve"> </w:t>
+      </w:r>
+      <w:r>
+        <w:t xml:space="preserve">and</w:t>
+      </w:r>
+      <w:r>
+        <w:t xml:space="preserve"> </w:t>
+      </w:r>
+      <w:r>
+        <w:t xml:space="preserve">further</w:t>
+      </w:r>
+      <w:r>
+        <w:t xml:space="preserve"> </w:t>
+      </w:r>
+      <w:r>
+        <w:t xml:space="preserve">relief</w:t>
+      </w:r>
+      <w:r>
+        <w:t xml:space="preserve"> </w:t>
+      </w:r>
+      <w:r>
+        <w:t xml:space="preserve">as</w:t>
+      </w:r>
+      <w:r>
+        <w:t xml:space="preserve"> </w:t>
+      </w:r>
+      <w:r>
+        <w:t xml:space="preserve">the</w:t>
+      </w:r>
+      <w:r>
+        <w:t xml:space="preserve"> </w:t>
+      </w:r>
+      <w:r>
+        <w:t xml:space="preserve">Court</w:t>
+      </w:r>
+      <w:r>
+        <w:t xml:space="preserve"> </w:t>
+      </w:r>
+      <w:r>
+        <w:t xml:space="preserve">deems</w:t>
+      </w:r>
+      <w:r>
+        <w:t xml:space="preserve"> </w:t>
+      </w:r>
+      <w:r>
+        <w:t xml:space="preserve">just</w:t>
+      </w:r>
+      <w:r>
+        <w:t xml:space="preserve"> </w:t>
+      </w:r>
+      <w:r>
+        <w:t xml:space="preserve">and</w:t>
+      </w:r>
+      <w:r>
+        <w:t xml:space="preserve"> </w:t>
+      </w:r>
+      <w:r>
+        <w:t xml:space="preserve">appropriate.</w:t>
       </w:r>
     </w:p>
     <w:p>
       <w:pPr>
-        <w:pStyle w:val="PleadingSignature"/>
+        <w:keepNext/>
+        <w:keepLines/>
+        <w:tabs>
+          <w:tab w:val="left" w:pos="4320"/>
+        </w:tabs>
+        <w:spacing w:before="480" w:after="0" w:line="276" w:lineRule="exact"/>
+        <w:ind w:left="0" w:firstLine="0"/>
+        <w:jc w:val="left"/>
       </w:pPr>
       <w:r>
-        <w:t xml:space="preserve">Dated: May 20, 2026</w:t>
+        <w:t xml:space="preserve">Dated: </w:t>
+      </w:r>
+      <w:r>
+        <w:t xml:space="preserve">May</w:t>
+      </w:r>
+      <w:r>
+        <w:t xml:space="preserve"> </w:t>
+      </w:r>
+      <w:r>
+        <w:t xml:space="preserve">20,</w:t>
+      </w:r>
+      <w:r>
+        <w:t xml:space="preserve"> </w:t>
+      </w:r>
+      <w:r>
+        <w:t xml:space="preserve">2026</w:t>
       </w:r>
       <w:r>
         <w:tab/>
       </w:r>
       <w:r>
-        <w:t xml:space="preserve">/s/ Alexander J. Mihalov</w:t>
+        <w:t xml:space="preserve">/s/ </w:t>
+      </w:r>
+      <w:r>
+        <w:t xml:space="preserve">Alexander</w:t>
+      </w:r>
+      <w:r>
+        <w:t xml:space="preserve"> </w:t>
+      </w:r>
+      <w:r>
+        <w:t xml:space="preserve">J.</w:t>
+      </w:r>
+      <w:r>
+        <w:t xml:space="preserve"> </w:t>
+      </w:r>
+      <w:r>
+        <w:t xml:space="preserve">Mihalov</w:t>
       </w:r>
     </w:p>
     <w:p>
       <w:pPr>
-        <w:pStyle w:val="PleadingSignatureLine"/>
+        <w:keepNext/>
+        <w:keepLines/>
+        <w:spacing w:before="0" w:after="0" w:line="276" w:lineRule="exact"/>
+        <w:ind w:left="4320" w:firstLine="0"/>
+        <w:jc w:val="left"/>
       </w:pPr>
       <w:r>
-        <w:t xml:space="preserve">Alexander J. Mihalov, Esq.</w:t>
+        <w:t xml:space="preserve">Alexander</w:t>
+      </w:r>
+      <w:r>
+        <w:t xml:space="preserve"> </w:t>
+      </w:r>
+      <w:r>
+        <w:t xml:space="preserve">J.</w:t>
+      </w:r>
+      <w:r>
+        <w:t xml:space="preserve"> </w:t>
+      </w:r>
+      <w:r>
+        <w:t xml:space="preserve">Mihalov,</w:t>
+      </w:r>
+      <w:r>
+        <w:t xml:space="preserve"> </w:t>
+      </w:r>
+      <w:r>
+        <w:t xml:space="preserve">Esq.</w:t>
       </w:r>
     </w:p>
     <w:p>
       <w:pPr>
-        <w:pStyle w:val="PleadingSignatureLine"/>
+        <w:keepNext/>
+        <w:keepLines/>
+        <w:spacing w:before="0" w:after="0" w:line="276" w:lineRule="exact"/>
+        <w:ind w:left="4320" w:firstLine="0"/>
+        <w:jc w:val="left"/>
       </w:pPr>
       <w:r>
-        <w:t xml:space="preserve">Counsel for Anthony J. Manhart,</w:t>
+        <w:t xml:space="preserve">Counsel</w:t>
+      </w:r>
+      <w:r>
+        <w:t xml:space="preserve"> </w:t>
+      </w:r>
+      <w:r>
+        <w:t xml:space="preserve">for</w:t>
+      </w:r>
+      <w:r>
+        <w:t xml:space="preserve"> </w:t>
+      </w:r>
+      <w:r>
+        <w:t xml:space="preserve">Anthony</w:t>
+      </w:r>
+      <w:r>
+        <w:t xml:space="preserve"> </w:t>
+      </w:r>
+      <w:r>
+        <w:t xml:space="preserve">J.</w:t>
+      </w:r>
+      <w:r>
+        <w:t xml:space="preserve"> </w:t>
+      </w:r>
+      <w:r>
+        <w:t xml:space="preserve">Manhart,</w:t>
       </w:r>
     </w:p>
     <w:p>
       <w:pPr>
-        <w:pStyle w:val="PleadingSignatureLast"/>
+        <w:spacing w:before="0" w:after="0" w:line="276" w:lineRule="exact"/>
+        <w:ind w:left="4320" w:firstLine="0"/>
+        <w:jc w:val="left"/>
       </w:pPr>
       <w:r>
-        <w:t xml:space="preserve">Chapter 7 Trustee</w:t>
+        <w:t xml:space="preserve">Chapter</w:t>
+      </w:r>
+      <w:r>
+        <w:t xml:space="preserve"> </w:t>
+      </w:r>
+      <w:r>
+        <w:t xml:space="preserve">7</w:t>
+      </w:r>
+      <w:r>
+        <w:t xml:space="preserve"> </w:t>
+      </w:r>
+      <w:r>
+        <w:t xml:space="preserve">Trustee</w:t>
       </w:r>
     </w:p>
-    <w:bookmarkEnd w:id="24"/>
     <w:sectPr>
-      <w:footerReference r:id="rId9" w:type="default"/>
-      <w:footnotePr>
-        <w:numRestart w:val="eachSect"/>
-      </w:footnotePr>
-      <w:pgSz w:h="15840" w:w="12240"/>
-      <w:pgMar w:bottom="1440" w:footer="720" w:gutter="0" w:header="720" w:left="1440" w:right="1440" w:top="1440"/>
+      <w:footerReference w:type="default" r:id="rIdFooter1"/>
+      <w:pgSz w:w="12240" w:h="15840"/>
+      <w:pgMar w:top="1440" w:right="1440" w:bottom="1440" w:left="1440" w:header="720" w:footer="732" w:gutter="0"/>
     </w:sectPr>
   </w:body>
 </w:document>
@@ -688,7 +6415,7 @@
 <w:ftr xmlns:w="http://schemas.openxmlformats.org/wordprocessingml/2006/main" xmlns:r="http://schemas.openxmlformats.org/officeDocument/2006/relationships">
   <w:p>
     <w:pPr>
-      <w:spacing w:before="0" w:after="0" w:line="240" w:lineRule="auto"/>
+      <w:spacing w:before="0" w:after="0" w:line="276" w:lineRule="exact"/>
       <w:jc w:val="center"/>
     </w:pPr>
     <w:r>
@@ -824,51 +6551,49 @@
   <w:docDefaults>
     <w:rPrDefault>
       <w:rPr>
-        <w:rFonts w:ascii="EB Garamond" w:cs="EB Garamond" w:eastAsia="EB Garamond" w:hAnsi="EB Garamond"/>
+        <w:rFonts w:ascii="Times New Roman" w:hAnsi="Times New Roman" w:eastAsia="Times New Roman" w:cs="Times New Roman"/>
         <w:sz w:val="24"/>
         <w:szCs w:val="24"/>
-        <w:lang w:bidi="ar-SA" w:eastAsia="en-US" w:val="en-US"/>
+        <w:lang w:val="en-US" w:eastAsia="zh-CN" w:bidi="ar-SA"/>
       </w:rPr>
     </w:rPrDefault>
     <w:pPrDefault>
       <w:pPr>
-        <w:spacing w:after="0" w:before="0" w:line="240" w:lineRule="auto"/>
+        <w:widowControl/>
+        <w:spacing w:after="0"/>
       </w:pPr>
     </w:pPrDefault>
   </w:docDefaults>
-  <w:latentStyles w:count="276" w:defLockedState="0" w:defQFormat="0" w:defSemiHidden="0" w:defUIPriority="0" w:defUnhideWhenUsed="0"/>
-  <w:style w:default="1" w:styleId="Normal" w:type="paragraph">
+  <w:latentStyles w:defLockedState="0" w:defUIPriority="0" w:defSemiHidden="0" w:defUnhideWhenUsed="0" w:defQFormat="0" w:count="276"/>
+  <w:style w:type="paragraph" w:default="1" w:styleId="Normal">
     <w:name w:val="Normal"/>
     <w:qFormat/>
-    <w:pPr>
-      <w:spacing w:after="0" w:before="0" w:line="240" w:lineRule="auto"/>
-    </w:pPr>
-    <w:rPr>
-      <w:rFonts w:ascii="EB Garamond" w:cs="EB Garamond" w:eastAsia="EB Garamond" w:hAnsi="EB Garamond"/>
-      <w:sz w:val="24"/>
-      <w:szCs w:val="24"/>
-    </w:rPr>
-  </w:style>
-  <w:style w:styleId="BodyText" w:type="paragraph">
+  </w:style>
+  <w:style w:type="paragraph" w:styleId="BodyText">
     <w:name w:val="Body Text"/>
     <w:basedOn w:val="Normal"/>
+    <w:link w:val="BodyTextChar"/>
     <w:qFormat/>
     <w:pPr>
-      <w:spacing w:after="0" w:before="0" w:line="480" w:lineRule="exact"/>
+      <w:spacing w:before="0" w:after="0" w:line="480" w:lineRule="exact"/>
       <w:ind w:firstLine="720"/>
     </w:pPr>
   </w:style>
-  <w:style w:styleId="FirstParagraph" w:type="paragraph">
+  <w:style w:type="paragraph" w:customStyle="1" w:styleId="FirstParagraph">
     <w:name w:val="First Paragraph"/>
     <w:basedOn w:val="BodyText"/>
+    <w:next w:val="BodyText"/>
     <w:qFormat/>
   </w:style>
-  <w:style w:styleId="Compact" w:type="paragraph">
+  <w:style w:type="paragraph" w:customStyle="1" w:styleId="Compact">
     <w:name w:val="Compact"/>
     <w:basedOn w:val="BodyText"/>
     <w:qFormat/>
-  </w:style>
-  <w:style w:styleId="Title" w:type="paragraph">
+    <w:pPr>
+      <w:spacing w:before="36" w:after="36"/>
+    </w:pPr>
+  </w:style>
+  <w:style w:type="paragraph" w:styleId="Title">
     <w:name w:val="Title"/>
     <w:basedOn w:val="Normal"/>
     <w:next w:val="BodyText"/>
@@ -882,24 +6607,24 @@
       <w:jc w:val="center"/>
     </w:pPr>
     <w:rPr>
-      <w:rFonts w:ascii="EB Garamond" w:cs="EB Garamond" w:eastAsia="EB Garamond" w:hAnsi="EB Garamond"/>
-      <w:sz w:val="24"/>
-      <w:szCs w:val="24"/>
+      <w:rFonts w:asciiTheme="majorHAnsi" w:eastAsiaTheme="majorEastAsia" w:hAnsiTheme="majorHAnsi" w:cstheme="majorBidi"/>
+      <w:sz w:val="56"/>
+      <w:szCs w:val="56"/>
     </w:rPr>
   </w:style>
-  <w:style w:customStyle="1" w:styleId="TitleChar" w:type="character">
+  <w:style w:type="character" w:customStyle="1" w:styleId="TitleChar">
     <w:name w:val="Title Char"/>
     <w:basedOn w:val="DefaultParagraphFont"/>
     <w:link w:val="Title"/>
     <w:uiPriority w:val="10"/>
     <w:rsid w:val="00A10FD9"/>
     <w:rPr>
-      <w:rFonts w:ascii="EB Garamond" w:cs="EB Garamond" w:eastAsia="EB Garamond" w:hAnsi="EB Garamond"/>
-      <w:sz w:val="24"/>
-      <w:szCs w:val="24"/>
+      <w:rFonts w:asciiTheme="majorHAnsi" w:eastAsiaTheme="majorEastAsia" w:hAnsiTheme="majorHAnsi" w:cstheme="majorBidi"/>
+      <w:sz w:val="56"/>
+      <w:szCs w:val="56"/>
     </w:rPr>
   </w:style>
-  <w:style w:styleId="Subtitle" w:type="paragraph">
+  <w:style w:type="paragraph" w:styleId="Subtitle">
     <w:name w:val="Subtitle"/>
     <w:basedOn w:val="Title"/>
     <w:next w:val="BodyText"/>
@@ -913,26 +6638,27 @@
       </w:numPr>
     </w:pPr>
     <w:rPr>
-      <w:rFonts w:ascii="EB Garamond" w:cs="EB Garamond" w:eastAsia="EB Garamond" w:hAnsi="EB Garamond"/>
+      <w:rFonts w:eastAsiaTheme="majorEastAsia" w:cstheme="majorBidi"/>
       <w:spacing w:val="15"/>
-      <w:sz w:val="24"/>
-      <w:szCs w:val="24"/>
+      <w:sz w:val="28"/>
+      <w:szCs w:val="28"/>
     </w:rPr>
   </w:style>
-  <w:style w:customStyle="1" w:styleId="SubtitleChar" w:type="character">
+  <w:style w:type="character" w:customStyle="1" w:styleId="SubtitleChar">
     <w:name w:val="Subtitle Char"/>
     <w:basedOn w:val="DefaultParagraphFont"/>
     <w:link w:val="Subtitle"/>
     <w:uiPriority w:val="11"/>
     <w:rsid w:val="00A10FD9"/>
     <w:rPr>
-      <w:rFonts w:ascii="EB Garamond" w:cs="EB Garamond" w:eastAsia="EB Garamond" w:hAnsi="EB Garamond"/>
+      <w:rFonts w:eastAsiaTheme="majorEastAsia" w:cstheme="majorBidi"/>
+      <w:color w:val="595959" w:themeColor="text1" w:themeTint="A6"/>
       <w:spacing w:val="15"/>
-      <w:sz w:val="24"/>
-      <w:szCs w:val="24"/>
+      <w:sz w:val="28"/>
+      <w:szCs w:val="28"/>
     </w:rPr>
   </w:style>
-  <w:style w:customStyle="1" w:styleId="Author" w:type="paragraph">
+  <w:style w:type="paragraph" w:customStyle="1" w:styleId="Author">
     <w:name w:val="Author"/>
     <w:basedOn w:val="Title"/>
     <w:next w:val="BodyText"/>
@@ -946,7 +6672,7 @@
       <w:szCs w:val="24"/>
     </w:rPr>
   </w:style>
-  <w:style w:styleId="Date" w:type="paragraph">
+  <w:style w:type="paragraph" w:styleId="Date">
     <w:name w:val="Date"/>
     <w:basedOn w:val="Title"/>
     <w:next w:val="BodyText"/>
@@ -960,7 +6686,7 @@
       <w:szCs w:val="24"/>
     </w:rPr>
   </w:style>
-  <w:style w:customStyle="1" w:styleId="AbstractTitle" w:type="paragraph">
+  <w:style w:type="paragraph" w:customStyle="1" w:styleId="AbstractTitle">
     <w:name w:val="Abstract Title"/>
     <w:basedOn w:val="Normal"/>
     <w:next w:val="Abstract"/>
@@ -968,16 +6694,16 @@
     <w:pPr>
       <w:keepNext/>
       <w:keepLines/>
-      <w:spacing w:after="0" w:before="300"/>
+      <w:spacing w:before="300" w:after="0"/>
       <w:jc w:val="center"/>
     </w:pPr>
     <w:rPr>
       <w:b/>
-      <w:sz w:val="24"/>
-      <w:szCs w:val="24"/>
+      <w:sz w:val="20"/>
+      <w:szCs w:val="20"/>
     </w:rPr>
   </w:style>
-  <w:style w:customStyle="1" w:styleId="Abstract" w:type="paragraph">
+  <w:style w:type="paragraph" w:customStyle="1" w:styleId="Abstract">
     <w:name w:val="Abstract"/>
     <w:basedOn w:val="Normal"/>
     <w:next w:val="BodyText"/>
@@ -985,14 +6711,14 @@
     <w:pPr>
       <w:keepNext/>
       <w:keepLines/>
-      <w:spacing w:after="300" w:before="100"/>
+      <w:spacing w:before="100" w:after="300"/>
     </w:pPr>
     <w:rPr>
-      <w:sz w:val="24"/>
-      <w:szCs w:val="24"/>
+      <w:sz w:val="20"/>
+      <w:szCs w:val="20"/>
     </w:rPr>
   </w:style>
-  <w:style w:styleId="Bibliography" w:type="paragraph">
+  <w:style w:type="paragraph" w:styleId="Bibliography">
     <w:name w:val="Bibliography"/>
     <w:basedOn w:val="Normal"/>
     <w:next w:val="Bibliography"/>
@@ -1000,61 +6726,85 @@
     <w:pPr/>
     <w:rPr/>
   </w:style>
-  <w:style w:styleId="Heading1" w:type="paragraph">
+  <w:style w:type="paragraph" w:styleId="Heading1">
     <w:name w:val="heading 1"/>
     <w:basedOn w:val="Normal"/>
+    <w:next w:val="BodyText"/>
+    <w:link w:val="Heading1Char"/>
+    <w:uiPriority w:val="9"/>
     <w:qFormat/>
+    <w:rsid w:val="00A10FD9"/>
     <w:pPr>
       <w:keepNext/>
       <w:keepLines/>
-      <w:spacing w:after="240" w:before="240" w:line="480" w:lineRule="exact"/>
+      <w:spacing w:before="240" w:after="240" w:line="480" w:lineRule="exact"/>
+      <w:ind w:firstLine="0"/>
       <w:jc w:val="center"/>
       <w:outlineLvl w:val="0"/>
     </w:pPr>
     <w:rPr>
+      <w:rFonts w:ascii="Times New Roman" w:hAnsi="Times New Roman" w:eastAsia="Times New Roman" w:cs="Times New Roman"/>
       <w:b/>
       <w:bCs/>
+      <w:caps/>
+      <w:color w:val="000000"/>
       <w:sz w:val="24"/>
       <w:szCs w:val="24"/>
     </w:rPr>
   </w:style>
-  <w:style w:styleId="Heading2" w:type="paragraph">
+  <w:style w:type="paragraph" w:styleId="Heading2">
     <w:name w:val="heading 2"/>
     <w:basedOn w:val="Normal"/>
+    <w:next w:val="BodyText"/>
+    <w:link w:val="Heading2Char"/>
+    <w:uiPriority w:val="9"/>
+    <w:semiHidden/>
+    <w:unhideWhenUsed/>
     <w:qFormat/>
+    <w:rsid w:val="00A10FD9"/>
     <w:pPr>
       <w:keepNext/>
       <w:keepLines/>
-      <w:spacing w:after="240" w:before="240" w:line="480" w:lineRule="exact"/>
+      <w:spacing w:before="240" w:after="240" w:line="480" w:lineRule="exact"/>
+      <w:ind w:firstLine="0"/>
       <w:outlineLvl w:val="1"/>
     </w:pPr>
     <w:rPr>
+      <w:rFonts w:ascii="Times New Roman" w:hAnsi="Times New Roman" w:eastAsia="Times New Roman" w:cs="Times New Roman"/>
       <w:b/>
       <w:bCs/>
+      <w:color w:val="000000"/>
       <w:sz w:val="24"/>
       <w:szCs w:val="24"/>
     </w:rPr>
   </w:style>
-  <w:style w:styleId="Heading3" w:type="paragraph">
+  <w:style w:type="paragraph" w:styleId="Heading3">
     <w:name w:val="heading 3"/>
     <w:basedOn w:val="Normal"/>
+    <w:next w:val="BodyText"/>
+    <w:link w:val="Heading3Char"/>
+    <w:uiPriority w:val="9"/>
+    <w:semiHidden/>
+    <w:unhideWhenUsed/>
     <w:qFormat/>
+    <w:rsid w:val="00A10FD9"/>
     <w:pPr>
       <w:keepNext/>
       <w:keepLines/>
-      <w:spacing w:after="240" w:before="240" w:line="480" w:lineRule="exact"/>
+      <w:spacing w:before="240" w:after="240" w:line="480" w:lineRule="exact"/>
+      <w:ind w:firstLine="0"/>
       <w:outlineLvl w:val="2"/>
     </w:pPr>
     <w:rPr>
+      <w:rFonts w:ascii="Times New Roman" w:hAnsi="Times New Roman" w:eastAsia="Times New Roman" w:cs="Times New Roman"/>
       <w:b/>
       <w:bCs/>
-      <w:i/>
-      <w:iCs/>
+      <w:color w:val="000000"/>
       <w:sz w:val="24"/>
       <w:szCs w:val="24"/>
     </w:rPr>
   </w:style>
-  <w:style w:styleId="Heading4" w:type="paragraph">
+  <w:style w:type="paragraph" w:styleId="Heading4">
     <w:name w:val="heading 4"/>
     <w:basedOn w:val="Normal"/>
     <w:next w:val="BodyText"/>
@@ -1067,16 +6817,21 @@
     <w:pPr>
       <w:keepNext/>
       <w:keepLines/>
-      <w:spacing w:after="40" w:before="80"/>
+      <w:spacing w:before="240" w:after="240" w:line="480" w:lineRule="exact"/>
+      <w:ind w:firstLine="0"/>
       <w:outlineLvl w:val="3"/>
     </w:pPr>
     <w:rPr>
-      <w:rFonts w:ascii="EB Garamond" w:cs="EB Garamond" w:eastAsia="EB Garamond" w:hAnsi="EB Garamond"/>
+      <w:rFonts w:ascii="Times New Roman" w:hAnsi="Times New Roman" w:eastAsia="Times New Roman" w:cs="Times New Roman"/>
+      <w:b/>
+      <w:bCs/>
       <w:i/>
-      <w:iCs/>
+      <w:color w:val="000000"/>
+      <w:sz w:val="24"/>
+      <w:szCs w:val="24"/>
     </w:rPr>
   </w:style>
-  <w:style w:styleId="Heading5" w:type="paragraph">
+  <w:style w:type="paragraph" w:styleId="Heading5">
     <w:name w:val="heading 5"/>
     <w:basedOn w:val="Normal"/>
     <w:next w:val="BodyText"/>
@@ -1089,14 +6844,21 @@
     <w:pPr>
       <w:keepNext/>
       <w:keepLines/>
-      <w:spacing w:after="40" w:before="80"/>
+      <w:spacing w:before="240" w:after="240" w:line="480" w:lineRule="exact"/>
+      <w:ind w:firstLine="0"/>
       <w:outlineLvl w:val="4"/>
     </w:pPr>
     <w:rPr>
-      <w:rFonts w:ascii="EB Garamond" w:cs="EB Garamond" w:eastAsia="EB Garamond" w:hAnsi="EB Garamond"/>
+      <w:rFonts w:ascii="Times New Roman" w:hAnsi="Times New Roman" w:eastAsia="Times New Roman" w:cs="Times New Roman"/>
+      <w:b/>
+      <w:bCs/>
+      <w:i/>
+      <w:color w:val="000000"/>
+      <w:sz w:val="24"/>
+      <w:szCs w:val="24"/>
     </w:rPr>
   </w:style>
-  <w:style w:styleId="Heading6" w:type="paragraph">
+  <w:style w:type="paragraph" w:styleId="Heading6">
     <w:name w:val="heading 6"/>
     <w:basedOn w:val="Normal"/>
     <w:next w:val="BodyText"/>
@@ -1109,16 +6871,17 @@
     <w:pPr>
       <w:keepNext/>
       <w:keepLines/>
-      <w:spacing w:after="0" w:before="40"/>
+      <w:spacing w:before="40" w:after="0"/>
       <w:outlineLvl w:val="5"/>
     </w:pPr>
     <w:rPr>
-      <w:rFonts w:ascii="EB Garamond" w:cs="EB Garamond" w:eastAsia="EB Garamond" w:hAnsi="EB Garamond"/>
+      <w:rFonts w:eastAsiaTheme="majorEastAsia" w:cstheme="majorBidi"/>
       <w:i/>
       <w:iCs/>
+      <w:color w:val="595959" w:themeColor="text1" w:themeTint="A6"/>
     </w:rPr>
   </w:style>
-  <w:style w:styleId="Heading7" w:type="paragraph">
+  <w:style w:type="paragraph" w:styleId="Heading7">
     <w:name w:val="heading 7"/>
     <w:basedOn w:val="Normal"/>
     <w:next w:val="BodyText"/>
@@ -1131,14 +6894,15 @@
     <w:pPr>
       <w:keepNext/>
       <w:keepLines/>
-      <w:spacing w:after="0" w:before="40"/>
+      <w:spacing w:before="40" w:after="0"/>
       <w:outlineLvl w:val="6"/>
     </w:pPr>
     <w:rPr>
-      <w:rFonts w:ascii="EB Garamond" w:cs="EB Garamond" w:eastAsia="EB Garamond" w:hAnsi="EB Garamond"/>
+      <w:rFonts w:eastAsiaTheme="majorEastAsia" w:cstheme="majorBidi"/>
+      <w:color w:val="595959" w:themeColor="text1" w:themeTint="A6"/>
     </w:rPr>
   </w:style>
-  <w:style w:styleId="Heading8" w:type="paragraph">
+  <w:style w:type="paragraph" w:styleId="Heading8">
     <w:name w:val="heading 8"/>
     <w:basedOn w:val="Normal"/>
     <w:next w:val="BodyText"/>
@@ -1155,12 +6919,13 @@
       <w:outlineLvl w:val="7"/>
     </w:pPr>
     <w:rPr>
-      <w:rFonts w:ascii="EB Garamond" w:cs="EB Garamond" w:eastAsia="EB Garamond" w:hAnsi="EB Garamond"/>
+      <w:rFonts w:eastAsiaTheme="majorEastAsia" w:cstheme="majorBidi"/>
       <w:i/>
       <w:iCs/>
+      <w:color w:val="272727" w:themeColor="text1" w:themeTint="D8"/>
     </w:rPr>
   </w:style>
-  <w:style w:styleId="Heading9" w:type="paragraph">
+  <w:style w:type="paragraph" w:styleId="Heading9">
     <w:name w:val="heading 9"/>
     <w:basedOn w:val="Normal"/>
     <w:next w:val="BodyText"/>
@@ -1177,22 +6942,24 @@
       <w:outlineLvl w:val="8"/>
     </w:pPr>
     <w:rPr>
-      <w:rFonts w:ascii="EB Garamond" w:cs="EB Garamond" w:eastAsia="EB Garamond" w:hAnsi="EB Garamond"/>
+      <w:rFonts w:eastAsiaTheme="majorEastAsia" w:cstheme="majorBidi"/>
+      <w:color w:val="272727" w:themeColor="text1" w:themeTint="D8"/>
     </w:rPr>
   </w:style>
-  <w:style w:customStyle="1" w:styleId="Heading1Char" w:type="character">
+  <w:style w:type="character" w:customStyle="1" w:styleId="Heading1Char">
     <w:name w:val="Heading 1 Char"/>
     <w:basedOn w:val="DefaultParagraphFont"/>
     <w:link w:val="Heading1"/>
     <w:uiPriority w:val="9"/>
     <w:rsid w:val="00A10FD9"/>
     <w:rPr>
-      <w:rFonts w:ascii="EB Garamond" w:cs="EB Garamond" w:eastAsia="EB Garamond" w:hAnsi="EB Garamond"/>
-      <w:sz w:val="24"/>
-      <w:szCs w:val="24"/>
+      <w:rFonts w:asciiTheme="majorHAnsi" w:eastAsiaTheme="majorEastAsia" w:hAnsiTheme="majorHAnsi" w:cstheme="majorBidi"/>
+      <w:color w:val="0F4761" w:themeColor="accent1" w:themeShade="BF"/>
+      <w:sz w:val="40"/>
+      <w:szCs w:val="40"/>
     </w:rPr>
   </w:style>
-  <w:style w:customStyle="1" w:styleId="Heading2Char" w:type="character">
+  <w:style w:type="character" w:customStyle="1" w:styleId="Heading2Char">
     <w:name w:val="Heading 2 Char"/>
     <w:basedOn w:val="DefaultParagraphFont"/>
     <w:link w:val="Heading2"/>
@@ -1200,12 +6967,13 @@
     <w:semiHidden/>
     <w:rsid w:val="00A10FD9"/>
     <w:rPr>
-      <w:rFonts w:ascii="EB Garamond" w:cs="EB Garamond" w:eastAsia="EB Garamond" w:hAnsi="EB Garamond"/>
-      <w:sz w:val="24"/>
-      <w:szCs w:val="24"/>
+      <w:rFonts w:asciiTheme="majorHAnsi" w:eastAsiaTheme="majorEastAsia" w:hAnsiTheme="majorHAnsi" w:cstheme="majorBidi"/>
+      <w:color w:val="0F4761" w:themeColor="accent1" w:themeShade="BF"/>
+      <w:sz w:val="32"/>
+      <w:szCs w:val="32"/>
     </w:rPr>
   </w:style>
-  <w:style w:customStyle="1" w:styleId="Heading3Char" w:type="character">
+  <w:style w:type="character" w:customStyle="1" w:styleId="Heading3Char">
     <w:name w:val="Heading 3 Char"/>
     <w:basedOn w:val="DefaultParagraphFont"/>
     <w:link w:val="Heading3"/>
@@ -1213,12 +6981,13 @@
     <w:semiHidden/>
     <w:rsid w:val="00A10FD9"/>
     <w:rPr>
-      <w:rFonts w:ascii="EB Garamond" w:cs="EB Garamond" w:eastAsia="EB Garamond" w:hAnsi="EB Garamond"/>
-      <w:sz w:val="24"/>
-      <w:szCs w:val="24"/>
+      <w:rFonts w:eastAsiaTheme="majorEastAsia" w:cstheme="majorBidi"/>
+      <w:color w:val="0F4761" w:themeColor="accent1" w:themeShade="BF"/>
+      <w:sz w:val="28"/>
+      <w:szCs w:val="28"/>
     </w:rPr>
   </w:style>
-  <w:style w:customStyle="1" w:styleId="Heading4Char" w:type="character">
+  <w:style w:type="character" w:customStyle="1" w:styleId="Heading4Char">
     <w:name w:val="Heading 4 Char"/>
     <w:basedOn w:val="DefaultParagraphFont"/>
     <w:link w:val="Heading4"/>
@@ -1226,12 +6995,13 @@
     <w:semiHidden/>
     <w:rsid w:val="00A10FD9"/>
     <w:rPr>
-      <w:rFonts w:ascii="EB Garamond" w:cs="EB Garamond" w:eastAsia="EB Garamond" w:hAnsi="EB Garamond"/>
+      <w:rFonts w:eastAsiaTheme="majorEastAsia" w:cstheme="majorBidi"/>
       <w:i/>
       <w:iCs/>
+      <w:color w:val="0F4761" w:themeColor="accent1" w:themeShade="BF"/>
     </w:rPr>
   </w:style>
-  <w:style w:customStyle="1" w:styleId="Heading5Char" w:type="character">
+  <w:style w:type="character" w:customStyle="1" w:styleId="Heading5Char">
     <w:name w:val="Heading 5 Char"/>
     <w:basedOn w:val="DefaultParagraphFont"/>
     <w:link w:val="Heading5"/>
@@ -1239,10 +7009,11 @@
     <w:semiHidden/>
     <w:rsid w:val="00A10FD9"/>
     <w:rPr>
-      <w:rFonts w:ascii="EB Garamond" w:cs="EB Garamond" w:eastAsia="EB Garamond" w:hAnsi="EB Garamond"/>
+      <w:rFonts w:eastAsiaTheme="majorEastAsia" w:cstheme="majorBidi"/>
+      <w:color w:val="0F4761" w:themeColor="accent1" w:themeShade="BF"/>
     </w:rPr>
   </w:style>
-  <w:style w:customStyle="1" w:styleId="Heading6Char" w:type="character">
+  <w:style w:type="character" w:customStyle="1" w:styleId="Heading6Char">
     <w:name w:val="Heading 6 Char"/>
     <w:basedOn w:val="DefaultParagraphFont"/>
     <w:link w:val="Heading6"/>
@@ -1250,12 +7021,13 @@
     <w:semiHidden/>
     <w:rsid w:val="00A10FD9"/>
     <w:rPr>
-      <w:rFonts w:ascii="EB Garamond" w:cs="EB Garamond" w:eastAsia="EB Garamond" w:hAnsi="EB Garamond"/>
+      <w:rFonts w:eastAsiaTheme="majorEastAsia" w:cstheme="majorBidi"/>
       <w:i/>
       <w:iCs/>
+      <w:color w:val="595959" w:themeColor="text1" w:themeTint="A6"/>
     </w:rPr>
   </w:style>
-  <w:style w:customStyle="1" w:styleId="Heading7Char" w:type="character">
+  <w:style w:type="character" w:customStyle="1" w:styleId="Heading7Char">
     <w:name w:val="Heading 7 Char"/>
     <w:basedOn w:val="DefaultParagraphFont"/>
     <w:link w:val="Heading7"/>
@@ -1263,10 +7035,11 @@
     <w:semiHidden/>
     <w:rsid w:val="00A10FD9"/>
     <w:rPr>
-      <w:rFonts w:ascii="EB Garamond" w:cs="EB Garamond" w:eastAsia="EB Garamond" w:hAnsi="EB Garamond"/>
+      <w:rFonts w:eastAsiaTheme="majorEastAsia" w:cstheme="majorBidi"/>
+      <w:color w:val="595959" w:themeColor="text1" w:themeTint="A6"/>
     </w:rPr>
   </w:style>
-  <w:style w:customStyle="1" w:styleId="Heading8Char" w:type="character">
+  <w:style w:type="character" w:customStyle="1" w:styleId="Heading8Char">
     <w:name w:val="Heading 8 Char"/>
     <w:basedOn w:val="DefaultParagraphFont"/>
     <w:link w:val="Heading8"/>
@@ -1274,12 +7047,13 @@
     <w:semiHidden/>
     <w:rsid w:val="00A10FD9"/>
     <w:rPr>
-      <w:rFonts w:ascii="EB Garamond" w:cs="EB Garamond" w:eastAsia="EB Garamond" w:hAnsi="EB Garamond"/>
+      <w:rFonts w:eastAsiaTheme="majorEastAsia" w:cstheme="majorBidi"/>
       <w:i/>
       <w:iCs/>
+      <w:color w:val="272727" w:themeColor="text1" w:themeTint="D8"/>
     </w:rPr>
   </w:style>
-  <w:style w:customStyle="1" w:styleId="Heading9Char" w:type="character">
+  <w:style w:type="character" w:customStyle="1" w:styleId="Heading9Char">
     <w:name w:val="Heading 9 Char"/>
     <w:basedOn w:val="DefaultParagraphFont"/>
     <w:link w:val="Heading9"/>
@@ -1287,10 +7061,20 @@
     <w:semiHidden/>
     <w:rsid w:val="00A10FD9"/>
     <w:rPr>
-      <w:rFonts w:ascii="EB Garamond" w:cs="EB Garamond" w:eastAsia="EB Garamond" w:hAnsi="EB Garamond"/>
+      <w:rFonts w:eastAsiaTheme="majorEastAsia" w:cstheme="majorBidi"/>
+      <w:color w:val="272727" w:themeColor="text1" w:themeTint="D8"/>
     </w:rPr>
   </w:style>
-  <w:style w:styleId="BlockText" w:type="paragraph">
+  <w:style w:type="paragraph" w:customStyle="1" w:styleId="ListItem">
+    <w:name w:val="List Item"/>
+    <w:basedOn w:val="BodyText"/>
+    <w:qFormat/>
+    <w:pPr>
+      <w:spacing w:before="0" w:after="0" w:line="480" w:lineRule="exact"/>
+      <w:ind w:left="720" w:hanging="720"/>
+    </w:pPr>
+  </w:style>
+  <w:style w:type="paragraph" w:styleId="BlockText">
     <w:name w:val="Block Text"/>
     <w:basedOn w:val="BodyText"/>
     <w:next w:val="BodyText"/>
@@ -1298,19 +7082,27 @@
     <w:unhideWhenUsed/>
     <w:qFormat/>
     <w:pPr>
-      <w:spacing w:after="100" w:before="100"/>
-      <w:ind w:firstLine="0" w:left="480" w:right="480"/>
+      <w:spacing w:before="280" w:after="280" w:line="276" w:lineRule="exact"/>
+      <w:ind w:firstLine="0" w:left="720" w:right="720"/>
     </w:pPr>
   </w:style>
-  <w:style w:styleId="FootnoteText" w:type="paragraph">
+  <w:style w:type="paragraph" w:styleId="FootnoteText">
     <w:name w:val="Footnote Text"/>
     <w:basedOn w:val="Normal"/>
     <w:next w:val="FootnoteText"/>
     <w:uiPriority w:val="9"/>
     <w:unhideWhenUsed/>
     <w:qFormat/>
-  </w:style>
-  <w:style w:styleId="FootnoteBlockText" w:type="paragraph">
+    <w:pPr>
+      <w:keepLines/>
+      <w:spacing w:before="0" w:after="140" w:line="276" w:lineRule="exact"/>
+    </w:pPr>
+    <w:rPr>
+      <w:sz w:val="24"/>
+      <w:szCs w:val="24"/>
+    </w:rPr>
+  </w:style>
+  <w:style w:type="paragraph" w:styleId="FootnoteBlockText">
     <w:name w:val="Footnote Block Text"/>
     <w:basedOn w:val="FootnoteText"/>
     <w:next w:val="FootnoteText"/>
@@ -1318,38 +7110,29 @@
     <w:unhideWhenUsed/>
     <w:qFormat/>
     <w:pPr>
-      <w:spacing w:after="100" w:before="100"/>
-      <w:ind w:firstLine="0" w:left="480" w:right="480"/>
+      <w:spacing w:before="280" w:after="280"/>
+      <w:ind w:firstLine="0" w:left="720" w:right="720"/>
     </w:pPr>
   </w:style>
-  <w:style w:default="1" w:styleId="DefaultParagraphFont" w:type="character">
+  <w:style w:type="character" w:default="1" w:styleId="DefaultParagraphFont">
     <w:name w:val="Default Paragraph Font"/>
     <w:semiHidden/>
     <w:unhideWhenUsed/>
   </w:style>
-  <w:style w:default="1" w:styleId="Table" w:type="table">
+  <w:style w:type="table" w:default="1" w:styleId="Table">
     <w:name w:val="Table"/>
     <w:basedOn w:val="TableNormal"/>
-    <w:semiHidden/>
-    <w:unhideWhenUsed/>
     <w:qFormat/>
     <w:tblPr>
-      <w:tblInd w:type="dxa" w:w="0"/>
+      <w:tblInd w:w="0" w:type="dxa"/>
       <w:tblCellMar>
-        <w:top w:type="dxa" w:w="0"/>
-        <w:left w:type="dxa" w:w="108"/>
-        <w:bottom w:type="dxa" w:w="0"/>
-        <w:right w:type="dxa" w:w="108"/>
+        <w:top w:w="0" w:type="dxa"/>
+        <w:left w:w="108" w:type="dxa"/>
+        <w:bottom w:w="0" w:type="dxa"/>
+        <w:right w:w="108" w:type="dxa"/>
       </w:tblCellMar>
     </w:tblPr>
     <w:tblStylePr w:type="firstRow">
-      <w:tblPr>
-        <w:jc w:val="left"/>
-        <w:tblInd w:type="dxa" w:w="0"/>
-      </w:tblPr>
-      <w:trPr>
-        <w:jc w:val="left"/>
-      </w:trPr>
       <w:tcPr>
         <w:tcBorders>
           <w:bottom w:val="single"/>
@@ -1358,7 +7141,7 @@
       </w:tcPr>
     </w:tblStylePr>
   </w:style>
-  <w:style w:customStyle="1" w:styleId="DefinitionTerm" w:type="paragraph">
+  <w:style w:type="paragraph" w:customStyle="1" w:styleId="DefinitionTerm">
     <w:name w:val="Definition Term"/>
     <w:basedOn w:val="Normal"/>
     <w:next w:val="Definition"/>
@@ -1371,74 +7154,75 @@
       <w:b/>
     </w:rPr>
   </w:style>
-  <w:style w:customStyle="1" w:styleId="Definition" w:type="paragraph">
+  <w:style w:type="paragraph" w:customStyle="1" w:styleId="Definition">
     <w:name w:val="Definition"/>
     <w:basedOn w:val="Normal"/>
   </w:style>
-  <w:style w:styleId="Caption" w:type="paragraph">
+  <w:style w:type="paragraph" w:styleId="Caption">
     <w:name w:val="Caption"/>
     <w:basedOn w:val="Normal"/>
     <w:link w:val="BodyTextChar"/>
     <w:pPr>
-      <w:spacing w:after="120" w:before="0"/>
+      <w:spacing w:before="0" w:after="120"/>
     </w:pPr>
     <w:rPr>
       <w:i/>
     </w:rPr>
   </w:style>
-  <w:style w:customStyle="1" w:styleId="TableCaption" w:type="paragraph">
+  <w:style w:type="paragraph" w:customStyle="1" w:styleId="TableCaption">
     <w:name w:val="Table Caption"/>
     <w:basedOn w:val="Caption"/>
     <w:pPr>
       <w:keepNext/>
     </w:pPr>
   </w:style>
-  <w:style w:customStyle="1" w:styleId="ImageCaption" w:type="paragraph">
+  <w:style w:type="paragraph" w:customStyle="1" w:styleId="ImageCaption">
     <w:name w:val="Image Caption"/>
     <w:basedOn w:val="Caption"/>
   </w:style>
-  <w:style w:customStyle="1" w:styleId="Figure" w:type="paragraph">
+  <w:style w:type="paragraph" w:customStyle="1" w:styleId="Figure">
     <w:name w:val="Figure"/>
     <w:basedOn w:val="Normal"/>
   </w:style>
-  <w:style w:customStyle="1" w:styleId="CaptionedFigure" w:type="paragraph">
+  <w:style w:type="paragraph" w:customStyle="1" w:styleId="CaptionedFigure">
     <w:name w:val="Captioned Figure"/>
     <w:basedOn w:val="Figure"/>
     <w:pPr>
       <w:keepNext/>
     </w:pPr>
   </w:style>
-  <w:style w:customStyle="1" w:styleId="BodyTextChar" w:type="character">
+  <w:style w:type="character" w:customStyle="1" w:styleId="BodyTextChar">
     <w:name w:val="Body Text Char"/>
     <w:basedOn w:val="DefaultParagraphFont"/>
     <w:link w:val="BodyText"/>
   </w:style>
-  <w:style w:customStyle="1" w:styleId="VerbatimChar" w:type="character">
+  <w:style w:type="character" w:customStyle="1" w:styleId="VerbatimChar">
     <w:name w:val="Verbatim Char"/>
     <w:basedOn w:val="BodyTextChar"/>
     <w:rPr>
-      <w:rFonts w:ascii="EB Garamond" w:cs="EB Garamond" w:eastAsia="EB Garamond" w:hAnsi="EB Garamond"/>
-      <w:sz w:val="24"/>
+      <w:rFonts w:ascii="Consolas" w:hAnsi="Consolas"/>
+      <w:sz w:val="22"/>
     </w:rPr>
   </w:style>
-  <w:style w:customStyle="1" w:styleId="SectionNumber" w:type="character">
+  <w:style w:type="character" w:customStyle="1" w:styleId="SectionNumber">
     <w:name w:val="Section Number"/>
     <w:basedOn w:val="BodyTextChar"/>
   </w:style>
-  <w:style w:styleId="FootnoteReference" w:type="character">
+  <w:style w:type="character" w:styleId="FootnoteReference">
     <w:name w:val="Footnote Reference"/>
     <w:basedOn w:val="BodyTextChar"/>
     <w:rPr>
       <w:vertAlign w:val="superscript"/>
     </w:rPr>
   </w:style>
-  <w:style w:styleId="Hyperlink" w:type="character">
+  <w:style w:type="character" w:styleId="Hyperlink">
     <w:name w:val="Hyperlink"/>
     <w:basedOn w:val="BodyTextChar"/>
     <w:rPr>
+      <w:color w:val="000000"/>
     </w:rPr>
   </w:style>
-  <w:style w:styleId="TOCHeading" w:type="paragraph">
+  <w:style w:type="paragraph" w:styleId="TOCHeading">
     <w:name w:val="TOC Heading"/>
     <w:basedOn w:val="Heading1"/>
     <w:next w:val="BodyText"/>
@@ -1450,151 +7234,11 @@
       <w:outlineLvl w:val="9"/>
     </w:pPr>
     <w:rPr>
-      <w:rFonts w:ascii="EB Garamond" w:cs="EB Garamond" w:eastAsia="EB Garamond" w:hAnsi="EB Garamond"/>
+      <w:rFonts w:asciiTheme="majorHAnsi" w:eastAsiaTheme="majorEastAsia" w:hAnsiTheme="majorHAnsi" w:cstheme="majorBidi"/>
       <w:b w:val="0"/>
       <w:bCs w:val="0"/>
+      <w:color w:val="365F91" w:themeColor="accent1" w:themeShade="BF"/>
     </w:rPr>
-  </w:style>
-  <w:style w:customStyle="1" w:styleId="PleadingBody" w:type="paragraph">
-    <w:name w:val="Pleading Body"/>
-    <w:basedOn w:val="Normal"/>
-    <w:qFormat/>
-    <w:pPr>
-      <w:spacing w:after="0" w:before="0" w:line="480" w:lineRule="exact"/>
-      <w:ind w:firstLine="720"/>
-    </w:pPr>
-  </w:style>
-  <w:style w:customStyle="1" w:styleId="PleadingNumbered" w:type="paragraph">
-    <w:name w:val="Pleading Numbered"/>
-    <w:basedOn w:val="PleadingBody"/>
-    <w:qFormat/>
-    <w:pPr>
-      <w:tabs>
-        <w:tab w:pos="1440" w:val="left"/>
-      </w:tabs>
-    </w:pPr>
-  </w:style>
-  <w:style w:customStyle="1" w:styleId="PleadingRelief" w:type="paragraph">
-    <w:name w:val="Pleading Relief"/>
-    <w:basedOn w:val="PleadingBody"/>
-    <w:qFormat/>
-    <w:pPr>
-      <w:keepNext/>
-      <w:keepLines/>
-    </w:pPr>
-  </w:style>
-  <w:style w:customStyle="1" w:styleId="PleadingList" w:type="paragraph">
-    <w:name w:val="Pleading List"/>
-    <w:basedOn w:val="Normal"/>
-    <w:qFormat/>
-    <w:pPr>
-      <w:tabs>
-        <w:tab w:pos="1440" w:val="left"/>
-      </w:tabs>
-      <w:spacing w:after="0" w:before="0" w:line="480" w:lineRule="exact"/>
-      <w:ind w:hanging="720" w:left="1440"/>
-    </w:pPr>
-  </w:style>
-  <w:style w:customStyle="1" w:styleId="PleadingGap" w:type="paragraph">
-    <w:name w:val="Pleading Gap"/>
-    <w:basedOn w:val="Normal"/>
-    <w:qFormat/>
-    <w:pPr>
-      <w:spacing w:after="0" w:before="0" w:line="480" w:lineRule="exact"/>
-    </w:pPr>
-  </w:style>
-  <w:style w:customStyle="1" w:styleId="PleadingSingle" w:type="paragraph">
-    <w:name w:val="Pleading Single"/>
-    <w:basedOn w:val="Normal"/>
-    <w:qFormat/>
-    <w:pPr>
-      <w:spacing w:after="0" w:before="0" w:line="240" w:lineRule="auto"/>
-    </w:pPr>
-  </w:style>
-  <w:style w:customStyle="1" w:styleId="PleadingCourt" w:type="paragraph">
-    <w:name w:val="Pleading Court"/>
-    <w:basedOn w:val="PleadingSingle"/>
-    <w:qFormat/>
-    <w:pPr>
-      <w:keepNext/>
-      <w:jc w:val="center"/>
-    </w:pPr>
-    <w:rPr>
-      <w:b/>
-      <w:bCs/>
-    </w:rPr>
-  </w:style>
-  <w:style w:customStyle="1" w:styleId="PleadingLegend" w:type="paragraph">
-    <w:name w:val="Pleading Legend"/>
-    <w:basedOn w:val="PleadingSingle"/>
-    <w:qFormat/>
-    <w:pPr>
-      <w:spacing w:after="240" w:before="0" w:line="240" w:lineRule="auto"/>
-      <w:jc w:val="right"/>
-    </w:pPr>
-    <w:rPr>
-      <w:b/>
-      <w:bCs/>
-    </w:rPr>
-  </w:style>
-  <w:style w:customStyle="1" w:styleId="PleadingTitle" w:type="paragraph">
-    <w:name w:val="Pleading Title"/>
-    <w:basedOn w:val="PleadingSingle"/>
-    <w:qFormat/>
-    <w:pPr>
-      <w:keepNext/>
-      <w:spacing w:after="240" w:before="0" w:line="240" w:lineRule="auto"/>
-      <w:jc w:val="center"/>
-    </w:pPr>
-    <w:rPr>
-      <w:b/>
-      <w:bCs/>
-    </w:rPr>
-  </w:style>
-  <w:style w:customStyle="1" w:styleId="PleadingSignature" w:type="paragraph">
-    <w:name w:val="Pleading Signature"/>
-    <w:basedOn w:val="PleadingSingle"/>
-    <w:qFormat/>
-    <w:pPr>
-      <w:keepNext/>
-      <w:tabs>
-        <w:tab w:pos="4320" w:val="left"/>
-      </w:tabs>
-      <w:spacing w:after="0" w:before="480" w:line="240" w:lineRule="auto"/>
-    </w:pPr>
-  </w:style>
-  <w:style w:customStyle="1" w:styleId="PleadingSignatureTight" w:type="paragraph">
-    <w:name w:val="Pleading Signature Tight"/>
-    <w:basedOn w:val="PleadingSignature"/>
-    <w:qFormat/>
-    <w:pPr>
-      <w:spacing w:after="0" w:before="240" w:line="240" w:lineRule="auto"/>
-    </w:pPr>
-  </w:style>
-  <w:style w:customStyle="1" w:styleId="PleadingCertificateTitle" w:type="paragraph">
-    <w:name w:val="Pleading Certificate Title"/>
-    <w:basedOn w:val="PleadingTitle"/>
-    <w:qFormat/>
-    <w:pPr>
-      <w:pageBreakBefore/>
-    </w:pPr>
-  </w:style>
-  <w:style w:customStyle="1" w:styleId="PleadingSignatureLine" w:type="paragraph">
-    <w:name w:val="Pleading Signature Line"/>
-    <w:basedOn w:val="PleadingSingle"/>
-    <w:qFormat/>
-    <w:pPr>
-      <w:keepNext/>
-      <w:ind w:left="4320"/>
-    </w:pPr>
-  </w:style>
-  <w:style w:customStyle="1" w:styleId="PleadingSignatureLast" w:type="paragraph">
-    <w:name w:val="Pleading Signature Last"/>
-    <w:basedOn w:val="PleadingSingle"/>
-    <w:qFormat/>
-    <w:pPr>
-      <w:ind w:left="4320"/>
-    </w:pPr>
   </w:style>
   <w:style w:type="paragraph" w:customStyle="1" w:styleId="SourceCode">
     <w:name w:val="Source Code"/>
